--- a/Кейс №2 - ЧИСЛЕННАЯ ОПТИМИЗАЦИЯ ПАРАМЕТРОВ ГАРМОНИЧЕСКОЙ МОДЕЛИ ДЛЯ АППРОКСИМАЦИИ ВРЕМЕННЫХ РЯДОВ МЕТОДОМ ГРАДИЕНТНОГО СПУСКА.docx
+++ b/Кейс №2 - ЧИСЛЕННАЯ ОПТИМИЗАЦИЯ ПАРАМЕТРОВ ГАРМОНИЧЕСКОЙ МОДЕЛИ ДЛЯ АППРОКСИМАЦИИ ВРЕМЕННЫХ РЯДОВ МЕТОДОМ ГРАДИЕНТНОГО СПУСКА.docx
@@ -2451,7 +2451,7 @@
       <w:pPr>
         <w:numPr>
           <w:ilvl w:val="0"/>
-          <w:numId w:val="47"/>
+          <w:numId w:val="1"/>
         </w:numPr>
         <w:tabs>
           <w:tab w:val="clear" w:pos="720"/>
@@ -2522,7 +2522,7 @@
       <w:pPr>
         <w:numPr>
           <w:ilvl w:val="0"/>
-          <w:numId w:val="47"/>
+          <w:numId w:val="1"/>
         </w:numPr>
         <w:tabs>
           <w:tab w:val="clear" w:pos="720"/>
@@ -2591,7 +2591,7 @@
       <w:pPr>
         <w:numPr>
           <w:ilvl w:val="0"/>
-          <w:numId w:val="47"/>
+          <w:numId w:val="1"/>
         </w:numPr>
         <w:tabs>
           <w:tab w:val="clear" w:pos="720"/>
@@ -2668,7 +2668,7 @@
       <w:pPr>
         <w:numPr>
           <w:ilvl w:val="0"/>
-          <w:numId w:val="47"/>
+          <w:numId w:val="1"/>
         </w:numPr>
         <w:tabs>
           <w:tab w:val="clear" w:pos="720"/>
@@ -3471,7 +3471,7 @@
       <w:pPr>
         <w:numPr>
           <w:ilvl w:val="0"/>
-          <w:numId w:val="48"/>
+          <w:numId w:val="2"/>
         </w:numPr>
         <w:tabs>
           <w:tab w:val="clear" w:pos="720"/>
@@ -3550,7 +3550,7 @@
       <w:pPr>
         <w:numPr>
           <w:ilvl w:val="0"/>
-          <w:numId w:val="48"/>
+          <w:numId w:val="2"/>
         </w:numPr>
         <w:tabs>
           <w:tab w:val="clear" w:pos="720"/>
@@ -3704,7 +3704,7 @@
       <w:pPr>
         <w:numPr>
           <w:ilvl w:val="0"/>
-          <w:numId w:val="48"/>
+          <w:numId w:val="2"/>
         </w:numPr>
         <w:tabs>
           <w:tab w:val="clear" w:pos="720"/>
@@ -3862,7 +3862,7 @@
       <w:pPr>
         <w:numPr>
           <w:ilvl w:val="0"/>
-          <w:numId w:val="58"/>
+          <w:numId w:val="6"/>
         </w:numPr>
         <w:tabs>
           <w:tab w:val="clear" w:pos="720"/>
@@ -3889,7 +3889,7 @@
       <w:pPr>
         <w:numPr>
           <w:ilvl w:val="0"/>
-          <w:numId w:val="58"/>
+          <w:numId w:val="6"/>
         </w:numPr>
         <w:tabs>
           <w:tab w:val="clear" w:pos="720"/>
@@ -3925,7 +3925,7 @@
       <w:pPr>
         <w:numPr>
           <w:ilvl w:val="0"/>
-          <w:numId w:val="58"/>
+          <w:numId w:val="6"/>
         </w:numPr>
         <w:tabs>
           <w:tab w:val="clear" w:pos="720"/>
@@ -3952,7 +3952,7 @@
       <w:pPr>
         <w:numPr>
           <w:ilvl w:val="0"/>
-          <w:numId w:val="58"/>
+          <w:numId w:val="6"/>
         </w:numPr>
         <w:tabs>
           <w:tab w:val="clear" w:pos="720"/>
@@ -4058,7 +4058,7 @@
         <w:pStyle w:val="afa"/>
         <w:numPr>
           <w:ilvl w:val="0"/>
-          <w:numId w:val="57"/>
+          <w:numId w:val="5"/>
         </w:numPr>
         <w:spacing w:before="0" w:beforeAutospacing="0" w:after="0" w:afterAutospacing="0" w:line="360" w:lineRule="auto"/>
         <w:ind w:left="0" w:firstLine="709"/>
@@ -4200,7 +4200,7 @@
         <w:pStyle w:val="afa"/>
         <w:numPr>
           <w:ilvl w:val="0"/>
-          <w:numId w:val="57"/>
+          <w:numId w:val="5"/>
         </w:numPr>
         <w:spacing w:before="0" w:beforeAutospacing="0" w:after="0" w:afterAutospacing="0" w:line="360" w:lineRule="auto"/>
         <w:ind w:left="0" w:firstLine="709"/>
@@ -4284,7 +4284,7 @@
         <w:pStyle w:val="afa"/>
         <w:numPr>
           <w:ilvl w:val="0"/>
-          <w:numId w:val="57"/>
+          <w:numId w:val="5"/>
         </w:numPr>
         <w:spacing w:before="0" w:beforeAutospacing="0" w:after="0" w:afterAutospacing="0" w:line="360" w:lineRule="auto"/>
         <w:ind w:left="0" w:firstLine="709"/>
@@ -4403,7 +4403,7 @@
         <w:pStyle w:val="afa"/>
         <w:numPr>
           <w:ilvl w:val="0"/>
-          <w:numId w:val="57"/>
+          <w:numId w:val="5"/>
         </w:numPr>
         <w:spacing w:before="0" w:beforeAutospacing="0" w:after="0" w:afterAutospacing="0" w:line="360" w:lineRule="auto"/>
         <w:ind w:left="0" w:firstLine="709"/>
@@ -4511,7 +4511,7 @@
         <w:pStyle w:val="afa"/>
         <w:numPr>
           <w:ilvl w:val="0"/>
-          <w:numId w:val="57"/>
+          <w:numId w:val="5"/>
         </w:numPr>
         <w:spacing w:before="0" w:beforeAutospacing="0" w:after="0" w:afterAutospacing="0" w:line="360" w:lineRule="auto"/>
         <w:ind w:left="0" w:firstLine="709"/>
@@ -4658,7 +4658,7 @@
         <w:pStyle w:val="afa"/>
         <w:numPr>
           <w:ilvl w:val="0"/>
-          <w:numId w:val="57"/>
+          <w:numId w:val="5"/>
         </w:numPr>
         <w:spacing w:before="0" w:beforeAutospacing="0" w:after="0" w:afterAutospacing="0" w:line="360" w:lineRule="auto"/>
         <w:ind w:left="0" w:firstLine="709"/>
@@ -4714,7 +4714,7 @@
         <w:pStyle w:val="afa"/>
         <w:numPr>
           <w:ilvl w:val="0"/>
-          <w:numId w:val="57"/>
+          <w:numId w:val="5"/>
         </w:numPr>
         <w:spacing w:before="0" w:beforeAutospacing="0" w:after="0" w:afterAutospacing="0" w:line="360" w:lineRule="auto"/>
         <w:ind w:left="0" w:firstLine="709"/>
@@ -4850,7 +4850,7 @@
         <w:pStyle w:val="afa"/>
         <w:numPr>
           <w:ilvl w:val="0"/>
-          <w:numId w:val="57"/>
+          <w:numId w:val="5"/>
         </w:numPr>
         <w:spacing w:before="0" w:beforeAutospacing="0" w:after="0" w:afterAutospacing="0" w:line="360" w:lineRule="auto"/>
         <w:ind w:left="0" w:firstLine="709"/>
@@ -4987,7 +4987,7 @@
         <w:pStyle w:val="afa"/>
         <w:numPr>
           <w:ilvl w:val="0"/>
-          <w:numId w:val="57"/>
+          <w:numId w:val="5"/>
         </w:numPr>
         <w:spacing w:before="0" w:beforeAutospacing="0" w:after="0" w:afterAutospacing="0" w:line="360" w:lineRule="auto"/>
         <w:ind w:left="0" w:firstLine="709"/>
@@ -5096,7 +5096,7 @@
         <w:pStyle w:val="afa"/>
         <w:numPr>
           <w:ilvl w:val="0"/>
-          <w:numId w:val="57"/>
+          <w:numId w:val="5"/>
         </w:numPr>
         <w:spacing w:before="0" w:beforeAutospacing="0" w:after="0" w:afterAutospacing="0" w:line="360" w:lineRule="auto"/>
         <w:ind w:left="0" w:firstLine="709"/>
@@ -5192,7 +5192,7 @@
         <w:pStyle w:val="afa"/>
         <w:numPr>
           <w:ilvl w:val="0"/>
-          <w:numId w:val="57"/>
+          <w:numId w:val="5"/>
         </w:numPr>
         <w:spacing w:before="0" w:beforeAutospacing="0" w:after="0" w:afterAutospacing="0" w:line="360" w:lineRule="auto"/>
         <w:ind w:left="0" w:firstLine="709"/>
@@ -5291,7 +5291,7 @@
         <w:pStyle w:val="afa"/>
         <w:numPr>
           <w:ilvl w:val="0"/>
-          <w:numId w:val="57"/>
+          <w:numId w:val="5"/>
         </w:numPr>
         <w:spacing w:before="0" w:beforeAutospacing="0" w:after="0" w:afterAutospacing="0" w:line="360" w:lineRule="auto"/>
         <w:ind w:left="0" w:firstLine="709"/>
@@ -5347,7 +5347,7 @@
         <w:pStyle w:val="afa"/>
         <w:numPr>
           <w:ilvl w:val="0"/>
-          <w:numId w:val="57"/>
+          <w:numId w:val="5"/>
         </w:numPr>
         <w:spacing w:before="0" w:beforeAutospacing="0" w:after="0" w:afterAutospacing="0" w:line="360" w:lineRule="auto"/>
         <w:ind w:left="0" w:firstLine="709"/>
@@ -5546,7 +5546,7 @@
       <w:pPr>
         <w:numPr>
           <w:ilvl w:val="0"/>
-          <w:numId w:val="49"/>
+          <w:numId w:val="3"/>
         </w:numPr>
         <w:tabs>
           <w:tab w:val="clear" w:pos="720"/>
@@ -5573,7 +5573,7 @@
       <w:pPr>
         <w:numPr>
           <w:ilvl w:val="1"/>
-          <w:numId w:val="50"/>
+          <w:numId w:val="4"/>
         </w:numPr>
         <w:spacing w:after="0" w:line="360" w:lineRule="auto"/>
         <w:ind w:hanging="22"/>
@@ -5613,7 +5613,7 @@
       <w:pPr>
         <w:numPr>
           <w:ilvl w:val="1"/>
-          <w:numId w:val="50"/>
+          <w:numId w:val="4"/>
         </w:numPr>
         <w:spacing w:after="0" w:line="360" w:lineRule="auto"/>
         <w:ind w:hanging="22"/>
@@ -5653,7 +5653,7 @@
       <w:pPr>
         <w:numPr>
           <w:ilvl w:val="0"/>
-          <w:numId w:val="49"/>
+          <w:numId w:val="3"/>
         </w:numPr>
         <w:tabs>
           <w:tab w:val="clear" w:pos="720"/>
@@ -5680,7 +5680,7 @@
       <w:pPr>
         <w:numPr>
           <w:ilvl w:val="0"/>
-          <w:numId w:val="49"/>
+          <w:numId w:val="3"/>
         </w:numPr>
         <w:tabs>
           <w:tab w:val="clear" w:pos="720"/>
@@ -48804,27 +48804,7 @@
           <w:szCs w:val="28"/>
           <w:lang w:val="en-US"/>
         </w:rPr>
-        <w:t xml:space="preserve"> (base) = 0.002, </w:t>
-      </w:r>
-      <w:proofErr w:type="spellStart"/>
-      <w:r>
-        <w:rPr>
-          <w:rFonts w:ascii="Times New Roman" w:hAnsi="Times New Roman" w:cs="Times New Roman"/>
-          <w:sz w:val="28"/>
-          <w:szCs w:val="28"/>
-          <w:lang w:val="en-US"/>
-        </w:rPr>
-        <w:t>max_iter</w:t>
-      </w:r>
-      <w:proofErr w:type="spellEnd"/>
-      <w:r>
-        <w:rPr>
-          <w:rFonts w:ascii="Times New Roman" w:hAnsi="Times New Roman" w:cs="Times New Roman"/>
-          <w:sz w:val="28"/>
-          <w:szCs w:val="28"/>
-          <w:lang w:val="en-US"/>
-        </w:rPr>
-        <w:t xml:space="preserve"> = 5000</w:t>
+        <w:t xml:space="preserve"> (base) = 0.002, max_iter = 5000</w:t>
       </w:r>
     </w:p>
     <w:p>
@@ -49466,27 +49446,7 @@
           <w:szCs w:val="28"/>
           <w:lang w:val="en-US"/>
         </w:rPr>
-        <w:t xml:space="preserve"> = 0.05, </w:t>
-      </w:r>
-      <w:proofErr w:type="spellStart"/>
-      <w:r>
-        <w:rPr>
-          <w:rFonts w:ascii="Times New Roman" w:hAnsi="Times New Roman" w:cs="Times New Roman"/>
-          <w:sz w:val="28"/>
-          <w:szCs w:val="28"/>
-          <w:lang w:val="en-US"/>
-        </w:rPr>
-        <w:t>max_iter</w:t>
-      </w:r>
-      <w:proofErr w:type="spellEnd"/>
-      <w:r>
-        <w:rPr>
-          <w:rFonts w:ascii="Times New Roman" w:hAnsi="Times New Roman" w:cs="Times New Roman"/>
-          <w:sz w:val="28"/>
-          <w:szCs w:val="28"/>
-          <w:lang w:val="en-US"/>
-        </w:rPr>
-        <w:t xml:space="preserve"> = 3000</w:t>
+        <w:t xml:space="preserve"> = 0.05, max_iter = 3000</w:t>
       </w:r>
     </w:p>
     <w:p>
@@ -49868,7 +49828,7 @@
           <w:sz w:val="28"/>
           <w:szCs w:val="28"/>
         </w:rPr>
-        <w:t>================================================================================</w:t>
+        <w:t>------------------------------------------------------------</w:t>
       </w:r>
     </w:p>
     <w:p>
@@ -49891,8 +49851,7 @@
           <w:sz w:val="28"/>
           <w:szCs w:val="28"/>
         </w:rPr>
-        <w:lastRenderedPageBreak/>
-        <w:t>ЧАСТЬ 2: РЕТРОСПЕКТИВНАЯ ПРОВЕРКА (90% обучение / 10% тест)</w:t>
+        <w:t>Параметры модели Метод 1 (МНК):</w:t>
       </w:r>
     </w:p>
     <w:p>
@@ -49915,7 +49874,7 @@
           <w:sz w:val="28"/>
           <w:szCs w:val="28"/>
         </w:rPr>
-        <w:t>================================================================================</w:t>
+        <w:t>------------------------------------------------------------</w:t>
       </w:r>
     </w:p>
     <w:p>
@@ -49938,25 +49897,8 @@
           <w:sz w:val="28"/>
           <w:szCs w:val="28"/>
         </w:rPr>
-        <w:t xml:space="preserve">  [</w:t>
-      </w:r>
-      <w:proofErr w:type="spellStart"/>
-      <w:r>
-        <w:rPr>
-          <w:rFonts w:ascii="Times New Roman" w:hAnsi="Times New Roman" w:cs="Times New Roman"/>
-          <w:sz w:val="28"/>
-          <w:szCs w:val="28"/>
-        </w:rPr>
-        <w:t>Init</w:t>
-      </w:r>
-      <w:proofErr w:type="spellEnd"/>
-      <w:r>
-        <w:rPr>
-          <w:rFonts w:ascii="Times New Roman" w:hAnsi="Times New Roman" w:cs="Times New Roman"/>
-          <w:sz w:val="28"/>
-          <w:szCs w:val="28"/>
-        </w:rPr>
-        <w:t>] Запуск умной инициализации параметров...</w:t>
+        <w:lastRenderedPageBreak/>
+        <w:t xml:space="preserve">  B = 41.032041</w:t>
       </w:r>
     </w:p>
     <w:p>
@@ -49979,25 +49921,7 @@
           <w:sz w:val="28"/>
           <w:szCs w:val="28"/>
         </w:rPr>
-        <w:t xml:space="preserve">  [</w:t>
-      </w:r>
-      <w:proofErr w:type="spellStart"/>
-      <w:r>
-        <w:rPr>
-          <w:rFonts w:ascii="Times New Roman" w:hAnsi="Times New Roman" w:cs="Times New Roman"/>
-          <w:sz w:val="28"/>
-          <w:szCs w:val="28"/>
-        </w:rPr>
-        <w:t>Init</w:t>
-      </w:r>
-      <w:proofErr w:type="spellEnd"/>
-      <w:r>
-        <w:rPr>
-          <w:rFonts w:ascii="Times New Roman" w:hAnsi="Times New Roman" w:cs="Times New Roman"/>
-          <w:sz w:val="28"/>
-          <w:szCs w:val="28"/>
-        </w:rPr>
-        <w:t>] Запуск умной инициализации параметров...</w:t>
+        <w:t xml:space="preserve">  Гармоника 1: A= 2.977628, ω= 6.807489, δ= 2.598220</w:t>
       </w:r>
     </w:p>
     <w:p>
@@ -50020,7 +49944,76 @@
           <w:sz w:val="28"/>
           <w:szCs w:val="28"/>
         </w:rPr>
-        <w:t>RMSE на тесте: M1=5.4561, M2=5.4599</w:t>
+        <w:t xml:space="preserve">  Гармоника 2: A= 1.046269, ω=18.424244, δ=-2.603132</w:t>
+      </w:r>
+    </w:p>
+    <w:p>
+      <w:pPr>
+        <w:tabs>
+          <w:tab w:val="left" w:pos="9214"/>
+        </w:tabs>
+        <w:spacing w:after="0" w:line="360" w:lineRule="auto"/>
+        <w:ind w:firstLine="709"/>
+        <w:jc w:val="both"/>
+        <w:rPr>
+          <w:rFonts w:ascii="Times New Roman" w:hAnsi="Times New Roman" w:cs="Times New Roman"/>
+          <w:sz w:val="28"/>
+          <w:szCs w:val="28"/>
+        </w:rPr>
+      </w:pPr>
+      <w:r>
+        <w:rPr>
+          <w:rFonts w:ascii="Times New Roman" w:hAnsi="Times New Roman" w:cs="Times New Roman"/>
+          <w:sz w:val="28"/>
+          <w:szCs w:val="28"/>
+        </w:rPr>
+        <w:t xml:space="preserve">  Гармоника 3: A= 1.782786, ω=10.372046, δ=-0.767435</w:t>
+      </w:r>
+    </w:p>
+    <w:p>
+      <w:pPr>
+        <w:tabs>
+          <w:tab w:val="left" w:pos="9214"/>
+        </w:tabs>
+        <w:spacing w:after="0" w:line="360" w:lineRule="auto"/>
+        <w:ind w:firstLine="709"/>
+        <w:jc w:val="both"/>
+        <w:rPr>
+          <w:rFonts w:ascii="Times New Roman" w:hAnsi="Times New Roman" w:cs="Times New Roman"/>
+          <w:sz w:val="28"/>
+          <w:szCs w:val="28"/>
+        </w:rPr>
+      </w:pPr>
+      <w:r>
+        <w:rPr>
+          <w:rFonts w:ascii="Times New Roman" w:hAnsi="Times New Roman" w:cs="Times New Roman"/>
+          <w:sz w:val="28"/>
+          <w:szCs w:val="28"/>
+        </w:rPr>
+        <w:t xml:space="preserve">  Гармоника 4: A= 1.015299, ω=31.558570, δ=-1.472773</w:t>
+      </w:r>
+    </w:p>
+    <w:p>
+      <w:pPr>
+        <w:tabs>
+          <w:tab w:val="left" w:pos="9214"/>
+        </w:tabs>
+        <w:spacing w:after="0" w:line="360" w:lineRule="auto"/>
+        <w:ind w:firstLine="709"/>
+        <w:jc w:val="both"/>
+        <w:rPr>
+          <w:rFonts w:ascii="Times New Roman" w:hAnsi="Times New Roman" w:cs="Times New Roman"/>
+          <w:sz w:val="28"/>
+          <w:szCs w:val="28"/>
+        </w:rPr>
+      </w:pPr>
+      <w:r>
+        <w:rPr>
+          <w:rFonts w:ascii="Times New Roman" w:hAnsi="Times New Roman" w:cs="Times New Roman"/>
+          <w:sz w:val="28"/>
+          <w:szCs w:val="28"/>
+        </w:rPr>
+        <w:t xml:space="preserve">  Гармоника 5: A= 0.986564, ω=36.652588, δ= 0.174894</w:t>
       </w:r>
     </w:p>
     <w:p>
@@ -50058,7 +50051,7 @@
           <w:sz w:val="28"/>
           <w:szCs w:val="28"/>
         </w:rPr>
-        <w:t>================================================================================</w:t>
+        <w:t>------------------------------------------------------------</w:t>
       </w:r>
     </w:p>
     <w:p>
@@ -50081,7 +50074,7 @@
           <w:sz w:val="28"/>
           <w:szCs w:val="28"/>
         </w:rPr>
-        <w:t>ЧАСТЬ 3: ПРОГНОЗ В БУДУЩЕЕ (15%)</w:t>
+        <w:t>Параметры модели Метод 2 (МОП):</w:t>
       </w:r>
     </w:p>
     <w:p>
@@ -50104,7 +50097,145 @@
           <w:sz w:val="28"/>
           <w:szCs w:val="28"/>
         </w:rPr>
-        <w:t>================================================================================</w:t>
+        <w:t>------------------------------------------------------------</w:t>
+      </w:r>
+    </w:p>
+    <w:p>
+      <w:pPr>
+        <w:tabs>
+          <w:tab w:val="left" w:pos="9214"/>
+        </w:tabs>
+        <w:spacing w:after="0" w:line="360" w:lineRule="auto"/>
+        <w:ind w:firstLine="709"/>
+        <w:jc w:val="both"/>
+        <w:rPr>
+          <w:rFonts w:ascii="Times New Roman" w:hAnsi="Times New Roman" w:cs="Times New Roman"/>
+          <w:sz w:val="28"/>
+          <w:szCs w:val="28"/>
+        </w:rPr>
+      </w:pPr>
+      <w:r>
+        <w:rPr>
+          <w:rFonts w:ascii="Times New Roman" w:hAnsi="Times New Roman" w:cs="Times New Roman"/>
+          <w:sz w:val="28"/>
+          <w:szCs w:val="28"/>
+        </w:rPr>
+        <w:t xml:space="preserve">  B = 41.305052</w:t>
+      </w:r>
+    </w:p>
+    <w:p>
+      <w:pPr>
+        <w:tabs>
+          <w:tab w:val="left" w:pos="9214"/>
+        </w:tabs>
+        <w:spacing w:after="0" w:line="360" w:lineRule="auto"/>
+        <w:ind w:firstLine="709"/>
+        <w:jc w:val="both"/>
+        <w:rPr>
+          <w:rFonts w:ascii="Times New Roman" w:hAnsi="Times New Roman" w:cs="Times New Roman"/>
+          <w:sz w:val="28"/>
+          <w:szCs w:val="28"/>
+        </w:rPr>
+      </w:pPr>
+      <w:r>
+        <w:rPr>
+          <w:rFonts w:ascii="Times New Roman" w:hAnsi="Times New Roman" w:cs="Times New Roman"/>
+          <w:sz w:val="28"/>
+          <w:szCs w:val="28"/>
+        </w:rPr>
+        <w:t xml:space="preserve">  Гармоника 1: A= 3.326309, ω= 7.830223, δ= 1.928965</w:t>
+      </w:r>
+    </w:p>
+    <w:p>
+      <w:pPr>
+        <w:tabs>
+          <w:tab w:val="left" w:pos="9214"/>
+        </w:tabs>
+        <w:spacing w:after="0" w:line="360" w:lineRule="auto"/>
+        <w:ind w:firstLine="709"/>
+        <w:jc w:val="both"/>
+        <w:rPr>
+          <w:rFonts w:ascii="Times New Roman" w:hAnsi="Times New Roman" w:cs="Times New Roman"/>
+          <w:sz w:val="28"/>
+          <w:szCs w:val="28"/>
+        </w:rPr>
+      </w:pPr>
+      <w:r>
+        <w:rPr>
+          <w:rFonts w:ascii="Times New Roman" w:hAnsi="Times New Roman" w:cs="Times New Roman"/>
+          <w:sz w:val="28"/>
+          <w:szCs w:val="28"/>
+        </w:rPr>
+        <w:t xml:space="preserve">  Гармоника 2: A= 1.157082, ω=18.660075, δ=-2.780601</w:t>
+      </w:r>
+    </w:p>
+    <w:p>
+      <w:pPr>
+        <w:tabs>
+          <w:tab w:val="left" w:pos="9214"/>
+        </w:tabs>
+        <w:spacing w:after="0" w:line="360" w:lineRule="auto"/>
+        <w:ind w:firstLine="709"/>
+        <w:jc w:val="both"/>
+        <w:rPr>
+          <w:rFonts w:ascii="Times New Roman" w:hAnsi="Times New Roman" w:cs="Times New Roman"/>
+          <w:sz w:val="28"/>
+          <w:szCs w:val="28"/>
+        </w:rPr>
+      </w:pPr>
+      <w:r>
+        <w:rPr>
+          <w:rFonts w:ascii="Times New Roman" w:hAnsi="Times New Roman" w:cs="Times New Roman"/>
+          <w:sz w:val="28"/>
+          <w:szCs w:val="28"/>
+        </w:rPr>
+        <w:t xml:space="preserve">  Гармоника 3: A= 1.497522, ω=10.924525, δ=-1.482475</w:t>
+      </w:r>
+    </w:p>
+    <w:p>
+      <w:pPr>
+        <w:tabs>
+          <w:tab w:val="left" w:pos="9214"/>
+        </w:tabs>
+        <w:spacing w:after="0" w:line="360" w:lineRule="auto"/>
+        <w:ind w:firstLine="709"/>
+        <w:jc w:val="both"/>
+        <w:rPr>
+          <w:rFonts w:ascii="Times New Roman" w:hAnsi="Times New Roman" w:cs="Times New Roman"/>
+          <w:sz w:val="28"/>
+          <w:szCs w:val="28"/>
+        </w:rPr>
+      </w:pPr>
+      <w:r>
+        <w:rPr>
+          <w:rFonts w:ascii="Times New Roman" w:hAnsi="Times New Roman" w:cs="Times New Roman"/>
+          <w:sz w:val="28"/>
+          <w:szCs w:val="28"/>
+        </w:rPr>
+        <w:t xml:space="preserve">  Гармоника 4: A= 0.917082, ω=31.037095, δ=-1.301860</w:t>
+      </w:r>
+    </w:p>
+    <w:p>
+      <w:pPr>
+        <w:tabs>
+          <w:tab w:val="left" w:pos="9214"/>
+        </w:tabs>
+        <w:spacing w:after="0" w:line="360" w:lineRule="auto"/>
+        <w:ind w:firstLine="709"/>
+        <w:jc w:val="both"/>
+        <w:rPr>
+          <w:rFonts w:ascii="Times New Roman" w:hAnsi="Times New Roman" w:cs="Times New Roman"/>
+          <w:sz w:val="28"/>
+          <w:szCs w:val="28"/>
+        </w:rPr>
+      </w:pPr>
+      <w:r>
+        <w:rPr>
+          <w:rFonts w:ascii="Times New Roman" w:hAnsi="Times New Roman" w:cs="Times New Roman"/>
+          <w:sz w:val="28"/>
+          <w:szCs w:val="28"/>
+        </w:rPr>
+        <w:t xml:space="preserve">  Гармоника 5: A= 0.870744, ω=37.225465, δ=-0.072864</w:t>
       </w:r>
     </w:p>
     <w:p>
@@ -50142,7 +50273,7 @@
           <w:sz w:val="28"/>
           <w:szCs w:val="28"/>
         </w:rPr>
-        <w:t>Создание графиков...</w:t>
+        <w:t>================================================================================</w:t>
       </w:r>
     </w:p>
     <w:p>
@@ -50157,7 +50288,6 @@
           <w:rFonts w:ascii="Times New Roman" w:hAnsi="Times New Roman" w:cs="Times New Roman"/>
           <w:sz w:val="28"/>
           <w:szCs w:val="28"/>
-          <w:lang w:val="en-US"/>
         </w:rPr>
       </w:pPr>
       <w:r>
@@ -50165,17 +50295,8 @@
           <w:rFonts w:ascii="Times New Roman" w:hAnsi="Times New Roman" w:cs="Times New Roman"/>
           <w:sz w:val="28"/>
           <w:szCs w:val="28"/>
-          <w:lang w:val="en-US"/>
-        </w:rPr>
-        <w:t xml:space="preserve">- heineken_harmonic_analysis.png </w:t>
-      </w:r>
-      <w:r>
-        <w:rPr>
-          <w:rFonts w:ascii="Times New Roman" w:hAnsi="Times New Roman" w:cs="Times New Roman"/>
-          <w:sz w:val="28"/>
-          <w:szCs w:val="28"/>
-        </w:rPr>
-        <w:t>сохранен</w:t>
+        </w:rPr>
+        <w:t>ЧАСТЬ 2: РЕТРОСПЕКТИВНАЯ ПРОВЕРКА (90% обучение / 10% тест)</w:t>
       </w:r>
     </w:p>
     <w:p>
@@ -50190,7 +50311,6 @@
           <w:rFonts w:ascii="Times New Roman" w:hAnsi="Times New Roman" w:cs="Times New Roman"/>
           <w:sz w:val="28"/>
           <w:szCs w:val="28"/>
-          <w:lang w:val="en-US"/>
         </w:rPr>
       </w:pPr>
       <w:r>
@@ -50198,17 +50318,8 @@
           <w:rFonts w:ascii="Times New Roman" w:hAnsi="Times New Roman" w:cs="Times New Roman"/>
           <w:sz w:val="28"/>
           <w:szCs w:val="28"/>
-          <w:lang w:val="en-US"/>
-        </w:rPr>
-        <w:t xml:space="preserve">- heineken_extrapolation.png </w:t>
-      </w:r>
-      <w:r>
-        <w:rPr>
-          <w:rFonts w:ascii="Times New Roman" w:hAnsi="Times New Roman" w:cs="Times New Roman"/>
-          <w:sz w:val="28"/>
-          <w:szCs w:val="28"/>
-        </w:rPr>
-        <w:t>сохранен</w:t>
+        </w:rPr>
+        <w:t>================================================================================</w:t>
       </w:r>
     </w:p>
     <w:p>
@@ -50223,7 +50334,6 @@
           <w:rFonts w:ascii="Times New Roman" w:hAnsi="Times New Roman" w:cs="Times New Roman"/>
           <w:sz w:val="28"/>
           <w:szCs w:val="28"/>
-          <w:lang w:val="en-US"/>
         </w:rPr>
       </w:pPr>
       <w:r>
@@ -50231,17 +50341,26 @@
           <w:rFonts w:ascii="Times New Roman" w:hAnsi="Times New Roman" w:cs="Times New Roman"/>
           <w:sz w:val="28"/>
           <w:szCs w:val="28"/>
-          <w:lang w:val="en-US"/>
-        </w:rPr>
-        <w:t xml:space="preserve">- forecast.csv </w:t>
-      </w:r>
+        </w:rPr>
+        <w:t xml:space="preserve">  [</w:t>
+      </w:r>
+      <w:proofErr w:type="spellStart"/>
       <w:r>
         <w:rPr>
           <w:rFonts w:ascii="Times New Roman" w:hAnsi="Times New Roman" w:cs="Times New Roman"/>
           <w:sz w:val="28"/>
           <w:szCs w:val="28"/>
         </w:rPr>
-        <w:t>сохранен</w:t>
+        <w:t>Init</w:t>
+      </w:r>
+      <w:proofErr w:type="spellEnd"/>
+      <w:r>
+        <w:rPr>
+          <w:rFonts w:ascii="Times New Roman" w:hAnsi="Times New Roman" w:cs="Times New Roman"/>
+          <w:sz w:val="28"/>
+          <w:szCs w:val="28"/>
+        </w:rPr>
+        <w:t>] Запуск умной инициализации параметров...</w:t>
       </w:r>
     </w:p>
     <w:p>
@@ -50256,7 +50375,6 @@
           <w:rFonts w:ascii="Times New Roman" w:hAnsi="Times New Roman" w:cs="Times New Roman"/>
           <w:sz w:val="28"/>
           <w:szCs w:val="28"/>
-          <w:lang w:val="en-US"/>
         </w:rPr>
       </w:pPr>
       <w:r>
@@ -50264,9 +50382,8 @@
           <w:rFonts w:ascii="Times New Roman" w:hAnsi="Times New Roman" w:cs="Times New Roman"/>
           <w:sz w:val="28"/>
           <w:szCs w:val="28"/>
-          <w:lang w:val="en-US"/>
-        </w:rPr>
-        <w:t xml:space="preserve">- </w:t>
+        </w:rPr>
+        <w:t xml:space="preserve">  [</w:t>
       </w:r>
       <w:proofErr w:type="spellStart"/>
       <w:r>
@@ -50274,9 +50391,8 @@
           <w:rFonts w:ascii="Times New Roman" w:hAnsi="Times New Roman" w:cs="Times New Roman"/>
           <w:sz w:val="28"/>
           <w:szCs w:val="28"/>
-          <w:lang w:val="en-US"/>
-        </w:rPr>
-        <w:t>results.json</w:t>
+        </w:rPr>
+        <w:t>Init</w:t>
       </w:r>
       <w:proofErr w:type="spellEnd"/>
       <w:r>
@@ -50284,17 +50400,8 @@
           <w:rFonts w:ascii="Times New Roman" w:hAnsi="Times New Roman" w:cs="Times New Roman"/>
           <w:sz w:val="28"/>
           <w:szCs w:val="28"/>
-          <w:lang w:val="en-US"/>
-        </w:rPr>
-        <w:t xml:space="preserve"> </w:t>
-      </w:r>
-      <w:r>
-        <w:rPr>
-          <w:rFonts w:ascii="Times New Roman" w:hAnsi="Times New Roman" w:cs="Times New Roman"/>
-          <w:sz w:val="28"/>
-          <w:szCs w:val="28"/>
-        </w:rPr>
-        <w:t>сохранен</w:t>
+        </w:rPr>
+        <w:t>] Запуск умной инициализации параметров...</w:t>
       </w:r>
     </w:p>
     <w:p>
@@ -50309,7 +50416,29 @@
           <w:rFonts w:ascii="Times New Roman" w:hAnsi="Times New Roman" w:cs="Times New Roman"/>
           <w:sz w:val="28"/>
           <w:szCs w:val="28"/>
-          <w:lang w:val="en-US"/>
+        </w:rPr>
+      </w:pPr>
+      <w:r>
+        <w:rPr>
+          <w:rFonts w:ascii="Times New Roman" w:hAnsi="Times New Roman" w:cs="Times New Roman"/>
+          <w:sz w:val="28"/>
+          <w:szCs w:val="28"/>
+        </w:rPr>
+        <w:t>RMSE на тесте: M1=5.4561, M2=5.4599</w:t>
+      </w:r>
+    </w:p>
+    <w:p>
+      <w:pPr>
+        <w:tabs>
+          <w:tab w:val="left" w:pos="9214"/>
+        </w:tabs>
+        <w:spacing w:after="0" w:line="360" w:lineRule="auto"/>
+        <w:ind w:firstLine="709"/>
+        <w:jc w:val="both"/>
+        <w:rPr>
+          <w:rFonts w:ascii="Times New Roman" w:hAnsi="Times New Roman" w:cs="Times New Roman"/>
+          <w:sz w:val="28"/>
+          <w:szCs w:val="28"/>
         </w:rPr>
       </w:pPr>
     </w:p>
@@ -50325,6 +50454,114 @@
           <w:rFonts w:ascii="Times New Roman" w:hAnsi="Times New Roman" w:cs="Times New Roman"/>
           <w:sz w:val="28"/>
           <w:szCs w:val="28"/>
+        </w:rPr>
+      </w:pPr>
+      <w:r>
+        <w:rPr>
+          <w:rFonts w:ascii="Times New Roman" w:hAnsi="Times New Roman" w:cs="Times New Roman"/>
+          <w:sz w:val="28"/>
+          <w:szCs w:val="28"/>
+        </w:rPr>
+        <w:t>================================================================================</w:t>
+      </w:r>
+    </w:p>
+    <w:p>
+      <w:pPr>
+        <w:tabs>
+          <w:tab w:val="left" w:pos="9214"/>
+        </w:tabs>
+        <w:spacing w:after="0" w:line="360" w:lineRule="auto"/>
+        <w:ind w:firstLine="709"/>
+        <w:jc w:val="both"/>
+        <w:rPr>
+          <w:rFonts w:ascii="Times New Roman" w:hAnsi="Times New Roman" w:cs="Times New Roman"/>
+          <w:sz w:val="28"/>
+          <w:szCs w:val="28"/>
+        </w:rPr>
+      </w:pPr>
+      <w:r>
+        <w:rPr>
+          <w:rFonts w:ascii="Times New Roman" w:hAnsi="Times New Roman" w:cs="Times New Roman"/>
+          <w:sz w:val="28"/>
+          <w:szCs w:val="28"/>
+        </w:rPr>
+        <w:t>ЧАСТЬ 3: ПРОГНОЗ В БУДУЩЕЕ (15%)</w:t>
+      </w:r>
+    </w:p>
+    <w:p>
+      <w:pPr>
+        <w:tabs>
+          <w:tab w:val="left" w:pos="9214"/>
+        </w:tabs>
+        <w:spacing w:after="0" w:line="360" w:lineRule="auto"/>
+        <w:ind w:firstLine="709"/>
+        <w:jc w:val="both"/>
+        <w:rPr>
+          <w:rFonts w:ascii="Times New Roman" w:hAnsi="Times New Roman" w:cs="Times New Roman"/>
+          <w:sz w:val="28"/>
+          <w:szCs w:val="28"/>
+        </w:rPr>
+      </w:pPr>
+      <w:r>
+        <w:rPr>
+          <w:rFonts w:ascii="Times New Roman" w:hAnsi="Times New Roman" w:cs="Times New Roman"/>
+          <w:sz w:val="28"/>
+          <w:szCs w:val="28"/>
+        </w:rPr>
+        <w:lastRenderedPageBreak/>
+        <w:t>================================================================================</w:t>
+      </w:r>
+    </w:p>
+    <w:p>
+      <w:pPr>
+        <w:tabs>
+          <w:tab w:val="left" w:pos="9214"/>
+        </w:tabs>
+        <w:spacing w:after="0" w:line="360" w:lineRule="auto"/>
+        <w:ind w:firstLine="709"/>
+        <w:jc w:val="both"/>
+        <w:rPr>
+          <w:rFonts w:ascii="Times New Roman" w:hAnsi="Times New Roman" w:cs="Times New Roman"/>
+          <w:sz w:val="28"/>
+          <w:szCs w:val="28"/>
+        </w:rPr>
+      </w:pPr>
+    </w:p>
+    <w:p>
+      <w:pPr>
+        <w:tabs>
+          <w:tab w:val="left" w:pos="9214"/>
+        </w:tabs>
+        <w:spacing w:after="0" w:line="360" w:lineRule="auto"/>
+        <w:ind w:firstLine="709"/>
+        <w:jc w:val="both"/>
+        <w:rPr>
+          <w:rFonts w:ascii="Times New Roman" w:hAnsi="Times New Roman" w:cs="Times New Roman"/>
+          <w:sz w:val="28"/>
+          <w:szCs w:val="28"/>
+        </w:rPr>
+      </w:pPr>
+      <w:r>
+        <w:rPr>
+          <w:rFonts w:ascii="Times New Roman" w:hAnsi="Times New Roman" w:cs="Times New Roman"/>
+          <w:sz w:val="28"/>
+          <w:szCs w:val="28"/>
+        </w:rPr>
+        <w:t>Создание графиков...</w:t>
+      </w:r>
+    </w:p>
+    <w:p>
+      <w:pPr>
+        <w:tabs>
+          <w:tab w:val="left" w:pos="9214"/>
+        </w:tabs>
+        <w:spacing w:after="0" w:line="360" w:lineRule="auto"/>
+        <w:ind w:firstLine="709"/>
+        <w:jc w:val="both"/>
+        <w:rPr>
+          <w:rFonts w:ascii="Times New Roman" w:hAnsi="Times New Roman" w:cs="Times New Roman"/>
+          <w:sz w:val="28"/>
+          <w:szCs w:val="28"/>
           <w:lang w:val="en-US"/>
         </w:rPr>
       </w:pPr>
@@ -50335,7 +50572,114 @@
           <w:szCs w:val="28"/>
           <w:lang w:val="en-US"/>
         </w:rPr>
-        <w:t>Process finished with exit code 0</w:t>
+        <w:t xml:space="preserve">- heineken_harmonic_analysis.png </w:t>
+      </w:r>
+      <w:r>
+        <w:rPr>
+          <w:rFonts w:ascii="Times New Roman" w:hAnsi="Times New Roman" w:cs="Times New Roman"/>
+          <w:sz w:val="28"/>
+          <w:szCs w:val="28"/>
+        </w:rPr>
+        <w:t>сохранен</w:t>
+      </w:r>
+    </w:p>
+    <w:p>
+      <w:pPr>
+        <w:tabs>
+          <w:tab w:val="left" w:pos="9214"/>
+        </w:tabs>
+        <w:spacing w:after="0" w:line="360" w:lineRule="auto"/>
+        <w:ind w:firstLine="709"/>
+        <w:jc w:val="both"/>
+        <w:rPr>
+          <w:rFonts w:ascii="Times New Roman" w:hAnsi="Times New Roman" w:cs="Times New Roman"/>
+          <w:sz w:val="28"/>
+          <w:szCs w:val="28"/>
+          <w:lang w:val="en-US"/>
+        </w:rPr>
+      </w:pPr>
+      <w:r>
+        <w:rPr>
+          <w:rFonts w:ascii="Times New Roman" w:hAnsi="Times New Roman" w:cs="Times New Roman"/>
+          <w:sz w:val="28"/>
+          <w:szCs w:val="28"/>
+          <w:lang w:val="en-US"/>
+        </w:rPr>
+        <w:t xml:space="preserve">- heineken_extrapolation.png </w:t>
+      </w:r>
+      <w:r>
+        <w:rPr>
+          <w:rFonts w:ascii="Times New Roman" w:hAnsi="Times New Roman" w:cs="Times New Roman"/>
+          <w:sz w:val="28"/>
+          <w:szCs w:val="28"/>
+        </w:rPr>
+        <w:t>сохранен</w:t>
+      </w:r>
+    </w:p>
+    <w:p>
+      <w:pPr>
+        <w:tabs>
+          <w:tab w:val="left" w:pos="9214"/>
+        </w:tabs>
+        <w:spacing w:after="0" w:line="360" w:lineRule="auto"/>
+        <w:ind w:firstLine="709"/>
+        <w:jc w:val="both"/>
+        <w:rPr>
+          <w:rFonts w:ascii="Times New Roman" w:hAnsi="Times New Roman" w:cs="Times New Roman"/>
+          <w:sz w:val="28"/>
+          <w:szCs w:val="28"/>
+          <w:lang w:val="en-US"/>
+        </w:rPr>
+      </w:pPr>
+      <w:r>
+        <w:rPr>
+          <w:rFonts w:ascii="Times New Roman" w:hAnsi="Times New Roman" w:cs="Times New Roman"/>
+          <w:sz w:val="28"/>
+          <w:szCs w:val="28"/>
+          <w:lang w:val="en-US"/>
+        </w:rPr>
+        <w:t xml:space="preserve">- forecast.csv </w:t>
+      </w:r>
+      <w:r>
+        <w:rPr>
+          <w:rFonts w:ascii="Times New Roman" w:hAnsi="Times New Roman" w:cs="Times New Roman"/>
+          <w:sz w:val="28"/>
+          <w:szCs w:val="28"/>
+        </w:rPr>
+        <w:t>сохранен</w:t>
+      </w:r>
+    </w:p>
+    <w:p>
+      <w:pPr>
+        <w:tabs>
+          <w:tab w:val="left" w:pos="9214"/>
+        </w:tabs>
+        <w:spacing w:after="0" w:line="360" w:lineRule="auto"/>
+        <w:ind w:firstLine="709"/>
+        <w:jc w:val="both"/>
+        <w:rPr>
+          <w:rFonts w:ascii="Times New Roman" w:hAnsi="Times New Roman" w:cs="Times New Roman"/>
+          <w:sz w:val="28"/>
+          <w:szCs w:val="28"/>
+          <w:lang w:val="en-US"/>
+        </w:rPr>
+      </w:pPr>
+      <w:r>
+        <w:rPr>
+          <w:rFonts w:ascii="Times New Roman" w:hAnsi="Times New Roman" w:cs="Times New Roman"/>
+          <w:sz w:val="28"/>
+          <w:szCs w:val="28"/>
+          <w:lang w:val="en-US"/>
+        </w:rPr>
+        <w:t xml:space="preserve">- results.json </w:t>
+      </w:r>
+      <w:r>
+        <w:rPr>
+          <w:rFonts w:ascii="Times New Roman" w:hAnsi="Times New Roman" w:cs="Times New Roman"/>
+          <w:sz w:val="28"/>
+          <w:szCs w:val="28"/>
+        </w:rPr>
+        <w:t>сохранен</w:t>
       </w:r>
     </w:p>
     <w:sectPr>
@@ -50477,272 +50821,6 @@
 <file path=word/numbering.xml><?xml version="1.0" encoding="utf-8"?>
 <w:numbering xmlns:wpc="http://schemas.microsoft.com/office/word/2010/wordprocessingCanvas" xmlns:cx="http://schemas.microsoft.com/office/drawing/2014/chartex" xmlns:cx1="http://schemas.microsoft.com/office/drawing/2015/9/8/chartex" xmlns:cx2="http://schemas.microsoft.com/office/drawing/2015/10/21/chartex" xmlns:cx3="http://schemas.microsoft.com/office/drawing/2016/5/9/chartex" xmlns:cx4="http://schemas.microsoft.com/office/drawing/2016/5/10/chartex" xmlns:cx5="http://schemas.microsoft.com/office/drawing/2016/5/11/chartex" xmlns:cx6="http://schemas.microsoft.com/office/drawing/2016/5/12/chartex" xmlns:cx7="http://schemas.microsoft.com/office/drawing/2016/5/13/chartex" xmlns:cx8="http://schemas.microsoft.com/office/drawing/2016/5/14/chartex" xmlns:mc="http://schemas.openxmlformats.org/markup-compatibility/2006" xmlns:aink="http://schemas.microsoft.com/office/drawing/2016/ink" xmlns:am3d="http://schemas.microsoft.com/office/drawing/2017/model3d" xmlns:o="urn:schemas-microsoft-com:office:office" xmlns:oel="http://schemas.microsoft.com/office/2019/extlst" xmlns:r="http://schemas.openxmlformats.org/officeDocument/2006/relationships" xmlns:m="http://schemas.openxmlformats.org/officeDocument/2006/math" xmlns:v="urn:schemas-microsoft-com:vml" xmlns:wp14="http://schemas.microsoft.com/office/word/2010/wordprocessingDrawing" xmlns:wp="http://schemas.openxmlformats.org/drawingml/2006/wordprocessingDrawing" xmlns:w10="urn:schemas-microsoft-com:office:word" xmlns:w="http://schemas.openxmlformats.org/wordprocessingml/2006/main" xmlns:w14="http://schemas.microsoft.com/office/word/2010/wordml" xmlns:w15="http://schemas.microsoft.com/office/word/2012/wordml" xmlns:w16cex="http://schemas.microsoft.com/office/word/2018/wordml/cex" xmlns:w16cid="http://schemas.microsoft.com/office/word/2016/wordml/cid" xmlns:w16="http://schemas.microsoft.com/office/word/2018/wordml" xmlns:w16sdtdh="http://schemas.microsoft.com/office/word/2020/wordml/sdtdatahash" xmlns:w16se="http://schemas.microsoft.com/office/word/2015/wordml/symex" xmlns:wpg="http://schemas.microsoft.com/office/word/2010/wordprocessingGroup" xmlns:wpi="http://schemas.microsoft.com/office/word/2010/wordprocessingInk" xmlns:wne="http://schemas.microsoft.com/office/word/2006/wordml" xmlns:wps="http://schemas.microsoft.com/office/word/2010/wordprocessingShape" mc:Ignorable="w14 w15 w16se w16cid w16 w16cex w16sdtdh wp14">
   <w:abstractNum w:abstractNumId="0" w15:restartNumberingAfterBreak="0">
-    <w:nsid w:val="0A9A6BCA"/>
-    <w:multiLevelType w:val="multilevel"/>
-    <w:tmpl w:val="51161C02"/>
-    <w:lvl w:ilvl="0">
-      <w:start w:val="1"/>
-      <w:numFmt w:val="decimal"/>
-      <w:lvlText w:val="%1."/>
-      <w:lvlJc w:val="left"/>
-      <w:pPr>
-        <w:tabs>
-          <w:tab w:val="num" w:pos="720"/>
-        </w:tabs>
-        <w:ind w:left="720" w:hanging="360"/>
-      </w:pPr>
-    </w:lvl>
-    <w:lvl w:ilvl="1">
-      <w:start w:val="1"/>
-      <w:numFmt w:val="bullet"/>
-      <w:lvlText w:val="o"/>
-      <w:lvlJc w:val="left"/>
-      <w:pPr>
-        <w:tabs>
-          <w:tab w:val="num" w:pos="1440"/>
-        </w:tabs>
-        <w:ind w:left="1440" w:hanging="360"/>
-      </w:pPr>
-      <w:rPr>
-        <w:rFonts w:ascii="Courier New" w:hAnsi="Courier New" w:hint="default"/>
-        <w:sz w:val="20"/>
-      </w:rPr>
-    </w:lvl>
-    <w:lvl w:ilvl="2" w:tentative="1">
-      <w:start w:val="1"/>
-      <w:numFmt w:val="decimal"/>
-      <w:lvlText w:val="%3."/>
-      <w:lvlJc w:val="left"/>
-      <w:pPr>
-        <w:tabs>
-          <w:tab w:val="num" w:pos="2160"/>
-        </w:tabs>
-        <w:ind w:left="2160" w:hanging="360"/>
-      </w:pPr>
-    </w:lvl>
-    <w:lvl w:ilvl="3" w:tentative="1">
-      <w:start w:val="1"/>
-      <w:numFmt w:val="decimal"/>
-      <w:lvlText w:val="%4."/>
-      <w:lvlJc w:val="left"/>
-      <w:pPr>
-        <w:tabs>
-          <w:tab w:val="num" w:pos="2880"/>
-        </w:tabs>
-        <w:ind w:left="2880" w:hanging="360"/>
-      </w:pPr>
-    </w:lvl>
-    <w:lvl w:ilvl="4" w:tentative="1">
-      <w:start w:val="1"/>
-      <w:numFmt w:val="decimal"/>
-      <w:lvlText w:val="%5."/>
-      <w:lvlJc w:val="left"/>
-      <w:pPr>
-        <w:tabs>
-          <w:tab w:val="num" w:pos="3600"/>
-        </w:tabs>
-        <w:ind w:left="3600" w:hanging="360"/>
-      </w:pPr>
-    </w:lvl>
-    <w:lvl w:ilvl="5" w:tentative="1">
-      <w:start w:val="1"/>
-      <w:numFmt w:val="decimal"/>
-      <w:lvlText w:val="%6."/>
-      <w:lvlJc w:val="left"/>
-      <w:pPr>
-        <w:tabs>
-          <w:tab w:val="num" w:pos="4320"/>
-        </w:tabs>
-        <w:ind w:left="4320" w:hanging="360"/>
-      </w:pPr>
-    </w:lvl>
-    <w:lvl w:ilvl="6" w:tentative="1">
-      <w:start w:val="1"/>
-      <w:numFmt w:val="decimal"/>
-      <w:lvlText w:val="%7."/>
-      <w:lvlJc w:val="left"/>
-      <w:pPr>
-        <w:tabs>
-          <w:tab w:val="num" w:pos="5040"/>
-        </w:tabs>
-        <w:ind w:left="5040" w:hanging="360"/>
-      </w:pPr>
-    </w:lvl>
-    <w:lvl w:ilvl="7" w:tentative="1">
-      <w:start w:val="1"/>
-      <w:numFmt w:val="decimal"/>
-      <w:lvlText w:val="%8."/>
-      <w:lvlJc w:val="left"/>
-      <w:pPr>
-        <w:tabs>
-          <w:tab w:val="num" w:pos="5760"/>
-        </w:tabs>
-        <w:ind w:left="5760" w:hanging="360"/>
-      </w:pPr>
-    </w:lvl>
-    <w:lvl w:ilvl="8" w:tentative="1">
-      <w:start w:val="1"/>
-      <w:numFmt w:val="decimal"/>
-      <w:lvlText w:val="%9."/>
-      <w:lvlJc w:val="left"/>
-      <w:pPr>
-        <w:tabs>
-          <w:tab w:val="num" w:pos="6480"/>
-        </w:tabs>
-        <w:ind w:left="6480" w:hanging="360"/>
-      </w:pPr>
-    </w:lvl>
-  </w:abstractNum>
-  <w:abstractNum w:abstractNumId="1" w15:restartNumberingAfterBreak="0">
-    <w:nsid w:val="114D7D64"/>
-    <w:multiLevelType w:val="multilevel"/>
-    <w:tmpl w:val="6628959E"/>
-    <w:lvl w:ilvl="0">
-      <w:start w:val="1"/>
-      <w:numFmt w:val="bullet"/>
-      <w:lvlText w:val=""/>
-      <w:lvlJc w:val="left"/>
-      <w:pPr>
-        <w:tabs>
-          <w:tab w:val="num" w:pos="720"/>
-        </w:tabs>
-        <w:ind w:left="720" w:hanging="360"/>
-      </w:pPr>
-      <w:rPr>
-        <w:rFonts w:ascii="Symbol" w:hAnsi="Symbol" w:hint="default"/>
-        <w:sz w:val="20"/>
-      </w:rPr>
-    </w:lvl>
-    <w:lvl w:ilvl="1" w:tentative="1">
-      <w:start w:val="1"/>
-      <w:numFmt w:val="bullet"/>
-      <w:lvlText w:val="o"/>
-      <w:lvlJc w:val="left"/>
-      <w:pPr>
-        <w:tabs>
-          <w:tab w:val="num" w:pos="1440"/>
-        </w:tabs>
-        <w:ind w:left="1440" w:hanging="360"/>
-      </w:pPr>
-      <w:rPr>
-        <w:rFonts w:ascii="Courier New" w:hAnsi="Courier New" w:hint="default"/>
-        <w:sz w:val="20"/>
-      </w:rPr>
-    </w:lvl>
-    <w:lvl w:ilvl="2" w:tentative="1">
-      <w:start w:val="1"/>
-      <w:numFmt w:val="bullet"/>
-      <w:lvlText w:val=""/>
-      <w:lvlJc w:val="left"/>
-      <w:pPr>
-        <w:tabs>
-          <w:tab w:val="num" w:pos="2160"/>
-        </w:tabs>
-        <w:ind w:left="2160" w:hanging="360"/>
-      </w:pPr>
-      <w:rPr>
-        <w:rFonts w:ascii="Wingdings" w:hAnsi="Wingdings" w:hint="default"/>
-        <w:sz w:val="20"/>
-      </w:rPr>
-    </w:lvl>
-    <w:lvl w:ilvl="3" w:tentative="1">
-      <w:start w:val="1"/>
-      <w:numFmt w:val="bullet"/>
-      <w:lvlText w:val=""/>
-      <w:lvlJc w:val="left"/>
-      <w:pPr>
-        <w:tabs>
-          <w:tab w:val="num" w:pos="2880"/>
-        </w:tabs>
-        <w:ind w:left="2880" w:hanging="360"/>
-      </w:pPr>
-      <w:rPr>
-        <w:rFonts w:ascii="Wingdings" w:hAnsi="Wingdings" w:hint="default"/>
-        <w:sz w:val="20"/>
-      </w:rPr>
-    </w:lvl>
-    <w:lvl w:ilvl="4" w:tentative="1">
-      <w:start w:val="1"/>
-      <w:numFmt w:val="bullet"/>
-      <w:lvlText w:val=""/>
-      <w:lvlJc w:val="left"/>
-      <w:pPr>
-        <w:tabs>
-          <w:tab w:val="num" w:pos="3600"/>
-        </w:tabs>
-        <w:ind w:left="3600" w:hanging="360"/>
-      </w:pPr>
-      <w:rPr>
-        <w:rFonts w:ascii="Wingdings" w:hAnsi="Wingdings" w:hint="default"/>
-        <w:sz w:val="20"/>
-      </w:rPr>
-    </w:lvl>
-    <w:lvl w:ilvl="5" w:tentative="1">
-      <w:start w:val="1"/>
-      <w:numFmt w:val="bullet"/>
-      <w:lvlText w:val=""/>
-      <w:lvlJc w:val="left"/>
-      <w:pPr>
-        <w:tabs>
-          <w:tab w:val="num" w:pos="4320"/>
-        </w:tabs>
-        <w:ind w:left="4320" w:hanging="360"/>
-      </w:pPr>
-      <w:rPr>
-        <w:rFonts w:ascii="Wingdings" w:hAnsi="Wingdings" w:hint="default"/>
-        <w:sz w:val="20"/>
-      </w:rPr>
-    </w:lvl>
-    <w:lvl w:ilvl="6" w:tentative="1">
-      <w:start w:val="1"/>
-      <w:numFmt w:val="bullet"/>
-      <w:lvlText w:val=""/>
-      <w:lvlJc w:val="left"/>
-      <w:pPr>
-        <w:tabs>
-          <w:tab w:val="num" w:pos="5040"/>
-        </w:tabs>
-        <w:ind w:left="5040" w:hanging="360"/>
-      </w:pPr>
-      <w:rPr>
-        <w:rFonts w:ascii="Wingdings" w:hAnsi="Wingdings" w:hint="default"/>
-        <w:sz w:val="20"/>
-      </w:rPr>
-    </w:lvl>
-    <w:lvl w:ilvl="7" w:tentative="1">
-      <w:start w:val="1"/>
-      <w:numFmt w:val="bullet"/>
-      <w:lvlText w:val=""/>
-      <w:lvlJc w:val="left"/>
-      <w:pPr>
-        <w:tabs>
-          <w:tab w:val="num" w:pos="5760"/>
-        </w:tabs>
-        <w:ind w:left="5760" w:hanging="360"/>
-      </w:pPr>
-      <w:rPr>
-        <w:rFonts w:ascii="Wingdings" w:hAnsi="Wingdings" w:hint="default"/>
-        <w:sz w:val="20"/>
-      </w:rPr>
-    </w:lvl>
-    <w:lvl w:ilvl="8" w:tentative="1">
-      <w:start w:val="1"/>
-      <w:numFmt w:val="bullet"/>
-      <w:lvlText w:val=""/>
-      <w:lvlJc w:val="left"/>
-      <w:pPr>
-        <w:tabs>
-          <w:tab w:val="num" w:pos="6480"/>
-        </w:tabs>
-        <w:ind w:left="6480" w:hanging="360"/>
-      </w:pPr>
-      <w:rPr>
-        <w:rFonts w:ascii="Wingdings" w:hAnsi="Wingdings" w:hint="default"/>
-        <w:sz w:val="20"/>
-      </w:rPr>
-    </w:lvl>
-  </w:abstractNum>
-  <w:abstractNum w:abstractNumId="2" w15:restartNumberingAfterBreak="0">
     <w:nsid w:val="12591D33"/>
     <w:multiLevelType w:val="multilevel"/>
     <w:tmpl w:val="C6A08EE2"/>
@@ -50855,1212 +50933,7 @@
       </w:pPr>
     </w:lvl>
   </w:abstractNum>
-  <w:abstractNum w:abstractNumId="3" w15:restartNumberingAfterBreak="0">
-    <w:nsid w:val="15AE6A97"/>
-    <w:multiLevelType w:val="hybridMultilevel"/>
-    <w:tmpl w:val="5978C1DA"/>
-    <w:lvl w:ilvl="0" w:tplc="854E8686">
-      <w:start w:val="1"/>
-      <w:numFmt w:val="decimal"/>
-      <w:lvlText w:val="%1."/>
-      <w:lvlJc w:val="left"/>
-      <w:pPr>
-        <w:ind w:left="720" w:hanging="360"/>
-      </w:pPr>
-    </w:lvl>
-    <w:lvl w:ilvl="1" w:tplc="04190019" w:tentative="1">
-      <w:start w:val="1"/>
-      <w:numFmt w:val="lowerLetter"/>
-      <w:lvlText w:val="%2."/>
-      <w:lvlJc w:val="left"/>
-      <w:pPr>
-        <w:ind w:left="1440" w:hanging="360"/>
-      </w:pPr>
-    </w:lvl>
-    <w:lvl w:ilvl="2" w:tplc="0419001B" w:tentative="1">
-      <w:start w:val="1"/>
-      <w:numFmt w:val="lowerRoman"/>
-      <w:lvlText w:val="%3."/>
-      <w:lvlJc w:val="right"/>
-      <w:pPr>
-        <w:ind w:left="2160" w:hanging="180"/>
-      </w:pPr>
-    </w:lvl>
-    <w:lvl w:ilvl="3" w:tplc="0419000F" w:tentative="1">
-      <w:start w:val="1"/>
-      <w:numFmt w:val="decimal"/>
-      <w:lvlText w:val="%4."/>
-      <w:lvlJc w:val="left"/>
-      <w:pPr>
-        <w:ind w:left="2880" w:hanging="360"/>
-      </w:pPr>
-    </w:lvl>
-    <w:lvl w:ilvl="4" w:tplc="04190019" w:tentative="1">
-      <w:start w:val="1"/>
-      <w:numFmt w:val="lowerLetter"/>
-      <w:lvlText w:val="%5."/>
-      <w:lvlJc w:val="left"/>
-      <w:pPr>
-        <w:ind w:left="3600" w:hanging="360"/>
-      </w:pPr>
-    </w:lvl>
-    <w:lvl w:ilvl="5" w:tplc="0419001B" w:tentative="1">
-      <w:start w:val="1"/>
-      <w:numFmt w:val="lowerRoman"/>
-      <w:lvlText w:val="%6."/>
-      <w:lvlJc w:val="right"/>
-      <w:pPr>
-        <w:ind w:left="4320" w:hanging="180"/>
-      </w:pPr>
-    </w:lvl>
-    <w:lvl w:ilvl="6" w:tplc="0419000F" w:tentative="1">
-      <w:start w:val="1"/>
-      <w:numFmt w:val="decimal"/>
-      <w:lvlText w:val="%7."/>
-      <w:lvlJc w:val="left"/>
-      <w:pPr>
-        <w:ind w:left="5040" w:hanging="360"/>
-      </w:pPr>
-    </w:lvl>
-    <w:lvl w:ilvl="7" w:tplc="04190019" w:tentative="1">
-      <w:start w:val="1"/>
-      <w:numFmt w:val="lowerLetter"/>
-      <w:lvlText w:val="%8."/>
-      <w:lvlJc w:val="left"/>
-      <w:pPr>
-        <w:ind w:left="5760" w:hanging="360"/>
-      </w:pPr>
-    </w:lvl>
-    <w:lvl w:ilvl="8" w:tplc="0419001B" w:tentative="1">
-      <w:start w:val="1"/>
-      <w:numFmt w:val="lowerRoman"/>
-      <w:lvlText w:val="%9."/>
-      <w:lvlJc w:val="right"/>
-      <w:pPr>
-        <w:ind w:left="6480" w:hanging="180"/>
-      </w:pPr>
-    </w:lvl>
-  </w:abstractNum>
-  <w:abstractNum w:abstractNumId="4" w15:restartNumberingAfterBreak="0">
-    <w:nsid w:val="18ED7626"/>
-    <w:multiLevelType w:val="multilevel"/>
-    <w:tmpl w:val="BA40AA52"/>
-    <w:lvl w:ilvl="0">
-      <w:start w:val="1"/>
-      <w:numFmt w:val="bullet"/>
-      <w:lvlText w:val=""/>
-      <w:lvlJc w:val="left"/>
-      <w:pPr>
-        <w:tabs>
-          <w:tab w:val="num" w:pos="720"/>
-        </w:tabs>
-        <w:ind w:left="720" w:hanging="360"/>
-      </w:pPr>
-      <w:rPr>
-        <w:rFonts w:ascii="Symbol" w:hAnsi="Symbol" w:hint="default"/>
-        <w:sz w:val="20"/>
-      </w:rPr>
-    </w:lvl>
-    <w:lvl w:ilvl="1" w:tentative="1">
-      <w:start w:val="1"/>
-      <w:numFmt w:val="bullet"/>
-      <w:lvlText w:val="o"/>
-      <w:lvlJc w:val="left"/>
-      <w:pPr>
-        <w:tabs>
-          <w:tab w:val="num" w:pos="1440"/>
-        </w:tabs>
-        <w:ind w:left="1440" w:hanging="360"/>
-      </w:pPr>
-      <w:rPr>
-        <w:rFonts w:ascii="Courier New" w:hAnsi="Courier New" w:hint="default"/>
-        <w:sz w:val="20"/>
-      </w:rPr>
-    </w:lvl>
-    <w:lvl w:ilvl="2" w:tentative="1">
-      <w:start w:val="1"/>
-      <w:numFmt w:val="bullet"/>
-      <w:lvlText w:val=""/>
-      <w:lvlJc w:val="left"/>
-      <w:pPr>
-        <w:tabs>
-          <w:tab w:val="num" w:pos="2160"/>
-        </w:tabs>
-        <w:ind w:left="2160" w:hanging="360"/>
-      </w:pPr>
-      <w:rPr>
-        <w:rFonts w:ascii="Wingdings" w:hAnsi="Wingdings" w:hint="default"/>
-        <w:sz w:val="20"/>
-      </w:rPr>
-    </w:lvl>
-    <w:lvl w:ilvl="3" w:tentative="1">
-      <w:start w:val="1"/>
-      <w:numFmt w:val="bullet"/>
-      <w:lvlText w:val=""/>
-      <w:lvlJc w:val="left"/>
-      <w:pPr>
-        <w:tabs>
-          <w:tab w:val="num" w:pos="2880"/>
-        </w:tabs>
-        <w:ind w:left="2880" w:hanging="360"/>
-      </w:pPr>
-      <w:rPr>
-        <w:rFonts w:ascii="Wingdings" w:hAnsi="Wingdings" w:hint="default"/>
-        <w:sz w:val="20"/>
-      </w:rPr>
-    </w:lvl>
-    <w:lvl w:ilvl="4" w:tentative="1">
-      <w:start w:val="1"/>
-      <w:numFmt w:val="bullet"/>
-      <w:lvlText w:val=""/>
-      <w:lvlJc w:val="left"/>
-      <w:pPr>
-        <w:tabs>
-          <w:tab w:val="num" w:pos="3600"/>
-        </w:tabs>
-        <w:ind w:left="3600" w:hanging="360"/>
-      </w:pPr>
-      <w:rPr>
-        <w:rFonts w:ascii="Wingdings" w:hAnsi="Wingdings" w:hint="default"/>
-        <w:sz w:val="20"/>
-      </w:rPr>
-    </w:lvl>
-    <w:lvl w:ilvl="5" w:tentative="1">
-      <w:start w:val="1"/>
-      <w:numFmt w:val="bullet"/>
-      <w:lvlText w:val=""/>
-      <w:lvlJc w:val="left"/>
-      <w:pPr>
-        <w:tabs>
-          <w:tab w:val="num" w:pos="4320"/>
-        </w:tabs>
-        <w:ind w:left="4320" w:hanging="360"/>
-      </w:pPr>
-      <w:rPr>
-        <w:rFonts w:ascii="Wingdings" w:hAnsi="Wingdings" w:hint="default"/>
-        <w:sz w:val="20"/>
-      </w:rPr>
-    </w:lvl>
-    <w:lvl w:ilvl="6" w:tentative="1">
-      <w:start w:val="1"/>
-      <w:numFmt w:val="bullet"/>
-      <w:lvlText w:val=""/>
-      <w:lvlJc w:val="left"/>
-      <w:pPr>
-        <w:tabs>
-          <w:tab w:val="num" w:pos="5040"/>
-        </w:tabs>
-        <w:ind w:left="5040" w:hanging="360"/>
-      </w:pPr>
-      <w:rPr>
-        <w:rFonts w:ascii="Wingdings" w:hAnsi="Wingdings" w:hint="default"/>
-        <w:sz w:val="20"/>
-      </w:rPr>
-    </w:lvl>
-    <w:lvl w:ilvl="7" w:tentative="1">
-      <w:start w:val="1"/>
-      <w:numFmt w:val="bullet"/>
-      <w:lvlText w:val=""/>
-      <w:lvlJc w:val="left"/>
-      <w:pPr>
-        <w:tabs>
-          <w:tab w:val="num" w:pos="5760"/>
-        </w:tabs>
-        <w:ind w:left="5760" w:hanging="360"/>
-      </w:pPr>
-      <w:rPr>
-        <w:rFonts w:ascii="Wingdings" w:hAnsi="Wingdings" w:hint="default"/>
-        <w:sz w:val="20"/>
-      </w:rPr>
-    </w:lvl>
-    <w:lvl w:ilvl="8" w:tentative="1">
-      <w:start w:val="1"/>
-      <w:numFmt w:val="bullet"/>
-      <w:lvlText w:val=""/>
-      <w:lvlJc w:val="left"/>
-      <w:pPr>
-        <w:tabs>
-          <w:tab w:val="num" w:pos="6480"/>
-        </w:tabs>
-        <w:ind w:left="6480" w:hanging="360"/>
-      </w:pPr>
-      <w:rPr>
-        <w:rFonts w:ascii="Wingdings" w:hAnsi="Wingdings" w:hint="default"/>
-        <w:sz w:val="20"/>
-      </w:rPr>
-    </w:lvl>
-  </w:abstractNum>
-  <w:abstractNum w:abstractNumId="5" w15:restartNumberingAfterBreak="0">
-    <w:nsid w:val="19726C5C"/>
-    <w:multiLevelType w:val="hybridMultilevel"/>
-    <w:tmpl w:val="6BF652E0"/>
-    <w:lvl w:ilvl="0" w:tplc="B13AB02A">
-      <w:start w:val="1"/>
-      <w:numFmt w:val="decimal"/>
-      <w:lvlText w:val="%1"/>
-      <w:lvlJc w:val="left"/>
-      <w:pPr>
-        <w:ind w:left="1778" w:hanging="360"/>
-      </w:pPr>
-      <w:rPr>
-        <w:rFonts w:hint="default"/>
-      </w:rPr>
-    </w:lvl>
-    <w:lvl w:ilvl="1" w:tplc="04190019" w:tentative="1">
-      <w:start w:val="1"/>
-      <w:numFmt w:val="lowerLetter"/>
-      <w:lvlText w:val="%2."/>
-      <w:lvlJc w:val="left"/>
-      <w:pPr>
-        <w:ind w:left="1789" w:hanging="360"/>
-      </w:pPr>
-    </w:lvl>
-    <w:lvl w:ilvl="2" w:tplc="0419001B" w:tentative="1">
-      <w:start w:val="1"/>
-      <w:numFmt w:val="lowerRoman"/>
-      <w:lvlText w:val="%3."/>
-      <w:lvlJc w:val="right"/>
-      <w:pPr>
-        <w:ind w:left="2509" w:hanging="180"/>
-      </w:pPr>
-    </w:lvl>
-    <w:lvl w:ilvl="3" w:tplc="0419000F" w:tentative="1">
-      <w:start w:val="1"/>
-      <w:numFmt w:val="decimal"/>
-      <w:lvlText w:val="%4."/>
-      <w:lvlJc w:val="left"/>
-      <w:pPr>
-        <w:ind w:left="3229" w:hanging="360"/>
-      </w:pPr>
-    </w:lvl>
-    <w:lvl w:ilvl="4" w:tplc="04190019" w:tentative="1">
-      <w:start w:val="1"/>
-      <w:numFmt w:val="lowerLetter"/>
-      <w:lvlText w:val="%5."/>
-      <w:lvlJc w:val="left"/>
-      <w:pPr>
-        <w:ind w:left="3949" w:hanging="360"/>
-      </w:pPr>
-    </w:lvl>
-    <w:lvl w:ilvl="5" w:tplc="0419001B" w:tentative="1">
-      <w:start w:val="1"/>
-      <w:numFmt w:val="lowerRoman"/>
-      <w:lvlText w:val="%6."/>
-      <w:lvlJc w:val="right"/>
-      <w:pPr>
-        <w:ind w:left="4669" w:hanging="180"/>
-      </w:pPr>
-    </w:lvl>
-    <w:lvl w:ilvl="6" w:tplc="0419000F" w:tentative="1">
-      <w:start w:val="1"/>
-      <w:numFmt w:val="decimal"/>
-      <w:lvlText w:val="%7."/>
-      <w:lvlJc w:val="left"/>
-      <w:pPr>
-        <w:ind w:left="5389" w:hanging="360"/>
-      </w:pPr>
-    </w:lvl>
-    <w:lvl w:ilvl="7" w:tplc="04190019" w:tentative="1">
-      <w:start w:val="1"/>
-      <w:numFmt w:val="lowerLetter"/>
-      <w:lvlText w:val="%8."/>
-      <w:lvlJc w:val="left"/>
-      <w:pPr>
-        <w:ind w:left="6109" w:hanging="360"/>
-      </w:pPr>
-    </w:lvl>
-    <w:lvl w:ilvl="8" w:tplc="0419001B" w:tentative="1">
-      <w:start w:val="1"/>
-      <w:numFmt w:val="lowerRoman"/>
-      <w:lvlText w:val="%9."/>
-      <w:lvlJc w:val="right"/>
-      <w:pPr>
-        <w:ind w:left="6829" w:hanging="180"/>
-      </w:pPr>
-    </w:lvl>
-  </w:abstractNum>
-  <w:abstractNum w:abstractNumId="6" w15:restartNumberingAfterBreak="0">
-    <w:nsid w:val="1A9C152C"/>
-    <w:multiLevelType w:val="hybridMultilevel"/>
-    <w:tmpl w:val="EF66CD02"/>
-    <w:lvl w:ilvl="0" w:tplc="97564340">
-      <w:start w:val="1"/>
-      <w:numFmt w:val="decimal"/>
-      <w:lvlText w:val="%1"/>
-      <w:lvlJc w:val="left"/>
-      <w:pPr>
-        <w:ind w:left="1429" w:hanging="360"/>
-      </w:pPr>
-      <w:rPr>
-        <w:rFonts w:hint="default"/>
-      </w:rPr>
-    </w:lvl>
-    <w:lvl w:ilvl="1" w:tplc="04190019" w:tentative="1">
-      <w:start w:val="1"/>
-      <w:numFmt w:val="lowerLetter"/>
-      <w:lvlText w:val="%2."/>
-      <w:lvlJc w:val="left"/>
-      <w:pPr>
-        <w:ind w:left="2149" w:hanging="360"/>
-      </w:pPr>
-    </w:lvl>
-    <w:lvl w:ilvl="2" w:tplc="0419001B" w:tentative="1">
-      <w:start w:val="1"/>
-      <w:numFmt w:val="lowerRoman"/>
-      <w:lvlText w:val="%3."/>
-      <w:lvlJc w:val="right"/>
-      <w:pPr>
-        <w:ind w:left="2869" w:hanging="180"/>
-      </w:pPr>
-    </w:lvl>
-    <w:lvl w:ilvl="3" w:tplc="0419000F" w:tentative="1">
-      <w:start w:val="1"/>
-      <w:numFmt w:val="decimal"/>
-      <w:lvlText w:val="%4."/>
-      <w:lvlJc w:val="left"/>
-      <w:pPr>
-        <w:ind w:left="3589" w:hanging="360"/>
-      </w:pPr>
-    </w:lvl>
-    <w:lvl w:ilvl="4" w:tplc="04190019" w:tentative="1">
-      <w:start w:val="1"/>
-      <w:numFmt w:val="lowerLetter"/>
-      <w:lvlText w:val="%5."/>
-      <w:lvlJc w:val="left"/>
-      <w:pPr>
-        <w:ind w:left="4309" w:hanging="360"/>
-      </w:pPr>
-    </w:lvl>
-    <w:lvl w:ilvl="5" w:tplc="0419001B" w:tentative="1">
-      <w:start w:val="1"/>
-      <w:numFmt w:val="lowerRoman"/>
-      <w:lvlText w:val="%6."/>
-      <w:lvlJc w:val="right"/>
-      <w:pPr>
-        <w:ind w:left="5029" w:hanging="180"/>
-      </w:pPr>
-    </w:lvl>
-    <w:lvl w:ilvl="6" w:tplc="0419000F" w:tentative="1">
-      <w:start w:val="1"/>
-      <w:numFmt w:val="decimal"/>
-      <w:lvlText w:val="%7."/>
-      <w:lvlJc w:val="left"/>
-      <w:pPr>
-        <w:ind w:left="5749" w:hanging="360"/>
-      </w:pPr>
-    </w:lvl>
-    <w:lvl w:ilvl="7" w:tplc="04190019" w:tentative="1">
-      <w:start w:val="1"/>
-      <w:numFmt w:val="lowerLetter"/>
-      <w:lvlText w:val="%8."/>
-      <w:lvlJc w:val="left"/>
-      <w:pPr>
-        <w:ind w:left="6469" w:hanging="360"/>
-      </w:pPr>
-    </w:lvl>
-    <w:lvl w:ilvl="8" w:tplc="0419001B" w:tentative="1">
-      <w:start w:val="1"/>
-      <w:numFmt w:val="lowerRoman"/>
-      <w:lvlText w:val="%9."/>
-      <w:lvlJc w:val="right"/>
-      <w:pPr>
-        <w:ind w:left="7189" w:hanging="180"/>
-      </w:pPr>
-    </w:lvl>
-  </w:abstractNum>
-  <w:abstractNum w:abstractNumId="7" w15:restartNumberingAfterBreak="0">
-    <w:nsid w:val="1D4A5094"/>
-    <w:multiLevelType w:val="multilevel"/>
-    <w:tmpl w:val="EB281FEC"/>
-    <w:lvl w:ilvl="0">
-      <w:start w:val="1"/>
-      <w:numFmt w:val="decimal"/>
-      <w:lvlText w:val="%1."/>
-      <w:lvlJc w:val="left"/>
-      <w:pPr>
-        <w:tabs>
-          <w:tab w:val="num" w:pos="720"/>
-        </w:tabs>
-        <w:ind w:left="720" w:hanging="360"/>
-      </w:pPr>
-    </w:lvl>
-    <w:lvl w:ilvl="1" w:tentative="1">
-      <w:start w:val="1"/>
-      <w:numFmt w:val="decimal"/>
-      <w:lvlText w:val="%2."/>
-      <w:lvlJc w:val="left"/>
-      <w:pPr>
-        <w:tabs>
-          <w:tab w:val="num" w:pos="1440"/>
-        </w:tabs>
-        <w:ind w:left="1440" w:hanging="360"/>
-      </w:pPr>
-    </w:lvl>
-    <w:lvl w:ilvl="2" w:tentative="1">
-      <w:start w:val="1"/>
-      <w:numFmt w:val="decimal"/>
-      <w:lvlText w:val="%3."/>
-      <w:lvlJc w:val="left"/>
-      <w:pPr>
-        <w:tabs>
-          <w:tab w:val="num" w:pos="2160"/>
-        </w:tabs>
-        <w:ind w:left="2160" w:hanging="360"/>
-      </w:pPr>
-    </w:lvl>
-    <w:lvl w:ilvl="3" w:tentative="1">
-      <w:start w:val="1"/>
-      <w:numFmt w:val="decimal"/>
-      <w:lvlText w:val="%4."/>
-      <w:lvlJc w:val="left"/>
-      <w:pPr>
-        <w:tabs>
-          <w:tab w:val="num" w:pos="2880"/>
-        </w:tabs>
-        <w:ind w:left="2880" w:hanging="360"/>
-      </w:pPr>
-    </w:lvl>
-    <w:lvl w:ilvl="4" w:tentative="1">
-      <w:start w:val="1"/>
-      <w:numFmt w:val="decimal"/>
-      <w:lvlText w:val="%5."/>
-      <w:lvlJc w:val="left"/>
-      <w:pPr>
-        <w:tabs>
-          <w:tab w:val="num" w:pos="3600"/>
-        </w:tabs>
-        <w:ind w:left="3600" w:hanging="360"/>
-      </w:pPr>
-    </w:lvl>
-    <w:lvl w:ilvl="5" w:tentative="1">
-      <w:start w:val="1"/>
-      <w:numFmt w:val="decimal"/>
-      <w:lvlText w:val="%6."/>
-      <w:lvlJc w:val="left"/>
-      <w:pPr>
-        <w:tabs>
-          <w:tab w:val="num" w:pos="4320"/>
-        </w:tabs>
-        <w:ind w:left="4320" w:hanging="360"/>
-      </w:pPr>
-    </w:lvl>
-    <w:lvl w:ilvl="6" w:tentative="1">
-      <w:start w:val="1"/>
-      <w:numFmt w:val="decimal"/>
-      <w:lvlText w:val="%7."/>
-      <w:lvlJc w:val="left"/>
-      <w:pPr>
-        <w:tabs>
-          <w:tab w:val="num" w:pos="5040"/>
-        </w:tabs>
-        <w:ind w:left="5040" w:hanging="360"/>
-      </w:pPr>
-    </w:lvl>
-    <w:lvl w:ilvl="7" w:tentative="1">
-      <w:start w:val="1"/>
-      <w:numFmt w:val="decimal"/>
-      <w:lvlText w:val="%8."/>
-      <w:lvlJc w:val="left"/>
-      <w:pPr>
-        <w:tabs>
-          <w:tab w:val="num" w:pos="5760"/>
-        </w:tabs>
-        <w:ind w:left="5760" w:hanging="360"/>
-      </w:pPr>
-    </w:lvl>
-    <w:lvl w:ilvl="8" w:tentative="1">
-      <w:start w:val="1"/>
-      <w:numFmt w:val="decimal"/>
-      <w:lvlText w:val="%9."/>
-      <w:lvlJc w:val="left"/>
-      <w:pPr>
-        <w:tabs>
-          <w:tab w:val="num" w:pos="6480"/>
-        </w:tabs>
-        <w:ind w:left="6480" w:hanging="360"/>
-      </w:pPr>
-    </w:lvl>
-  </w:abstractNum>
-  <w:abstractNum w:abstractNumId="8" w15:restartNumberingAfterBreak="0">
-    <w:nsid w:val="1DE74F7A"/>
-    <w:multiLevelType w:val="hybridMultilevel"/>
-    <w:tmpl w:val="64B62586"/>
-    <w:lvl w:ilvl="0" w:tplc="97564340">
-      <w:start w:val="1"/>
-      <w:numFmt w:val="decimal"/>
-      <w:lvlText w:val="%1"/>
-      <w:lvlJc w:val="left"/>
-      <w:pPr>
-        <w:ind w:left="1429" w:hanging="360"/>
-      </w:pPr>
-      <w:rPr>
-        <w:rFonts w:hint="default"/>
-      </w:rPr>
-    </w:lvl>
-    <w:lvl w:ilvl="1" w:tplc="04190019" w:tentative="1">
-      <w:start w:val="1"/>
-      <w:numFmt w:val="lowerLetter"/>
-      <w:lvlText w:val="%2."/>
-      <w:lvlJc w:val="left"/>
-      <w:pPr>
-        <w:ind w:left="2149" w:hanging="360"/>
-      </w:pPr>
-    </w:lvl>
-    <w:lvl w:ilvl="2" w:tplc="0419001B" w:tentative="1">
-      <w:start w:val="1"/>
-      <w:numFmt w:val="lowerRoman"/>
-      <w:lvlText w:val="%3."/>
-      <w:lvlJc w:val="right"/>
-      <w:pPr>
-        <w:ind w:left="2869" w:hanging="180"/>
-      </w:pPr>
-    </w:lvl>
-    <w:lvl w:ilvl="3" w:tplc="0419000F" w:tentative="1">
-      <w:start w:val="1"/>
-      <w:numFmt w:val="decimal"/>
-      <w:lvlText w:val="%4."/>
-      <w:lvlJc w:val="left"/>
-      <w:pPr>
-        <w:ind w:left="3589" w:hanging="360"/>
-      </w:pPr>
-    </w:lvl>
-    <w:lvl w:ilvl="4" w:tplc="04190019" w:tentative="1">
-      <w:start w:val="1"/>
-      <w:numFmt w:val="lowerLetter"/>
-      <w:lvlText w:val="%5."/>
-      <w:lvlJc w:val="left"/>
-      <w:pPr>
-        <w:ind w:left="4309" w:hanging="360"/>
-      </w:pPr>
-    </w:lvl>
-    <w:lvl w:ilvl="5" w:tplc="0419001B" w:tentative="1">
-      <w:start w:val="1"/>
-      <w:numFmt w:val="lowerRoman"/>
-      <w:lvlText w:val="%6."/>
-      <w:lvlJc w:val="right"/>
-      <w:pPr>
-        <w:ind w:left="5029" w:hanging="180"/>
-      </w:pPr>
-    </w:lvl>
-    <w:lvl w:ilvl="6" w:tplc="0419000F" w:tentative="1">
-      <w:start w:val="1"/>
-      <w:numFmt w:val="decimal"/>
-      <w:lvlText w:val="%7."/>
-      <w:lvlJc w:val="left"/>
-      <w:pPr>
-        <w:ind w:left="5749" w:hanging="360"/>
-      </w:pPr>
-    </w:lvl>
-    <w:lvl w:ilvl="7" w:tplc="04190019" w:tentative="1">
-      <w:start w:val="1"/>
-      <w:numFmt w:val="lowerLetter"/>
-      <w:lvlText w:val="%8."/>
-      <w:lvlJc w:val="left"/>
-      <w:pPr>
-        <w:ind w:left="6469" w:hanging="360"/>
-      </w:pPr>
-    </w:lvl>
-    <w:lvl w:ilvl="8" w:tplc="0419001B" w:tentative="1">
-      <w:start w:val="1"/>
-      <w:numFmt w:val="lowerRoman"/>
-      <w:lvlText w:val="%9."/>
-      <w:lvlJc w:val="right"/>
-      <w:pPr>
-        <w:ind w:left="7189" w:hanging="180"/>
-      </w:pPr>
-    </w:lvl>
-  </w:abstractNum>
-  <w:abstractNum w:abstractNumId="9" w15:restartNumberingAfterBreak="0">
-    <w:nsid w:val="20DD0686"/>
-    <w:multiLevelType w:val="hybridMultilevel"/>
-    <w:tmpl w:val="FA2CEDD0"/>
-    <w:lvl w:ilvl="0" w:tplc="97564340">
-      <w:start w:val="1"/>
-      <w:numFmt w:val="decimal"/>
-      <w:lvlText w:val="%1"/>
-      <w:lvlJc w:val="left"/>
-      <w:pPr>
-        <w:ind w:left="1429" w:hanging="360"/>
-      </w:pPr>
-      <w:rPr>
-        <w:rFonts w:hint="default"/>
-      </w:rPr>
-    </w:lvl>
-    <w:lvl w:ilvl="1" w:tplc="04190019" w:tentative="1">
-      <w:start w:val="1"/>
-      <w:numFmt w:val="lowerLetter"/>
-      <w:lvlText w:val="%2."/>
-      <w:lvlJc w:val="left"/>
-      <w:pPr>
-        <w:ind w:left="2149" w:hanging="360"/>
-      </w:pPr>
-    </w:lvl>
-    <w:lvl w:ilvl="2" w:tplc="0419001B" w:tentative="1">
-      <w:start w:val="1"/>
-      <w:numFmt w:val="lowerRoman"/>
-      <w:lvlText w:val="%3."/>
-      <w:lvlJc w:val="right"/>
-      <w:pPr>
-        <w:ind w:left="2869" w:hanging="180"/>
-      </w:pPr>
-    </w:lvl>
-    <w:lvl w:ilvl="3" w:tplc="0419000F" w:tentative="1">
-      <w:start w:val="1"/>
-      <w:numFmt w:val="decimal"/>
-      <w:lvlText w:val="%4."/>
-      <w:lvlJc w:val="left"/>
-      <w:pPr>
-        <w:ind w:left="3589" w:hanging="360"/>
-      </w:pPr>
-    </w:lvl>
-    <w:lvl w:ilvl="4" w:tplc="04190019" w:tentative="1">
-      <w:start w:val="1"/>
-      <w:numFmt w:val="lowerLetter"/>
-      <w:lvlText w:val="%5."/>
-      <w:lvlJc w:val="left"/>
-      <w:pPr>
-        <w:ind w:left="4309" w:hanging="360"/>
-      </w:pPr>
-    </w:lvl>
-    <w:lvl w:ilvl="5" w:tplc="0419001B" w:tentative="1">
-      <w:start w:val="1"/>
-      <w:numFmt w:val="lowerRoman"/>
-      <w:lvlText w:val="%6."/>
-      <w:lvlJc w:val="right"/>
-      <w:pPr>
-        <w:ind w:left="5029" w:hanging="180"/>
-      </w:pPr>
-    </w:lvl>
-    <w:lvl w:ilvl="6" w:tplc="0419000F" w:tentative="1">
-      <w:start w:val="1"/>
-      <w:numFmt w:val="decimal"/>
-      <w:lvlText w:val="%7."/>
-      <w:lvlJc w:val="left"/>
-      <w:pPr>
-        <w:ind w:left="5749" w:hanging="360"/>
-      </w:pPr>
-    </w:lvl>
-    <w:lvl w:ilvl="7" w:tplc="04190019" w:tentative="1">
-      <w:start w:val="1"/>
-      <w:numFmt w:val="lowerLetter"/>
-      <w:lvlText w:val="%8."/>
-      <w:lvlJc w:val="left"/>
-      <w:pPr>
-        <w:ind w:left="6469" w:hanging="360"/>
-      </w:pPr>
-    </w:lvl>
-    <w:lvl w:ilvl="8" w:tplc="0419001B" w:tentative="1">
-      <w:start w:val="1"/>
-      <w:numFmt w:val="lowerRoman"/>
-      <w:lvlText w:val="%9."/>
-      <w:lvlJc w:val="right"/>
-      <w:pPr>
-        <w:ind w:left="7189" w:hanging="180"/>
-      </w:pPr>
-    </w:lvl>
-  </w:abstractNum>
-  <w:abstractNum w:abstractNumId="10" w15:restartNumberingAfterBreak="0">
-    <w:nsid w:val="254D32CA"/>
-    <w:multiLevelType w:val="multilevel"/>
-    <w:tmpl w:val="60948B38"/>
-    <w:lvl w:ilvl="0">
-      <w:start w:val="1"/>
-      <w:numFmt w:val="bullet"/>
-      <w:lvlText w:val=""/>
-      <w:lvlJc w:val="left"/>
-      <w:pPr>
-        <w:tabs>
-          <w:tab w:val="num" w:pos="720"/>
-        </w:tabs>
-        <w:ind w:left="720" w:hanging="360"/>
-      </w:pPr>
-      <w:rPr>
-        <w:rFonts w:ascii="Symbol" w:hAnsi="Symbol" w:hint="default"/>
-        <w:sz w:val="20"/>
-      </w:rPr>
-    </w:lvl>
-    <w:lvl w:ilvl="1" w:tentative="1">
-      <w:start w:val="1"/>
-      <w:numFmt w:val="bullet"/>
-      <w:lvlText w:val="o"/>
-      <w:lvlJc w:val="left"/>
-      <w:pPr>
-        <w:tabs>
-          <w:tab w:val="num" w:pos="1440"/>
-        </w:tabs>
-        <w:ind w:left="1440" w:hanging="360"/>
-      </w:pPr>
-      <w:rPr>
-        <w:rFonts w:ascii="Courier New" w:hAnsi="Courier New" w:hint="default"/>
-        <w:sz w:val="20"/>
-      </w:rPr>
-    </w:lvl>
-    <w:lvl w:ilvl="2" w:tentative="1">
-      <w:start w:val="1"/>
-      <w:numFmt w:val="bullet"/>
-      <w:lvlText w:val=""/>
-      <w:lvlJc w:val="left"/>
-      <w:pPr>
-        <w:tabs>
-          <w:tab w:val="num" w:pos="2160"/>
-        </w:tabs>
-        <w:ind w:left="2160" w:hanging="360"/>
-      </w:pPr>
-      <w:rPr>
-        <w:rFonts w:ascii="Wingdings" w:hAnsi="Wingdings" w:hint="default"/>
-        <w:sz w:val="20"/>
-      </w:rPr>
-    </w:lvl>
-    <w:lvl w:ilvl="3" w:tentative="1">
-      <w:start w:val="1"/>
-      <w:numFmt w:val="bullet"/>
-      <w:lvlText w:val=""/>
-      <w:lvlJc w:val="left"/>
-      <w:pPr>
-        <w:tabs>
-          <w:tab w:val="num" w:pos="2880"/>
-        </w:tabs>
-        <w:ind w:left="2880" w:hanging="360"/>
-      </w:pPr>
-      <w:rPr>
-        <w:rFonts w:ascii="Wingdings" w:hAnsi="Wingdings" w:hint="default"/>
-        <w:sz w:val="20"/>
-      </w:rPr>
-    </w:lvl>
-    <w:lvl w:ilvl="4" w:tentative="1">
-      <w:start w:val="1"/>
-      <w:numFmt w:val="bullet"/>
-      <w:lvlText w:val=""/>
-      <w:lvlJc w:val="left"/>
-      <w:pPr>
-        <w:tabs>
-          <w:tab w:val="num" w:pos="3600"/>
-        </w:tabs>
-        <w:ind w:left="3600" w:hanging="360"/>
-      </w:pPr>
-      <w:rPr>
-        <w:rFonts w:ascii="Wingdings" w:hAnsi="Wingdings" w:hint="default"/>
-        <w:sz w:val="20"/>
-      </w:rPr>
-    </w:lvl>
-    <w:lvl w:ilvl="5" w:tentative="1">
-      <w:start w:val="1"/>
-      <w:numFmt w:val="bullet"/>
-      <w:lvlText w:val=""/>
-      <w:lvlJc w:val="left"/>
-      <w:pPr>
-        <w:tabs>
-          <w:tab w:val="num" w:pos="4320"/>
-        </w:tabs>
-        <w:ind w:left="4320" w:hanging="360"/>
-      </w:pPr>
-      <w:rPr>
-        <w:rFonts w:ascii="Wingdings" w:hAnsi="Wingdings" w:hint="default"/>
-        <w:sz w:val="20"/>
-      </w:rPr>
-    </w:lvl>
-    <w:lvl w:ilvl="6" w:tentative="1">
-      <w:start w:val="1"/>
-      <w:numFmt w:val="bullet"/>
-      <w:lvlText w:val=""/>
-      <w:lvlJc w:val="left"/>
-      <w:pPr>
-        <w:tabs>
-          <w:tab w:val="num" w:pos="5040"/>
-        </w:tabs>
-        <w:ind w:left="5040" w:hanging="360"/>
-      </w:pPr>
-      <w:rPr>
-        <w:rFonts w:ascii="Wingdings" w:hAnsi="Wingdings" w:hint="default"/>
-        <w:sz w:val="20"/>
-      </w:rPr>
-    </w:lvl>
-    <w:lvl w:ilvl="7" w:tentative="1">
-      <w:start w:val="1"/>
-      <w:numFmt w:val="bullet"/>
-      <w:lvlText w:val=""/>
-      <w:lvlJc w:val="left"/>
-      <w:pPr>
-        <w:tabs>
-          <w:tab w:val="num" w:pos="5760"/>
-        </w:tabs>
-        <w:ind w:left="5760" w:hanging="360"/>
-      </w:pPr>
-      <w:rPr>
-        <w:rFonts w:ascii="Wingdings" w:hAnsi="Wingdings" w:hint="default"/>
-        <w:sz w:val="20"/>
-      </w:rPr>
-    </w:lvl>
-    <w:lvl w:ilvl="8" w:tentative="1">
-      <w:start w:val="1"/>
-      <w:numFmt w:val="bullet"/>
-      <w:lvlText w:val=""/>
-      <w:lvlJc w:val="left"/>
-      <w:pPr>
-        <w:tabs>
-          <w:tab w:val="num" w:pos="6480"/>
-        </w:tabs>
-        <w:ind w:left="6480" w:hanging="360"/>
-      </w:pPr>
-      <w:rPr>
-        <w:rFonts w:ascii="Wingdings" w:hAnsi="Wingdings" w:hint="default"/>
-        <w:sz w:val="20"/>
-      </w:rPr>
-    </w:lvl>
-  </w:abstractNum>
-  <w:abstractNum w:abstractNumId="11" w15:restartNumberingAfterBreak="0">
-    <w:nsid w:val="275635B0"/>
-    <w:multiLevelType w:val="hybridMultilevel"/>
-    <w:tmpl w:val="BAD64EE2"/>
-    <w:lvl w:ilvl="0" w:tplc="5C12AB84">
-      <w:start w:val="1"/>
-      <w:numFmt w:val="decimal"/>
-      <w:suff w:val="space"/>
-      <w:lvlText w:val="%1"/>
-      <w:lvlJc w:val="left"/>
-      <w:pPr>
-        <w:ind w:left="1778" w:hanging="360"/>
-      </w:pPr>
-      <w:rPr>
-        <w:rFonts w:hint="default"/>
-      </w:rPr>
-    </w:lvl>
-    <w:lvl w:ilvl="1" w:tplc="04190019" w:tentative="1">
-      <w:start w:val="1"/>
-      <w:numFmt w:val="lowerLetter"/>
-      <w:lvlText w:val="%2."/>
-      <w:lvlJc w:val="left"/>
-      <w:pPr>
-        <w:ind w:left="1789" w:hanging="360"/>
-      </w:pPr>
-    </w:lvl>
-    <w:lvl w:ilvl="2" w:tplc="0419001B" w:tentative="1">
-      <w:start w:val="1"/>
-      <w:numFmt w:val="lowerRoman"/>
-      <w:lvlText w:val="%3."/>
-      <w:lvlJc w:val="right"/>
-      <w:pPr>
-        <w:ind w:left="2509" w:hanging="180"/>
-      </w:pPr>
-    </w:lvl>
-    <w:lvl w:ilvl="3" w:tplc="0419000F" w:tentative="1">
-      <w:start w:val="1"/>
-      <w:numFmt w:val="decimal"/>
-      <w:lvlText w:val="%4."/>
-      <w:lvlJc w:val="left"/>
-      <w:pPr>
-        <w:ind w:left="3229" w:hanging="360"/>
-      </w:pPr>
-    </w:lvl>
-    <w:lvl w:ilvl="4" w:tplc="04190019" w:tentative="1">
-      <w:start w:val="1"/>
-      <w:numFmt w:val="lowerLetter"/>
-      <w:lvlText w:val="%5."/>
-      <w:lvlJc w:val="left"/>
-      <w:pPr>
-        <w:ind w:left="3949" w:hanging="360"/>
-      </w:pPr>
-    </w:lvl>
-    <w:lvl w:ilvl="5" w:tplc="0419001B" w:tentative="1">
-      <w:start w:val="1"/>
-      <w:numFmt w:val="lowerRoman"/>
-      <w:lvlText w:val="%6."/>
-      <w:lvlJc w:val="right"/>
-      <w:pPr>
-        <w:ind w:left="4669" w:hanging="180"/>
-      </w:pPr>
-    </w:lvl>
-    <w:lvl w:ilvl="6" w:tplc="0419000F" w:tentative="1">
-      <w:start w:val="1"/>
-      <w:numFmt w:val="decimal"/>
-      <w:lvlText w:val="%7."/>
-      <w:lvlJc w:val="left"/>
-      <w:pPr>
-        <w:ind w:left="5389" w:hanging="360"/>
-      </w:pPr>
-    </w:lvl>
-    <w:lvl w:ilvl="7" w:tplc="04190019" w:tentative="1">
-      <w:start w:val="1"/>
-      <w:numFmt w:val="lowerLetter"/>
-      <w:lvlText w:val="%8."/>
-      <w:lvlJc w:val="left"/>
-      <w:pPr>
-        <w:ind w:left="6109" w:hanging="360"/>
-      </w:pPr>
-    </w:lvl>
-    <w:lvl w:ilvl="8" w:tplc="0419001B" w:tentative="1">
-      <w:start w:val="1"/>
-      <w:numFmt w:val="lowerRoman"/>
-      <w:lvlText w:val="%9."/>
-      <w:lvlJc w:val="right"/>
-      <w:pPr>
-        <w:ind w:left="6829" w:hanging="180"/>
-      </w:pPr>
-    </w:lvl>
-  </w:abstractNum>
-  <w:abstractNum w:abstractNumId="12" w15:restartNumberingAfterBreak="0">
-    <w:nsid w:val="29461A2D"/>
-    <w:multiLevelType w:val="multilevel"/>
-    <w:tmpl w:val="16E22F0E"/>
-    <w:lvl w:ilvl="0">
-      <w:start w:val="1"/>
-      <w:numFmt w:val="bullet"/>
-      <w:lvlText w:val="−"/>
-      <w:lvlJc w:val="left"/>
-      <w:pPr>
-        <w:tabs>
-          <w:tab w:val="num" w:pos="720"/>
-        </w:tabs>
-        <w:ind w:left="720" w:hanging="360"/>
-      </w:pPr>
-      <w:rPr>
-        <w:rFonts w:ascii="Times New Roman" w:hAnsi="Times New Roman" w:cs="Times New Roman" w:hint="default"/>
-        <w:sz w:val="28"/>
-      </w:rPr>
-    </w:lvl>
-    <w:lvl w:ilvl="1">
-      <w:start w:val="1"/>
-      <w:numFmt w:val="bullet"/>
-      <w:lvlText w:val="o"/>
-      <w:lvlJc w:val="left"/>
-      <w:pPr>
-        <w:tabs>
-          <w:tab w:val="num" w:pos="1440"/>
-        </w:tabs>
-        <w:ind w:left="1440" w:hanging="360"/>
-      </w:pPr>
-      <w:rPr>
-        <w:rFonts w:ascii="Courier New" w:hAnsi="Courier New" w:hint="default"/>
-        <w:sz w:val="20"/>
-      </w:rPr>
-    </w:lvl>
-    <w:lvl w:ilvl="2">
-      <w:start w:val="1"/>
-      <w:numFmt w:val="bullet"/>
-      <w:lvlText w:val=""/>
-      <w:lvlJc w:val="left"/>
-      <w:pPr>
-        <w:tabs>
-          <w:tab w:val="num" w:pos="2160"/>
-        </w:tabs>
-        <w:ind w:left="2160" w:hanging="360"/>
-      </w:pPr>
-      <w:rPr>
-        <w:rFonts w:ascii="Wingdings" w:hAnsi="Wingdings" w:hint="default"/>
-        <w:sz w:val="20"/>
-      </w:rPr>
-    </w:lvl>
-    <w:lvl w:ilvl="3" w:tentative="1">
-      <w:start w:val="1"/>
-      <w:numFmt w:val="bullet"/>
-      <w:lvlText w:val=""/>
-      <w:lvlJc w:val="left"/>
-      <w:pPr>
-        <w:tabs>
-          <w:tab w:val="num" w:pos="2880"/>
-        </w:tabs>
-        <w:ind w:left="2880" w:hanging="360"/>
-      </w:pPr>
-      <w:rPr>
-        <w:rFonts w:ascii="Wingdings" w:hAnsi="Wingdings" w:hint="default"/>
-        <w:sz w:val="20"/>
-      </w:rPr>
-    </w:lvl>
-    <w:lvl w:ilvl="4" w:tentative="1">
-      <w:start w:val="1"/>
-      <w:numFmt w:val="bullet"/>
-      <w:lvlText w:val=""/>
-      <w:lvlJc w:val="left"/>
-      <w:pPr>
-        <w:tabs>
-          <w:tab w:val="num" w:pos="3600"/>
-        </w:tabs>
-        <w:ind w:left="3600" w:hanging="360"/>
-      </w:pPr>
-      <w:rPr>
-        <w:rFonts w:ascii="Wingdings" w:hAnsi="Wingdings" w:hint="default"/>
-        <w:sz w:val="20"/>
-      </w:rPr>
-    </w:lvl>
-    <w:lvl w:ilvl="5" w:tentative="1">
-      <w:start w:val="1"/>
-      <w:numFmt w:val="bullet"/>
-      <w:lvlText w:val=""/>
-      <w:lvlJc w:val="left"/>
-      <w:pPr>
-        <w:tabs>
-          <w:tab w:val="num" w:pos="4320"/>
-        </w:tabs>
-        <w:ind w:left="4320" w:hanging="360"/>
-      </w:pPr>
-      <w:rPr>
-        <w:rFonts w:ascii="Wingdings" w:hAnsi="Wingdings" w:hint="default"/>
-        <w:sz w:val="20"/>
-      </w:rPr>
-    </w:lvl>
-    <w:lvl w:ilvl="6" w:tentative="1">
-      <w:start w:val="1"/>
-      <w:numFmt w:val="bullet"/>
-      <w:lvlText w:val=""/>
-      <w:lvlJc w:val="left"/>
-      <w:pPr>
-        <w:tabs>
-          <w:tab w:val="num" w:pos="5040"/>
-        </w:tabs>
-        <w:ind w:left="5040" w:hanging="360"/>
-      </w:pPr>
-      <w:rPr>
-        <w:rFonts w:ascii="Wingdings" w:hAnsi="Wingdings" w:hint="default"/>
-        <w:sz w:val="20"/>
-      </w:rPr>
-    </w:lvl>
-    <w:lvl w:ilvl="7" w:tentative="1">
-      <w:start w:val="1"/>
-      <w:numFmt w:val="bullet"/>
-      <w:lvlText w:val=""/>
-      <w:lvlJc w:val="left"/>
-      <w:pPr>
-        <w:tabs>
-          <w:tab w:val="num" w:pos="5760"/>
-        </w:tabs>
-        <w:ind w:left="5760" w:hanging="360"/>
-      </w:pPr>
-      <w:rPr>
-        <w:rFonts w:ascii="Wingdings" w:hAnsi="Wingdings" w:hint="default"/>
-        <w:sz w:val="20"/>
-      </w:rPr>
-    </w:lvl>
-    <w:lvl w:ilvl="8" w:tentative="1">
-      <w:start w:val="1"/>
-      <w:numFmt w:val="bullet"/>
-      <w:lvlText w:val=""/>
-      <w:lvlJc w:val="left"/>
-      <w:pPr>
-        <w:tabs>
-          <w:tab w:val="num" w:pos="6480"/>
-        </w:tabs>
-        <w:ind w:left="6480" w:hanging="360"/>
-      </w:pPr>
-      <w:rPr>
-        <w:rFonts w:ascii="Wingdings" w:hAnsi="Wingdings" w:hint="default"/>
-        <w:sz w:val="20"/>
-      </w:rPr>
-    </w:lvl>
-  </w:abstractNum>
-  <w:abstractNum w:abstractNumId="13" w15:restartNumberingAfterBreak="0">
-    <w:nsid w:val="2D294B49"/>
-    <w:multiLevelType w:val="hybridMultilevel"/>
-    <w:tmpl w:val="D3EC8B4C"/>
-    <w:lvl w:ilvl="0" w:tplc="04190001">
-      <w:start w:val="1"/>
-      <w:numFmt w:val="bullet"/>
-      <w:lvlText w:val=""/>
-      <w:lvlJc w:val="left"/>
-      <w:pPr>
-        <w:ind w:left="1429" w:hanging="360"/>
-      </w:pPr>
-      <w:rPr>
-        <w:rFonts w:ascii="Symbol" w:hAnsi="Symbol" w:hint="default"/>
-      </w:rPr>
-    </w:lvl>
-    <w:lvl w:ilvl="1" w:tplc="04190003">
-      <w:start w:val="1"/>
-      <w:numFmt w:val="bullet"/>
-      <w:lvlText w:val="o"/>
-      <w:lvlJc w:val="left"/>
-      <w:pPr>
-        <w:ind w:left="2149" w:hanging="360"/>
-      </w:pPr>
-      <w:rPr>
-        <w:rFonts w:ascii="Courier New" w:hAnsi="Courier New" w:cs="Courier New" w:hint="default"/>
-      </w:rPr>
-    </w:lvl>
-    <w:lvl w:ilvl="2" w:tplc="04190005">
-      <w:start w:val="1"/>
-      <w:numFmt w:val="bullet"/>
-      <w:lvlText w:val=""/>
-      <w:lvlJc w:val="left"/>
-      <w:pPr>
-        <w:ind w:left="2869" w:hanging="360"/>
-      </w:pPr>
-      <w:rPr>
-        <w:rFonts w:ascii="Wingdings" w:hAnsi="Wingdings" w:hint="default"/>
-      </w:rPr>
-    </w:lvl>
-    <w:lvl w:ilvl="3" w:tplc="04190001">
-      <w:start w:val="1"/>
-      <w:numFmt w:val="bullet"/>
-      <w:lvlText w:val=""/>
-      <w:lvlJc w:val="left"/>
-      <w:pPr>
-        <w:ind w:left="3589" w:hanging="360"/>
-      </w:pPr>
-      <w:rPr>
-        <w:rFonts w:ascii="Symbol" w:hAnsi="Symbol" w:hint="default"/>
-      </w:rPr>
-    </w:lvl>
-    <w:lvl w:ilvl="4" w:tplc="04190003">
-      <w:start w:val="1"/>
-      <w:numFmt w:val="bullet"/>
-      <w:lvlText w:val="o"/>
-      <w:lvlJc w:val="left"/>
-      <w:pPr>
-        <w:ind w:left="4309" w:hanging="360"/>
-      </w:pPr>
-      <w:rPr>
-        <w:rFonts w:ascii="Courier New" w:hAnsi="Courier New" w:cs="Courier New" w:hint="default"/>
-      </w:rPr>
-    </w:lvl>
-    <w:lvl w:ilvl="5" w:tplc="04190005">
-      <w:start w:val="1"/>
-      <w:numFmt w:val="bullet"/>
-      <w:lvlText w:val=""/>
-      <w:lvlJc w:val="left"/>
-      <w:pPr>
-        <w:ind w:left="5029" w:hanging="360"/>
-      </w:pPr>
-      <w:rPr>
-        <w:rFonts w:ascii="Wingdings" w:hAnsi="Wingdings" w:hint="default"/>
-      </w:rPr>
-    </w:lvl>
-    <w:lvl w:ilvl="6" w:tplc="04190001">
-      <w:start w:val="1"/>
-      <w:numFmt w:val="bullet"/>
-      <w:lvlText w:val=""/>
-      <w:lvlJc w:val="left"/>
-      <w:pPr>
-        <w:ind w:left="5749" w:hanging="360"/>
-      </w:pPr>
-      <w:rPr>
-        <w:rFonts w:ascii="Symbol" w:hAnsi="Symbol" w:hint="default"/>
-      </w:rPr>
-    </w:lvl>
-    <w:lvl w:ilvl="7" w:tplc="04190003">
-      <w:start w:val="1"/>
-      <w:numFmt w:val="bullet"/>
-      <w:lvlText w:val="o"/>
-      <w:lvlJc w:val="left"/>
-      <w:pPr>
-        <w:ind w:left="6469" w:hanging="360"/>
-      </w:pPr>
-      <w:rPr>
-        <w:rFonts w:ascii="Courier New" w:hAnsi="Courier New" w:cs="Courier New" w:hint="default"/>
-      </w:rPr>
-    </w:lvl>
-    <w:lvl w:ilvl="8" w:tplc="04190005">
-      <w:start w:val="1"/>
-      <w:numFmt w:val="bullet"/>
-      <w:lvlText w:val=""/>
-      <w:lvlJc w:val="left"/>
-      <w:pPr>
-        <w:ind w:left="7189" w:hanging="360"/>
-      </w:pPr>
-      <w:rPr>
-        <w:rFonts w:ascii="Wingdings" w:hAnsi="Wingdings" w:hint="default"/>
-      </w:rPr>
-    </w:lvl>
-  </w:abstractNum>
-  <w:abstractNum w:abstractNumId="14" w15:restartNumberingAfterBreak="0">
+  <w:abstractNum w:abstractNumId="1" w15:restartNumberingAfterBreak="0">
     <w:nsid w:val="2E9537D1"/>
     <w:multiLevelType w:val="hybridMultilevel"/>
     <w:tmpl w:val="207CBDD0"/>
@@ -52173,245 +51046,7 @@
       </w:rPr>
     </w:lvl>
   </w:abstractNum>
-  <w:abstractNum w:abstractNumId="15" w15:restartNumberingAfterBreak="0">
-    <w:nsid w:val="311416D0"/>
-    <w:multiLevelType w:val="hybridMultilevel"/>
-    <w:tmpl w:val="E06A00BC"/>
-    <w:lvl w:ilvl="0" w:tplc="41E44836">
-      <w:start w:val="1"/>
-      <w:numFmt w:val="decimal"/>
-      <w:lvlText w:val="%1."/>
-      <w:lvlJc w:val="left"/>
-      <w:pPr>
-        <w:ind w:left="1778" w:hanging="360"/>
-      </w:pPr>
-      <w:rPr>
-        <w:rFonts w:hint="default"/>
-      </w:rPr>
-    </w:lvl>
-    <w:lvl w:ilvl="1" w:tplc="04190019" w:tentative="1">
-      <w:start w:val="1"/>
-      <w:numFmt w:val="lowerLetter"/>
-      <w:lvlText w:val="%2."/>
-      <w:lvlJc w:val="left"/>
-      <w:pPr>
-        <w:ind w:left="2149" w:hanging="360"/>
-      </w:pPr>
-    </w:lvl>
-    <w:lvl w:ilvl="2" w:tplc="0419001B" w:tentative="1">
-      <w:start w:val="1"/>
-      <w:numFmt w:val="lowerRoman"/>
-      <w:lvlText w:val="%3."/>
-      <w:lvlJc w:val="right"/>
-      <w:pPr>
-        <w:ind w:left="2869" w:hanging="180"/>
-      </w:pPr>
-    </w:lvl>
-    <w:lvl w:ilvl="3" w:tplc="0419000F" w:tentative="1">
-      <w:start w:val="1"/>
-      <w:numFmt w:val="decimal"/>
-      <w:lvlText w:val="%4."/>
-      <w:lvlJc w:val="left"/>
-      <w:pPr>
-        <w:ind w:left="3589" w:hanging="360"/>
-      </w:pPr>
-    </w:lvl>
-    <w:lvl w:ilvl="4" w:tplc="04190019" w:tentative="1">
-      <w:start w:val="1"/>
-      <w:numFmt w:val="lowerLetter"/>
-      <w:lvlText w:val="%5."/>
-      <w:lvlJc w:val="left"/>
-      <w:pPr>
-        <w:ind w:left="4309" w:hanging="360"/>
-      </w:pPr>
-    </w:lvl>
-    <w:lvl w:ilvl="5" w:tplc="0419001B" w:tentative="1">
-      <w:start w:val="1"/>
-      <w:numFmt w:val="lowerRoman"/>
-      <w:lvlText w:val="%6."/>
-      <w:lvlJc w:val="right"/>
-      <w:pPr>
-        <w:ind w:left="5029" w:hanging="180"/>
-      </w:pPr>
-    </w:lvl>
-    <w:lvl w:ilvl="6" w:tplc="0419000F" w:tentative="1">
-      <w:start w:val="1"/>
-      <w:numFmt w:val="decimal"/>
-      <w:lvlText w:val="%7."/>
-      <w:lvlJc w:val="left"/>
-      <w:pPr>
-        <w:ind w:left="5749" w:hanging="360"/>
-      </w:pPr>
-    </w:lvl>
-    <w:lvl w:ilvl="7" w:tplc="04190019" w:tentative="1">
-      <w:start w:val="1"/>
-      <w:numFmt w:val="lowerLetter"/>
-      <w:lvlText w:val="%8."/>
-      <w:lvlJc w:val="left"/>
-      <w:pPr>
-        <w:ind w:left="6469" w:hanging="360"/>
-      </w:pPr>
-    </w:lvl>
-    <w:lvl w:ilvl="8" w:tplc="0419001B" w:tentative="1">
-      <w:start w:val="1"/>
-      <w:numFmt w:val="lowerRoman"/>
-      <w:lvlText w:val="%9."/>
-      <w:lvlJc w:val="right"/>
-      <w:pPr>
-        <w:ind w:left="7189" w:hanging="180"/>
-      </w:pPr>
-    </w:lvl>
-  </w:abstractNum>
-  <w:abstractNum w:abstractNumId="16" w15:restartNumberingAfterBreak="0">
-    <w:nsid w:val="39FF2BCD"/>
-    <w:multiLevelType w:val="multilevel"/>
-    <w:tmpl w:val="3AF05268"/>
-    <w:lvl w:ilvl="0">
-      <w:start w:val="1"/>
-      <w:numFmt w:val="bullet"/>
-      <w:lvlText w:val=""/>
-      <w:lvlJc w:val="left"/>
-      <w:pPr>
-        <w:tabs>
-          <w:tab w:val="num" w:pos="720"/>
-        </w:tabs>
-        <w:ind w:left="720" w:hanging="360"/>
-      </w:pPr>
-      <w:rPr>
-        <w:rFonts w:ascii="Symbol" w:hAnsi="Symbol" w:hint="default"/>
-        <w:sz w:val="20"/>
-      </w:rPr>
-    </w:lvl>
-    <w:lvl w:ilvl="1" w:tentative="1">
-      <w:start w:val="1"/>
-      <w:numFmt w:val="bullet"/>
-      <w:lvlText w:val="o"/>
-      <w:lvlJc w:val="left"/>
-      <w:pPr>
-        <w:tabs>
-          <w:tab w:val="num" w:pos="1440"/>
-        </w:tabs>
-        <w:ind w:left="1440" w:hanging="360"/>
-      </w:pPr>
-      <w:rPr>
-        <w:rFonts w:ascii="Courier New" w:hAnsi="Courier New" w:hint="default"/>
-        <w:sz w:val="20"/>
-      </w:rPr>
-    </w:lvl>
-    <w:lvl w:ilvl="2" w:tentative="1">
-      <w:start w:val="1"/>
-      <w:numFmt w:val="bullet"/>
-      <w:lvlText w:val=""/>
-      <w:lvlJc w:val="left"/>
-      <w:pPr>
-        <w:tabs>
-          <w:tab w:val="num" w:pos="2160"/>
-        </w:tabs>
-        <w:ind w:left="2160" w:hanging="360"/>
-      </w:pPr>
-      <w:rPr>
-        <w:rFonts w:ascii="Wingdings" w:hAnsi="Wingdings" w:hint="default"/>
-        <w:sz w:val="20"/>
-      </w:rPr>
-    </w:lvl>
-    <w:lvl w:ilvl="3" w:tentative="1">
-      <w:start w:val="1"/>
-      <w:numFmt w:val="bullet"/>
-      <w:lvlText w:val=""/>
-      <w:lvlJc w:val="left"/>
-      <w:pPr>
-        <w:tabs>
-          <w:tab w:val="num" w:pos="2880"/>
-        </w:tabs>
-        <w:ind w:left="2880" w:hanging="360"/>
-      </w:pPr>
-      <w:rPr>
-        <w:rFonts w:ascii="Wingdings" w:hAnsi="Wingdings" w:hint="default"/>
-        <w:sz w:val="20"/>
-      </w:rPr>
-    </w:lvl>
-    <w:lvl w:ilvl="4" w:tentative="1">
-      <w:start w:val="1"/>
-      <w:numFmt w:val="bullet"/>
-      <w:lvlText w:val=""/>
-      <w:lvlJc w:val="left"/>
-      <w:pPr>
-        <w:tabs>
-          <w:tab w:val="num" w:pos="3600"/>
-        </w:tabs>
-        <w:ind w:left="3600" w:hanging="360"/>
-      </w:pPr>
-      <w:rPr>
-        <w:rFonts w:ascii="Wingdings" w:hAnsi="Wingdings" w:hint="default"/>
-        <w:sz w:val="20"/>
-      </w:rPr>
-    </w:lvl>
-    <w:lvl w:ilvl="5" w:tentative="1">
-      <w:start w:val="1"/>
-      <w:numFmt w:val="bullet"/>
-      <w:lvlText w:val=""/>
-      <w:lvlJc w:val="left"/>
-      <w:pPr>
-        <w:tabs>
-          <w:tab w:val="num" w:pos="4320"/>
-        </w:tabs>
-        <w:ind w:left="4320" w:hanging="360"/>
-      </w:pPr>
-      <w:rPr>
-        <w:rFonts w:ascii="Wingdings" w:hAnsi="Wingdings" w:hint="default"/>
-        <w:sz w:val="20"/>
-      </w:rPr>
-    </w:lvl>
-    <w:lvl w:ilvl="6" w:tentative="1">
-      <w:start w:val="1"/>
-      <w:numFmt w:val="bullet"/>
-      <w:lvlText w:val=""/>
-      <w:lvlJc w:val="left"/>
-      <w:pPr>
-        <w:tabs>
-          <w:tab w:val="num" w:pos="5040"/>
-        </w:tabs>
-        <w:ind w:left="5040" w:hanging="360"/>
-      </w:pPr>
-      <w:rPr>
-        <w:rFonts w:ascii="Wingdings" w:hAnsi="Wingdings" w:hint="default"/>
-        <w:sz w:val="20"/>
-      </w:rPr>
-    </w:lvl>
-    <w:lvl w:ilvl="7" w:tentative="1">
-      <w:start w:val="1"/>
-      <w:numFmt w:val="bullet"/>
-      <w:lvlText w:val=""/>
-      <w:lvlJc w:val="left"/>
-      <w:pPr>
-        <w:tabs>
-          <w:tab w:val="num" w:pos="5760"/>
-        </w:tabs>
-        <w:ind w:left="5760" w:hanging="360"/>
-      </w:pPr>
-      <w:rPr>
-        <w:rFonts w:ascii="Wingdings" w:hAnsi="Wingdings" w:hint="default"/>
-        <w:sz w:val="20"/>
-      </w:rPr>
-    </w:lvl>
-    <w:lvl w:ilvl="8" w:tentative="1">
-      <w:start w:val="1"/>
-      <w:numFmt w:val="bullet"/>
-      <w:lvlText w:val=""/>
-      <w:lvlJc w:val="left"/>
-      <w:pPr>
-        <w:tabs>
-          <w:tab w:val="num" w:pos="6480"/>
-        </w:tabs>
-        <w:ind w:left="6480" w:hanging="360"/>
-      </w:pPr>
-      <w:rPr>
-        <w:rFonts w:ascii="Wingdings" w:hAnsi="Wingdings" w:hint="default"/>
-        <w:sz w:val="20"/>
-      </w:rPr>
-    </w:lvl>
-  </w:abstractNum>
-  <w:abstractNum w:abstractNumId="17" w15:restartNumberingAfterBreak="0">
+  <w:abstractNum w:abstractNumId="2" w15:restartNumberingAfterBreak="0">
     <w:nsid w:val="3BDD49EF"/>
     <w:multiLevelType w:val="multilevel"/>
     <w:tmpl w:val="1F2053CC"/>
@@ -52524,538 +51159,7 @@
       </w:pPr>
     </w:lvl>
   </w:abstractNum>
-  <w:abstractNum w:abstractNumId="18" w15:restartNumberingAfterBreak="0">
-    <w:nsid w:val="3C4F6B61"/>
-    <w:multiLevelType w:val="multilevel"/>
-    <w:tmpl w:val="51161C02"/>
-    <w:lvl w:ilvl="0">
-      <w:start w:val="1"/>
-      <w:numFmt w:val="decimal"/>
-      <w:lvlText w:val="%1."/>
-      <w:lvlJc w:val="left"/>
-      <w:pPr>
-        <w:tabs>
-          <w:tab w:val="num" w:pos="720"/>
-        </w:tabs>
-        <w:ind w:left="720" w:hanging="360"/>
-      </w:pPr>
-    </w:lvl>
-    <w:lvl w:ilvl="1">
-      <w:start w:val="1"/>
-      <w:numFmt w:val="bullet"/>
-      <w:lvlText w:val="o"/>
-      <w:lvlJc w:val="left"/>
-      <w:pPr>
-        <w:tabs>
-          <w:tab w:val="num" w:pos="1440"/>
-        </w:tabs>
-        <w:ind w:left="1440" w:hanging="360"/>
-      </w:pPr>
-      <w:rPr>
-        <w:rFonts w:ascii="Courier New" w:hAnsi="Courier New" w:hint="default"/>
-        <w:sz w:val="20"/>
-      </w:rPr>
-    </w:lvl>
-    <w:lvl w:ilvl="2" w:tentative="1">
-      <w:start w:val="1"/>
-      <w:numFmt w:val="decimal"/>
-      <w:lvlText w:val="%3."/>
-      <w:lvlJc w:val="left"/>
-      <w:pPr>
-        <w:tabs>
-          <w:tab w:val="num" w:pos="2160"/>
-        </w:tabs>
-        <w:ind w:left="2160" w:hanging="360"/>
-      </w:pPr>
-    </w:lvl>
-    <w:lvl w:ilvl="3" w:tentative="1">
-      <w:start w:val="1"/>
-      <w:numFmt w:val="decimal"/>
-      <w:lvlText w:val="%4."/>
-      <w:lvlJc w:val="left"/>
-      <w:pPr>
-        <w:tabs>
-          <w:tab w:val="num" w:pos="2880"/>
-        </w:tabs>
-        <w:ind w:left="2880" w:hanging="360"/>
-      </w:pPr>
-    </w:lvl>
-    <w:lvl w:ilvl="4" w:tentative="1">
-      <w:start w:val="1"/>
-      <w:numFmt w:val="decimal"/>
-      <w:lvlText w:val="%5."/>
-      <w:lvlJc w:val="left"/>
-      <w:pPr>
-        <w:tabs>
-          <w:tab w:val="num" w:pos="3600"/>
-        </w:tabs>
-        <w:ind w:left="3600" w:hanging="360"/>
-      </w:pPr>
-    </w:lvl>
-    <w:lvl w:ilvl="5" w:tentative="1">
-      <w:start w:val="1"/>
-      <w:numFmt w:val="decimal"/>
-      <w:lvlText w:val="%6."/>
-      <w:lvlJc w:val="left"/>
-      <w:pPr>
-        <w:tabs>
-          <w:tab w:val="num" w:pos="4320"/>
-        </w:tabs>
-        <w:ind w:left="4320" w:hanging="360"/>
-      </w:pPr>
-    </w:lvl>
-    <w:lvl w:ilvl="6" w:tentative="1">
-      <w:start w:val="1"/>
-      <w:numFmt w:val="decimal"/>
-      <w:lvlText w:val="%7."/>
-      <w:lvlJc w:val="left"/>
-      <w:pPr>
-        <w:tabs>
-          <w:tab w:val="num" w:pos="5040"/>
-        </w:tabs>
-        <w:ind w:left="5040" w:hanging="360"/>
-      </w:pPr>
-    </w:lvl>
-    <w:lvl w:ilvl="7" w:tentative="1">
-      <w:start w:val="1"/>
-      <w:numFmt w:val="decimal"/>
-      <w:lvlText w:val="%8."/>
-      <w:lvlJc w:val="left"/>
-      <w:pPr>
-        <w:tabs>
-          <w:tab w:val="num" w:pos="5760"/>
-        </w:tabs>
-        <w:ind w:left="5760" w:hanging="360"/>
-      </w:pPr>
-    </w:lvl>
-    <w:lvl w:ilvl="8" w:tentative="1">
-      <w:start w:val="1"/>
-      <w:numFmt w:val="decimal"/>
-      <w:lvlText w:val="%9."/>
-      <w:lvlJc w:val="left"/>
-      <w:pPr>
-        <w:tabs>
-          <w:tab w:val="num" w:pos="6480"/>
-        </w:tabs>
-        <w:ind w:left="6480" w:hanging="360"/>
-      </w:pPr>
-    </w:lvl>
-  </w:abstractNum>
-  <w:abstractNum w:abstractNumId="19" w15:restartNumberingAfterBreak="0">
-    <w:nsid w:val="3D005A1B"/>
-    <w:multiLevelType w:val="hybridMultilevel"/>
-    <w:tmpl w:val="95DE0BB4"/>
-    <w:lvl w:ilvl="0" w:tplc="5C12AB84">
-      <w:start w:val="1"/>
-      <w:numFmt w:val="decimal"/>
-      <w:suff w:val="space"/>
-      <w:lvlText w:val="%1"/>
-      <w:lvlJc w:val="left"/>
-      <w:pPr>
-        <w:ind w:left="1429" w:hanging="360"/>
-      </w:pPr>
-      <w:rPr>
-        <w:rFonts w:hint="default"/>
-      </w:rPr>
-    </w:lvl>
-    <w:lvl w:ilvl="1" w:tplc="04190019" w:tentative="1">
-      <w:start w:val="1"/>
-      <w:numFmt w:val="lowerLetter"/>
-      <w:lvlText w:val="%2."/>
-      <w:lvlJc w:val="left"/>
-      <w:pPr>
-        <w:ind w:left="2149" w:hanging="360"/>
-      </w:pPr>
-    </w:lvl>
-    <w:lvl w:ilvl="2" w:tplc="0419001B" w:tentative="1">
-      <w:start w:val="1"/>
-      <w:numFmt w:val="lowerRoman"/>
-      <w:lvlText w:val="%3."/>
-      <w:lvlJc w:val="right"/>
-      <w:pPr>
-        <w:ind w:left="2869" w:hanging="180"/>
-      </w:pPr>
-    </w:lvl>
-    <w:lvl w:ilvl="3" w:tplc="0419000F" w:tentative="1">
-      <w:start w:val="1"/>
-      <w:numFmt w:val="decimal"/>
-      <w:lvlText w:val="%4."/>
-      <w:lvlJc w:val="left"/>
-      <w:pPr>
-        <w:ind w:left="3589" w:hanging="360"/>
-      </w:pPr>
-    </w:lvl>
-    <w:lvl w:ilvl="4" w:tplc="04190019" w:tentative="1">
-      <w:start w:val="1"/>
-      <w:numFmt w:val="lowerLetter"/>
-      <w:lvlText w:val="%5."/>
-      <w:lvlJc w:val="left"/>
-      <w:pPr>
-        <w:ind w:left="4309" w:hanging="360"/>
-      </w:pPr>
-    </w:lvl>
-    <w:lvl w:ilvl="5" w:tplc="0419001B" w:tentative="1">
-      <w:start w:val="1"/>
-      <w:numFmt w:val="lowerRoman"/>
-      <w:lvlText w:val="%6."/>
-      <w:lvlJc w:val="right"/>
-      <w:pPr>
-        <w:ind w:left="5029" w:hanging="180"/>
-      </w:pPr>
-    </w:lvl>
-    <w:lvl w:ilvl="6" w:tplc="0419000F" w:tentative="1">
-      <w:start w:val="1"/>
-      <w:numFmt w:val="decimal"/>
-      <w:lvlText w:val="%7."/>
-      <w:lvlJc w:val="left"/>
-      <w:pPr>
-        <w:ind w:left="5749" w:hanging="360"/>
-      </w:pPr>
-    </w:lvl>
-    <w:lvl w:ilvl="7" w:tplc="04190019" w:tentative="1">
-      <w:start w:val="1"/>
-      <w:numFmt w:val="lowerLetter"/>
-      <w:lvlText w:val="%8."/>
-      <w:lvlJc w:val="left"/>
-      <w:pPr>
-        <w:ind w:left="6469" w:hanging="360"/>
-      </w:pPr>
-    </w:lvl>
-    <w:lvl w:ilvl="8" w:tplc="0419001B" w:tentative="1">
-      <w:start w:val="1"/>
-      <w:numFmt w:val="lowerRoman"/>
-      <w:lvlText w:val="%9."/>
-      <w:lvlJc w:val="right"/>
-      <w:pPr>
-        <w:ind w:left="7189" w:hanging="180"/>
-      </w:pPr>
-    </w:lvl>
-  </w:abstractNum>
-  <w:abstractNum w:abstractNumId="20" w15:restartNumberingAfterBreak="0">
-    <w:nsid w:val="3D31381E"/>
-    <w:multiLevelType w:val="multilevel"/>
-    <w:tmpl w:val="4BEC307A"/>
-    <w:lvl w:ilvl="0">
-      <w:start w:val="1"/>
-      <w:numFmt w:val="bullet"/>
-      <w:lvlText w:val=""/>
-      <w:lvlJc w:val="left"/>
-      <w:pPr>
-        <w:tabs>
-          <w:tab w:val="num" w:pos="720"/>
-        </w:tabs>
-        <w:ind w:left="720" w:hanging="360"/>
-      </w:pPr>
-      <w:rPr>
-        <w:rFonts w:ascii="Symbol" w:hAnsi="Symbol" w:hint="default"/>
-        <w:sz w:val="20"/>
-      </w:rPr>
-    </w:lvl>
-    <w:lvl w:ilvl="1" w:tentative="1">
-      <w:start w:val="1"/>
-      <w:numFmt w:val="bullet"/>
-      <w:lvlText w:val="o"/>
-      <w:lvlJc w:val="left"/>
-      <w:pPr>
-        <w:tabs>
-          <w:tab w:val="num" w:pos="1440"/>
-        </w:tabs>
-        <w:ind w:left="1440" w:hanging="360"/>
-      </w:pPr>
-      <w:rPr>
-        <w:rFonts w:ascii="Courier New" w:hAnsi="Courier New" w:hint="default"/>
-        <w:sz w:val="20"/>
-      </w:rPr>
-    </w:lvl>
-    <w:lvl w:ilvl="2" w:tentative="1">
-      <w:start w:val="1"/>
-      <w:numFmt w:val="bullet"/>
-      <w:lvlText w:val=""/>
-      <w:lvlJc w:val="left"/>
-      <w:pPr>
-        <w:tabs>
-          <w:tab w:val="num" w:pos="2160"/>
-        </w:tabs>
-        <w:ind w:left="2160" w:hanging="360"/>
-      </w:pPr>
-      <w:rPr>
-        <w:rFonts w:ascii="Wingdings" w:hAnsi="Wingdings" w:hint="default"/>
-        <w:sz w:val="20"/>
-      </w:rPr>
-    </w:lvl>
-    <w:lvl w:ilvl="3" w:tentative="1">
-      <w:start w:val="1"/>
-      <w:numFmt w:val="bullet"/>
-      <w:lvlText w:val=""/>
-      <w:lvlJc w:val="left"/>
-      <w:pPr>
-        <w:tabs>
-          <w:tab w:val="num" w:pos="2880"/>
-        </w:tabs>
-        <w:ind w:left="2880" w:hanging="360"/>
-      </w:pPr>
-      <w:rPr>
-        <w:rFonts w:ascii="Wingdings" w:hAnsi="Wingdings" w:hint="default"/>
-        <w:sz w:val="20"/>
-      </w:rPr>
-    </w:lvl>
-    <w:lvl w:ilvl="4" w:tentative="1">
-      <w:start w:val="1"/>
-      <w:numFmt w:val="bullet"/>
-      <w:lvlText w:val=""/>
-      <w:lvlJc w:val="left"/>
-      <w:pPr>
-        <w:tabs>
-          <w:tab w:val="num" w:pos="3600"/>
-        </w:tabs>
-        <w:ind w:left="3600" w:hanging="360"/>
-      </w:pPr>
-      <w:rPr>
-        <w:rFonts w:ascii="Wingdings" w:hAnsi="Wingdings" w:hint="default"/>
-        <w:sz w:val="20"/>
-      </w:rPr>
-    </w:lvl>
-    <w:lvl w:ilvl="5" w:tentative="1">
-      <w:start w:val="1"/>
-      <w:numFmt w:val="bullet"/>
-      <w:lvlText w:val=""/>
-      <w:lvlJc w:val="left"/>
-      <w:pPr>
-        <w:tabs>
-          <w:tab w:val="num" w:pos="4320"/>
-        </w:tabs>
-        <w:ind w:left="4320" w:hanging="360"/>
-      </w:pPr>
-      <w:rPr>
-        <w:rFonts w:ascii="Wingdings" w:hAnsi="Wingdings" w:hint="default"/>
-        <w:sz w:val="20"/>
-      </w:rPr>
-    </w:lvl>
-    <w:lvl w:ilvl="6" w:tentative="1">
-      <w:start w:val="1"/>
-      <w:numFmt w:val="bullet"/>
-      <w:lvlText w:val=""/>
-      <w:lvlJc w:val="left"/>
-      <w:pPr>
-        <w:tabs>
-          <w:tab w:val="num" w:pos="5040"/>
-        </w:tabs>
-        <w:ind w:left="5040" w:hanging="360"/>
-      </w:pPr>
-      <w:rPr>
-        <w:rFonts w:ascii="Wingdings" w:hAnsi="Wingdings" w:hint="default"/>
-        <w:sz w:val="20"/>
-      </w:rPr>
-    </w:lvl>
-    <w:lvl w:ilvl="7" w:tentative="1">
-      <w:start w:val="1"/>
-      <w:numFmt w:val="bullet"/>
-      <w:lvlText w:val=""/>
-      <w:lvlJc w:val="left"/>
-      <w:pPr>
-        <w:tabs>
-          <w:tab w:val="num" w:pos="5760"/>
-        </w:tabs>
-        <w:ind w:left="5760" w:hanging="360"/>
-      </w:pPr>
-      <w:rPr>
-        <w:rFonts w:ascii="Wingdings" w:hAnsi="Wingdings" w:hint="default"/>
-        <w:sz w:val="20"/>
-      </w:rPr>
-    </w:lvl>
-    <w:lvl w:ilvl="8" w:tentative="1">
-      <w:start w:val="1"/>
-      <w:numFmt w:val="bullet"/>
-      <w:lvlText w:val=""/>
-      <w:lvlJc w:val="left"/>
-      <w:pPr>
-        <w:tabs>
-          <w:tab w:val="num" w:pos="6480"/>
-        </w:tabs>
-        <w:ind w:left="6480" w:hanging="360"/>
-      </w:pPr>
-      <w:rPr>
-        <w:rFonts w:ascii="Wingdings" w:hAnsi="Wingdings" w:hint="default"/>
-        <w:sz w:val="20"/>
-      </w:rPr>
-    </w:lvl>
-  </w:abstractNum>
-  <w:abstractNum w:abstractNumId="21" w15:restartNumberingAfterBreak="0">
-    <w:nsid w:val="3E224CA5"/>
-    <w:multiLevelType w:val="hybridMultilevel"/>
-    <w:tmpl w:val="247041F8"/>
-    <w:lvl w:ilvl="0" w:tplc="0419000F">
-      <w:start w:val="1"/>
-      <w:numFmt w:val="decimal"/>
-      <w:lvlText w:val="%1."/>
-      <w:lvlJc w:val="left"/>
-      <w:pPr>
-        <w:ind w:left="1429" w:hanging="360"/>
-      </w:pPr>
-    </w:lvl>
-    <w:lvl w:ilvl="1" w:tplc="04190019" w:tentative="1">
-      <w:start w:val="1"/>
-      <w:numFmt w:val="lowerLetter"/>
-      <w:lvlText w:val="%2."/>
-      <w:lvlJc w:val="left"/>
-      <w:pPr>
-        <w:ind w:left="2149" w:hanging="360"/>
-      </w:pPr>
-    </w:lvl>
-    <w:lvl w:ilvl="2" w:tplc="0419001B" w:tentative="1">
-      <w:start w:val="1"/>
-      <w:numFmt w:val="lowerRoman"/>
-      <w:lvlText w:val="%3."/>
-      <w:lvlJc w:val="right"/>
-      <w:pPr>
-        <w:ind w:left="2869" w:hanging="180"/>
-      </w:pPr>
-    </w:lvl>
-    <w:lvl w:ilvl="3" w:tplc="0419000F" w:tentative="1">
-      <w:start w:val="1"/>
-      <w:numFmt w:val="decimal"/>
-      <w:lvlText w:val="%4."/>
-      <w:lvlJc w:val="left"/>
-      <w:pPr>
-        <w:ind w:left="3589" w:hanging="360"/>
-      </w:pPr>
-    </w:lvl>
-    <w:lvl w:ilvl="4" w:tplc="04190019" w:tentative="1">
-      <w:start w:val="1"/>
-      <w:numFmt w:val="lowerLetter"/>
-      <w:lvlText w:val="%5."/>
-      <w:lvlJc w:val="left"/>
-      <w:pPr>
-        <w:ind w:left="4309" w:hanging="360"/>
-      </w:pPr>
-    </w:lvl>
-    <w:lvl w:ilvl="5" w:tplc="0419001B" w:tentative="1">
-      <w:start w:val="1"/>
-      <w:numFmt w:val="lowerRoman"/>
-      <w:lvlText w:val="%6."/>
-      <w:lvlJc w:val="right"/>
-      <w:pPr>
-        <w:ind w:left="5029" w:hanging="180"/>
-      </w:pPr>
-    </w:lvl>
-    <w:lvl w:ilvl="6" w:tplc="0419000F" w:tentative="1">
-      <w:start w:val="1"/>
-      <w:numFmt w:val="decimal"/>
-      <w:lvlText w:val="%7."/>
-      <w:lvlJc w:val="left"/>
-      <w:pPr>
-        <w:ind w:left="5749" w:hanging="360"/>
-      </w:pPr>
-    </w:lvl>
-    <w:lvl w:ilvl="7" w:tplc="04190019" w:tentative="1">
-      <w:start w:val="1"/>
-      <w:numFmt w:val="lowerLetter"/>
-      <w:lvlText w:val="%8."/>
-      <w:lvlJc w:val="left"/>
-      <w:pPr>
-        <w:ind w:left="6469" w:hanging="360"/>
-      </w:pPr>
-    </w:lvl>
-    <w:lvl w:ilvl="8" w:tplc="0419001B" w:tentative="1">
-      <w:start w:val="1"/>
-      <w:numFmt w:val="lowerRoman"/>
-      <w:lvlText w:val="%9."/>
-      <w:lvlJc w:val="right"/>
-      <w:pPr>
-        <w:ind w:left="7189" w:hanging="180"/>
-      </w:pPr>
-    </w:lvl>
-  </w:abstractNum>
-  <w:abstractNum w:abstractNumId="22" w15:restartNumberingAfterBreak="0">
-    <w:nsid w:val="3E9E6421"/>
-    <w:multiLevelType w:val="hybridMultilevel"/>
-    <w:tmpl w:val="9F3400B0"/>
-    <w:lvl w:ilvl="0" w:tplc="FFFFFFFF">
-      <w:start w:val="1"/>
-      <w:numFmt w:val="decimal"/>
-      <w:lvlText w:val="%1."/>
-      <w:lvlJc w:val="left"/>
-      <w:pPr>
-        <w:ind w:left="1069" w:hanging="360"/>
-      </w:pPr>
-      <w:rPr>
-        <w:rFonts w:hint="default"/>
-      </w:rPr>
-    </w:lvl>
-    <w:lvl w:ilvl="1" w:tplc="FFFFFFFF" w:tentative="1">
-      <w:start w:val="1"/>
-      <w:numFmt w:val="lowerLetter"/>
-      <w:lvlText w:val="%2."/>
-      <w:lvlJc w:val="left"/>
-      <w:pPr>
-        <w:ind w:left="1789" w:hanging="360"/>
-      </w:pPr>
-    </w:lvl>
-    <w:lvl w:ilvl="2" w:tplc="FFFFFFFF" w:tentative="1">
-      <w:start w:val="1"/>
-      <w:numFmt w:val="lowerRoman"/>
-      <w:lvlText w:val="%3."/>
-      <w:lvlJc w:val="right"/>
-      <w:pPr>
-        <w:ind w:left="2509" w:hanging="180"/>
-      </w:pPr>
-    </w:lvl>
-    <w:lvl w:ilvl="3" w:tplc="FFFFFFFF" w:tentative="1">
-      <w:start w:val="1"/>
-      <w:numFmt w:val="decimal"/>
-      <w:lvlText w:val="%4."/>
-      <w:lvlJc w:val="left"/>
-      <w:pPr>
-        <w:ind w:left="3229" w:hanging="360"/>
-      </w:pPr>
-    </w:lvl>
-    <w:lvl w:ilvl="4" w:tplc="FFFFFFFF" w:tentative="1">
-      <w:start w:val="1"/>
-      <w:numFmt w:val="lowerLetter"/>
-      <w:lvlText w:val="%5."/>
-      <w:lvlJc w:val="left"/>
-      <w:pPr>
-        <w:ind w:left="3949" w:hanging="360"/>
-      </w:pPr>
-    </w:lvl>
-    <w:lvl w:ilvl="5" w:tplc="FFFFFFFF" w:tentative="1">
-      <w:start w:val="1"/>
-      <w:numFmt w:val="lowerRoman"/>
-      <w:lvlText w:val="%6."/>
-      <w:lvlJc w:val="right"/>
-      <w:pPr>
-        <w:ind w:left="4669" w:hanging="180"/>
-      </w:pPr>
-    </w:lvl>
-    <w:lvl w:ilvl="6" w:tplc="FFFFFFFF" w:tentative="1">
-      <w:start w:val="1"/>
-      <w:numFmt w:val="decimal"/>
-      <w:lvlText w:val="%7."/>
-      <w:lvlJc w:val="left"/>
-      <w:pPr>
-        <w:ind w:left="5389" w:hanging="360"/>
-      </w:pPr>
-    </w:lvl>
-    <w:lvl w:ilvl="7" w:tplc="FFFFFFFF" w:tentative="1">
-      <w:start w:val="1"/>
-      <w:numFmt w:val="lowerLetter"/>
-      <w:lvlText w:val="%8."/>
-      <w:lvlJc w:val="left"/>
-      <w:pPr>
-        <w:ind w:left="6109" w:hanging="360"/>
-      </w:pPr>
-    </w:lvl>
-    <w:lvl w:ilvl="8" w:tplc="FFFFFFFF" w:tentative="1">
-      <w:start w:val="1"/>
-      <w:numFmt w:val="lowerRoman"/>
-      <w:lvlText w:val="%9."/>
-      <w:lvlJc w:val="right"/>
-      <w:pPr>
-        <w:ind w:left="6829" w:hanging="180"/>
-      </w:pPr>
-    </w:lvl>
-  </w:abstractNum>
-  <w:abstractNum w:abstractNumId="23" w15:restartNumberingAfterBreak="0">
+  <w:abstractNum w:abstractNumId="3" w15:restartNumberingAfterBreak="0">
     <w:nsid w:val="3F9A3D2B"/>
     <w:multiLevelType w:val="multilevel"/>
     <w:tmpl w:val="A0EE66C2"/>
@@ -53204,1053 +51308,7 @@
       </w:rPr>
     </w:lvl>
   </w:abstractNum>
-  <w:abstractNum w:abstractNumId="24" w15:restartNumberingAfterBreak="0">
-    <w:nsid w:val="3FB53A51"/>
-    <w:multiLevelType w:val="hybridMultilevel"/>
-    <w:tmpl w:val="F224EE66"/>
-    <w:lvl w:ilvl="0" w:tplc="0419000F">
-      <w:start w:val="1"/>
-      <w:numFmt w:val="decimal"/>
-      <w:lvlText w:val="%1."/>
-      <w:lvlJc w:val="left"/>
-      <w:pPr>
-        <w:ind w:left="1429" w:hanging="360"/>
-      </w:pPr>
-    </w:lvl>
-    <w:lvl w:ilvl="1" w:tplc="04190019" w:tentative="1">
-      <w:start w:val="1"/>
-      <w:numFmt w:val="lowerLetter"/>
-      <w:lvlText w:val="%2."/>
-      <w:lvlJc w:val="left"/>
-      <w:pPr>
-        <w:ind w:left="2149" w:hanging="360"/>
-      </w:pPr>
-    </w:lvl>
-    <w:lvl w:ilvl="2" w:tplc="0419001B" w:tentative="1">
-      <w:start w:val="1"/>
-      <w:numFmt w:val="lowerRoman"/>
-      <w:lvlText w:val="%3."/>
-      <w:lvlJc w:val="right"/>
-      <w:pPr>
-        <w:ind w:left="2869" w:hanging="180"/>
-      </w:pPr>
-    </w:lvl>
-    <w:lvl w:ilvl="3" w:tplc="0419000F" w:tentative="1">
-      <w:start w:val="1"/>
-      <w:numFmt w:val="decimal"/>
-      <w:lvlText w:val="%4."/>
-      <w:lvlJc w:val="left"/>
-      <w:pPr>
-        <w:ind w:left="3589" w:hanging="360"/>
-      </w:pPr>
-    </w:lvl>
-    <w:lvl w:ilvl="4" w:tplc="04190019" w:tentative="1">
-      <w:start w:val="1"/>
-      <w:numFmt w:val="lowerLetter"/>
-      <w:lvlText w:val="%5."/>
-      <w:lvlJc w:val="left"/>
-      <w:pPr>
-        <w:ind w:left="4309" w:hanging="360"/>
-      </w:pPr>
-    </w:lvl>
-    <w:lvl w:ilvl="5" w:tplc="0419001B" w:tentative="1">
-      <w:start w:val="1"/>
-      <w:numFmt w:val="lowerRoman"/>
-      <w:lvlText w:val="%6."/>
-      <w:lvlJc w:val="right"/>
-      <w:pPr>
-        <w:ind w:left="5029" w:hanging="180"/>
-      </w:pPr>
-    </w:lvl>
-    <w:lvl w:ilvl="6" w:tplc="0419000F" w:tentative="1">
-      <w:start w:val="1"/>
-      <w:numFmt w:val="decimal"/>
-      <w:lvlText w:val="%7."/>
-      <w:lvlJc w:val="left"/>
-      <w:pPr>
-        <w:ind w:left="5749" w:hanging="360"/>
-      </w:pPr>
-    </w:lvl>
-    <w:lvl w:ilvl="7" w:tplc="04190019" w:tentative="1">
-      <w:start w:val="1"/>
-      <w:numFmt w:val="lowerLetter"/>
-      <w:lvlText w:val="%8."/>
-      <w:lvlJc w:val="left"/>
-      <w:pPr>
-        <w:ind w:left="6469" w:hanging="360"/>
-      </w:pPr>
-    </w:lvl>
-    <w:lvl w:ilvl="8" w:tplc="0419001B" w:tentative="1">
-      <w:start w:val="1"/>
-      <w:numFmt w:val="lowerRoman"/>
-      <w:lvlText w:val="%9."/>
-      <w:lvlJc w:val="right"/>
-      <w:pPr>
-        <w:ind w:left="7189" w:hanging="180"/>
-      </w:pPr>
-    </w:lvl>
-  </w:abstractNum>
-  <w:abstractNum w:abstractNumId="25" w15:restartNumberingAfterBreak="0">
-    <w:nsid w:val="3FC66166"/>
-    <w:multiLevelType w:val="multilevel"/>
-    <w:tmpl w:val="8698151C"/>
-    <w:lvl w:ilvl="0">
-      <w:start w:val="1"/>
-      <w:numFmt w:val="bullet"/>
-      <w:lvlText w:val=""/>
-      <w:lvlJc w:val="left"/>
-      <w:pPr>
-        <w:tabs>
-          <w:tab w:val="num" w:pos="720"/>
-        </w:tabs>
-        <w:ind w:left="720" w:hanging="360"/>
-      </w:pPr>
-      <w:rPr>
-        <w:rFonts w:ascii="Symbol" w:hAnsi="Symbol" w:hint="default"/>
-        <w:sz w:val="20"/>
-      </w:rPr>
-    </w:lvl>
-    <w:lvl w:ilvl="1" w:tentative="1">
-      <w:start w:val="1"/>
-      <w:numFmt w:val="bullet"/>
-      <w:lvlText w:val="o"/>
-      <w:lvlJc w:val="left"/>
-      <w:pPr>
-        <w:tabs>
-          <w:tab w:val="num" w:pos="1440"/>
-        </w:tabs>
-        <w:ind w:left="1440" w:hanging="360"/>
-      </w:pPr>
-      <w:rPr>
-        <w:rFonts w:ascii="Courier New" w:hAnsi="Courier New" w:hint="default"/>
-        <w:sz w:val="20"/>
-      </w:rPr>
-    </w:lvl>
-    <w:lvl w:ilvl="2" w:tentative="1">
-      <w:start w:val="1"/>
-      <w:numFmt w:val="bullet"/>
-      <w:lvlText w:val=""/>
-      <w:lvlJc w:val="left"/>
-      <w:pPr>
-        <w:tabs>
-          <w:tab w:val="num" w:pos="2160"/>
-        </w:tabs>
-        <w:ind w:left="2160" w:hanging="360"/>
-      </w:pPr>
-      <w:rPr>
-        <w:rFonts w:ascii="Wingdings" w:hAnsi="Wingdings" w:hint="default"/>
-        <w:sz w:val="20"/>
-      </w:rPr>
-    </w:lvl>
-    <w:lvl w:ilvl="3" w:tentative="1">
-      <w:start w:val="1"/>
-      <w:numFmt w:val="bullet"/>
-      <w:lvlText w:val=""/>
-      <w:lvlJc w:val="left"/>
-      <w:pPr>
-        <w:tabs>
-          <w:tab w:val="num" w:pos="2880"/>
-        </w:tabs>
-        <w:ind w:left="2880" w:hanging="360"/>
-      </w:pPr>
-      <w:rPr>
-        <w:rFonts w:ascii="Wingdings" w:hAnsi="Wingdings" w:hint="default"/>
-        <w:sz w:val="20"/>
-      </w:rPr>
-    </w:lvl>
-    <w:lvl w:ilvl="4" w:tentative="1">
-      <w:start w:val="1"/>
-      <w:numFmt w:val="bullet"/>
-      <w:lvlText w:val=""/>
-      <w:lvlJc w:val="left"/>
-      <w:pPr>
-        <w:tabs>
-          <w:tab w:val="num" w:pos="3600"/>
-        </w:tabs>
-        <w:ind w:left="3600" w:hanging="360"/>
-      </w:pPr>
-      <w:rPr>
-        <w:rFonts w:ascii="Wingdings" w:hAnsi="Wingdings" w:hint="default"/>
-        <w:sz w:val="20"/>
-      </w:rPr>
-    </w:lvl>
-    <w:lvl w:ilvl="5" w:tentative="1">
-      <w:start w:val="1"/>
-      <w:numFmt w:val="bullet"/>
-      <w:lvlText w:val=""/>
-      <w:lvlJc w:val="left"/>
-      <w:pPr>
-        <w:tabs>
-          <w:tab w:val="num" w:pos="4320"/>
-        </w:tabs>
-        <w:ind w:left="4320" w:hanging="360"/>
-      </w:pPr>
-      <w:rPr>
-        <w:rFonts w:ascii="Wingdings" w:hAnsi="Wingdings" w:hint="default"/>
-        <w:sz w:val="20"/>
-      </w:rPr>
-    </w:lvl>
-    <w:lvl w:ilvl="6" w:tentative="1">
-      <w:start w:val="1"/>
-      <w:numFmt w:val="bullet"/>
-      <w:lvlText w:val=""/>
-      <w:lvlJc w:val="left"/>
-      <w:pPr>
-        <w:tabs>
-          <w:tab w:val="num" w:pos="5040"/>
-        </w:tabs>
-        <w:ind w:left="5040" w:hanging="360"/>
-      </w:pPr>
-      <w:rPr>
-        <w:rFonts w:ascii="Wingdings" w:hAnsi="Wingdings" w:hint="default"/>
-        <w:sz w:val="20"/>
-      </w:rPr>
-    </w:lvl>
-    <w:lvl w:ilvl="7" w:tentative="1">
-      <w:start w:val="1"/>
-      <w:numFmt w:val="bullet"/>
-      <w:lvlText w:val=""/>
-      <w:lvlJc w:val="left"/>
-      <w:pPr>
-        <w:tabs>
-          <w:tab w:val="num" w:pos="5760"/>
-        </w:tabs>
-        <w:ind w:left="5760" w:hanging="360"/>
-      </w:pPr>
-      <w:rPr>
-        <w:rFonts w:ascii="Wingdings" w:hAnsi="Wingdings" w:hint="default"/>
-        <w:sz w:val="20"/>
-      </w:rPr>
-    </w:lvl>
-    <w:lvl w:ilvl="8" w:tentative="1">
-      <w:start w:val="1"/>
-      <w:numFmt w:val="bullet"/>
-      <w:lvlText w:val=""/>
-      <w:lvlJc w:val="left"/>
-      <w:pPr>
-        <w:tabs>
-          <w:tab w:val="num" w:pos="6480"/>
-        </w:tabs>
-        <w:ind w:left="6480" w:hanging="360"/>
-      </w:pPr>
-      <w:rPr>
-        <w:rFonts w:ascii="Wingdings" w:hAnsi="Wingdings" w:hint="default"/>
-        <w:sz w:val="20"/>
-      </w:rPr>
-    </w:lvl>
-  </w:abstractNum>
-  <w:abstractNum w:abstractNumId="26" w15:restartNumberingAfterBreak="0">
-    <w:nsid w:val="40AF4537"/>
-    <w:multiLevelType w:val="multilevel"/>
-    <w:tmpl w:val="3FE0C018"/>
-    <w:lvl w:ilvl="0">
-      <w:start w:val="1"/>
-      <w:numFmt w:val="decimal"/>
-      <w:lvlText w:val="%1."/>
-      <w:lvlJc w:val="left"/>
-      <w:pPr>
-        <w:tabs>
-          <w:tab w:val="num" w:pos="720"/>
-        </w:tabs>
-        <w:ind w:left="720" w:hanging="360"/>
-      </w:pPr>
-    </w:lvl>
-    <w:lvl w:ilvl="1" w:tentative="1">
-      <w:start w:val="1"/>
-      <w:numFmt w:val="decimal"/>
-      <w:lvlText w:val="%2."/>
-      <w:lvlJc w:val="left"/>
-      <w:pPr>
-        <w:tabs>
-          <w:tab w:val="num" w:pos="1440"/>
-        </w:tabs>
-        <w:ind w:left="1440" w:hanging="360"/>
-      </w:pPr>
-    </w:lvl>
-    <w:lvl w:ilvl="2" w:tentative="1">
-      <w:start w:val="1"/>
-      <w:numFmt w:val="decimal"/>
-      <w:lvlText w:val="%3."/>
-      <w:lvlJc w:val="left"/>
-      <w:pPr>
-        <w:tabs>
-          <w:tab w:val="num" w:pos="2160"/>
-        </w:tabs>
-        <w:ind w:left="2160" w:hanging="360"/>
-      </w:pPr>
-    </w:lvl>
-    <w:lvl w:ilvl="3" w:tentative="1">
-      <w:start w:val="1"/>
-      <w:numFmt w:val="decimal"/>
-      <w:lvlText w:val="%4."/>
-      <w:lvlJc w:val="left"/>
-      <w:pPr>
-        <w:tabs>
-          <w:tab w:val="num" w:pos="2880"/>
-        </w:tabs>
-        <w:ind w:left="2880" w:hanging="360"/>
-      </w:pPr>
-    </w:lvl>
-    <w:lvl w:ilvl="4" w:tentative="1">
-      <w:start w:val="1"/>
-      <w:numFmt w:val="decimal"/>
-      <w:lvlText w:val="%5."/>
-      <w:lvlJc w:val="left"/>
-      <w:pPr>
-        <w:tabs>
-          <w:tab w:val="num" w:pos="3600"/>
-        </w:tabs>
-        <w:ind w:left="3600" w:hanging="360"/>
-      </w:pPr>
-    </w:lvl>
-    <w:lvl w:ilvl="5" w:tentative="1">
-      <w:start w:val="1"/>
-      <w:numFmt w:val="decimal"/>
-      <w:lvlText w:val="%6."/>
-      <w:lvlJc w:val="left"/>
-      <w:pPr>
-        <w:tabs>
-          <w:tab w:val="num" w:pos="4320"/>
-        </w:tabs>
-        <w:ind w:left="4320" w:hanging="360"/>
-      </w:pPr>
-    </w:lvl>
-    <w:lvl w:ilvl="6" w:tentative="1">
-      <w:start w:val="1"/>
-      <w:numFmt w:val="decimal"/>
-      <w:lvlText w:val="%7."/>
-      <w:lvlJc w:val="left"/>
-      <w:pPr>
-        <w:tabs>
-          <w:tab w:val="num" w:pos="5040"/>
-        </w:tabs>
-        <w:ind w:left="5040" w:hanging="360"/>
-      </w:pPr>
-    </w:lvl>
-    <w:lvl w:ilvl="7" w:tentative="1">
-      <w:start w:val="1"/>
-      <w:numFmt w:val="decimal"/>
-      <w:lvlText w:val="%8."/>
-      <w:lvlJc w:val="left"/>
-      <w:pPr>
-        <w:tabs>
-          <w:tab w:val="num" w:pos="5760"/>
-        </w:tabs>
-        <w:ind w:left="5760" w:hanging="360"/>
-      </w:pPr>
-    </w:lvl>
-    <w:lvl w:ilvl="8" w:tentative="1">
-      <w:start w:val="1"/>
-      <w:numFmt w:val="decimal"/>
-      <w:lvlText w:val="%9."/>
-      <w:lvlJc w:val="left"/>
-      <w:pPr>
-        <w:tabs>
-          <w:tab w:val="num" w:pos="6480"/>
-        </w:tabs>
-        <w:ind w:left="6480" w:hanging="360"/>
-      </w:pPr>
-    </w:lvl>
-  </w:abstractNum>
-  <w:abstractNum w:abstractNumId="27" w15:restartNumberingAfterBreak="0">
-    <w:nsid w:val="48F51E5A"/>
-    <w:multiLevelType w:val="multilevel"/>
-    <w:tmpl w:val="2F9E12A4"/>
-    <w:lvl w:ilvl="0">
-      <w:start w:val="1"/>
-      <w:numFmt w:val="bullet"/>
-      <w:lvlText w:val=""/>
-      <w:lvlJc w:val="left"/>
-      <w:pPr>
-        <w:tabs>
-          <w:tab w:val="num" w:pos="720"/>
-        </w:tabs>
-        <w:ind w:left="720" w:hanging="360"/>
-      </w:pPr>
-      <w:rPr>
-        <w:rFonts w:ascii="Symbol" w:hAnsi="Symbol" w:hint="default"/>
-        <w:sz w:val="20"/>
-      </w:rPr>
-    </w:lvl>
-    <w:lvl w:ilvl="1">
-      <w:start w:val="1"/>
-      <w:numFmt w:val="bullet"/>
-      <w:lvlText w:val="o"/>
-      <w:lvlJc w:val="left"/>
-      <w:pPr>
-        <w:tabs>
-          <w:tab w:val="num" w:pos="1440"/>
-        </w:tabs>
-        <w:ind w:left="1440" w:hanging="360"/>
-      </w:pPr>
-      <w:rPr>
-        <w:rFonts w:ascii="Courier New" w:hAnsi="Courier New" w:hint="default"/>
-        <w:sz w:val="20"/>
-      </w:rPr>
-    </w:lvl>
-    <w:lvl w:ilvl="2" w:tentative="1">
-      <w:start w:val="1"/>
-      <w:numFmt w:val="bullet"/>
-      <w:lvlText w:val=""/>
-      <w:lvlJc w:val="left"/>
-      <w:pPr>
-        <w:tabs>
-          <w:tab w:val="num" w:pos="2160"/>
-        </w:tabs>
-        <w:ind w:left="2160" w:hanging="360"/>
-      </w:pPr>
-      <w:rPr>
-        <w:rFonts w:ascii="Wingdings" w:hAnsi="Wingdings" w:hint="default"/>
-        <w:sz w:val="20"/>
-      </w:rPr>
-    </w:lvl>
-    <w:lvl w:ilvl="3" w:tentative="1">
-      <w:start w:val="1"/>
-      <w:numFmt w:val="bullet"/>
-      <w:lvlText w:val=""/>
-      <w:lvlJc w:val="left"/>
-      <w:pPr>
-        <w:tabs>
-          <w:tab w:val="num" w:pos="2880"/>
-        </w:tabs>
-        <w:ind w:left="2880" w:hanging="360"/>
-      </w:pPr>
-      <w:rPr>
-        <w:rFonts w:ascii="Wingdings" w:hAnsi="Wingdings" w:hint="default"/>
-        <w:sz w:val="20"/>
-      </w:rPr>
-    </w:lvl>
-    <w:lvl w:ilvl="4" w:tentative="1">
-      <w:start w:val="1"/>
-      <w:numFmt w:val="bullet"/>
-      <w:lvlText w:val=""/>
-      <w:lvlJc w:val="left"/>
-      <w:pPr>
-        <w:tabs>
-          <w:tab w:val="num" w:pos="3600"/>
-        </w:tabs>
-        <w:ind w:left="3600" w:hanging="360"/>
-      </w:pPr>
-      <w:rPr>
-        <w:rFonts w:ascii="Wingdings" w:hAnsi="Wingdings" w:hint="default"/>
-        <w:sz w:val="20"/>
-      </w:rPr>
-    </w:lvl>
-    <w:lvl w:ilvl="5" w:tentative="1">
-      <w:start w:val="1"/>
-      <w:numFmt w:val="bullet"/>
-      <w:lvlText w:val=""/>
-      <w:lvlJc w:val="left"/>
-      <w:pPr>
-        <w:tabs>
-          <w:tab w:val="num" w:pos="4320"/>
-        </w:tabs>
-        <w:ind w:left="4320" w:hanging="360"/>
-      </w:pPr>
-      <w:rPr>
-        <w:rFonts w:ascii="Wingdings" w:hAnsi="Wingdings" w:hint="default"/>
-        <w:sz w:val="20"/>
-      </w:rPr>
-    </w:lvl>
-    <w:lvl w:ilvl="6" w:tentative="1">
-      <w:start w:val="1"/>
-      <w:numFmt w:val="bullet"/>
-      <w:lvlText w:val=""/>
-      <w:lvlJc w:val="left"/>
-      <w:pPr>
-        <w:tabs>
-          <w:tab w:val="num" w:pos="5040"/>
-        </w:tabs>
-        <w:ind w:left="5040" w:hanging="360"/>
-      </w:pPr>
-      <w:rPr>
-        <w:rFonts w:ascii="Wingdings" w:hAnsi="Wingdings" w:hint="default"/>
-        <w:sz w:val="20"/>
-      </w:rPr>
-    </w:lvl>
-    <w:lvl w:ilvl="7" w:tentative="1">
-      <w:start w:val="1"/>
-      <w:numFmt w:val="bullet"/>
-      <w:lvlText w:val=""/>
-      <w:lvlJc w:val="left"/>
-      <w:pPr>
-        <w:tabs>
-          <w:tab w:val="num" w:pos="5760"/>
-        </w:tabs>
-        <w:ind w:left="5760" w:hanging="360"/>
-      </w:pPr>
-      <w:rPr>
-        <w:rFonts w:ascii="Wingdings" w:hAnsi="Wingdings" w:hint="default"/>
-        <w:sz w:val="20"/>
-      </w:rPr>
-    </w:lvl>
-    <w:lvl w:ilvl="8" w:tentative="1">
-      <w:start w:val="1"/>
-      <w:numFmt w:val="bullet"/>
-      <w:lvlText w:val=""/>
-      <w:lvlJc w:val="left"/>
-      <w:pPr>
-        <w:tabs>
-          <w:tab w:val="num" w:pos="6480"/>
-        </w:tabs>
-        <w:ind w:left="6480" w:hanging="360"/>
-      </w:pPr>
-      <w:rPr>
-        <w:rFonts w:ascii="Wingdings" w:hAnsi="Wingdings" w:hint="default"/>
-        <w:sz w:val="20"/>
-      </w:rPr>
-    </w:lvl>
-  </w:abstractNum>
-  <w:abstractNum w:abstractNumId="28" w15:restartNumberingAfterBreak="0">
-    <w:nsid w:val="4DCA7674"/>
-    <w:multiLevelType w:val="hybridMultilevel"/>
-    <w:tmpl w:val="F3F0D01C"/>
-    <w:lvl w:ilvl="0" w:tplc="FFFFFFFF">
-      <w:start w:val="1"/>
-      <w:numFmt w:val="decimal"/>
-      <w:lvlText w:val="%1."/>
-      <w:lvlJc w:val="left"/>
-      <w:pPr>
-        <w:ind w:left="720" w:hanging="360"/>
-      </w:pPr>
-    </w:lvl>
-    <w:lvl w:ilvl="1" w:tplc="FFFFFFFF">
-      <w:numFmt w:val="decimal"/>
-      <w:lvlText w:val=""/>
-      <w:lvlJc w:val="left"/>
-    </w:lvl>
-    <w:lvl w:ilvl="2" w:tplc="FFFFFFFF">
-      <w:numFmt w:val="decimal"/>
-      <w:lvlText w:val=""/>
-      <w:lvlJc w:val="left"/>
-    </w:lvl>
-    <w:lvl w:ilvl="3" w:tplc="FFFFFFFF">
-      <w:numFmt w:val="decimal"/>
-      <w:lvlText w:val=""/>
-      <w:lvlJc w:val="left"/>
-    </w:lvl>
-    <w:lvl w:ilvl="4" w:tplc="FFFFFFFF">
-      <w:numFmt w:val="decimal"/>
-      <w:lvlText w:val=""/>
-      <w:lvlJc w:val="left"/>
-    </w:lvl>
-    <w:lvl w:ilvl="5" w:tplc="FFFFFFFF">
-      <w:numFmt w:val="decimal"/>
-      <w:lvlText w:val=""/>
-      <w:lvlJc w:val="left"/>
-    </w:lvl>
-    <w:lvl w:ilvl="6" w:tplc="FFFFFFFF">
-      <w:numFmt w:val="decimal"/>
-      <w:lvlText w:val=""/>
-      <w:lvlJc w:val="left"/>
-    </w:lvl>
-    <w:lvl w:ilvl="7" w:tplc="FFFFFFFF">
-      <w:numFmt w:val="decimal"/>
-      <w:lvlText w:val=""/>
-      <w:lvlJc w:val="left"/>
-    </w:lvl>
-    <w:lvl w:ilvl="8" w:tplc="FFFFFFFF">
-      <w:numFmt w:val="decimal"/>
-      <w:lvlText w:val=""/>
-      <w:lvlJc w:val="left"/>
-    </w:lvl>
-  </w:abstractNum>
-  <w:abstractNum w:abstractNumId="29" w15:restartNumberingAfterBreak="0">
-    <w:nsid w:val="4E1122D4"/>
-    <w:multiLevelType w:val="hybridMultilevel"/>
-    <w:tmpl w:val="8D461BD0"/>
-    <w:lvl w:ilvl="0" w:tplc="0419000F">
-      <w:start w:val="1"/>
-      <w:numFmt w:val="decimal"/>
-      <w:lvlText w:val="%1."/>
-      <w:lvlJc w:val="left"/>
-      <w:pPr>
-        <w:ind w:left="1429" w:hanging="360"/>
-      </w:pPr>
-    </w:lvl>
-    <w:lvl w:ilvl="1" w:tplc="04190019" w:tentative="1">
-      <w:start w:val="1"/>
-      <w:numFmt w:val="lowerLetter"/>
-      <w:lvlText w:val="%2."/>
-      <w:lvlJc w:val="left"/>
-      <w:pPr>
-        <w:ind w:left="2149" w:hanging="360"/>
-      </w:pPr>
-    </w:lvl>
-    <w:lvl w:ilvl="2" w:tplc="0419001B" w:tentative="1">
-      <w:start w:val="1"/>
-      <w:numFmt w:val="lowerRoman"/>
-      <w:lvlText w:val="%3."/>
-      <w:lvlJc w:val="right"/>
-      <w:pPr>
-        <w:ind w:left="2869" w:hanging="180"/>
-      </w:pPr>
-    </w:lvl>
-    <w:lvl w:ilvl="3" w:tplc="0419000F" w:tentative="1">
-      <w:start w:val="1"/>
-      <w:numFmt w:val="decimal"/>
-      <w:lvlText w:val="%4."/>
-      <w:lvlJc w:val="left"/>
-      <w:pPr>
-        <w:ind w:left="3589" w:hanging="360"/>
-      </w:pPr>
-    </w:lvl>
-    <w:lvl w:ilvl="4" w:tplc="04190019" w:tentative="1">
-      <w:start w:val="1"/>
-      <w:numFmt w:val="lowerLetter"/>
-      <w:lvlText w:val="%5."/>
-      <w:lvlJc w:val="left"/>
-      <w:pPr>
-        <w:ind w:left="4309" w:hanging="360"/>
-      </w:pPr>
-    </w:lvl>
-    <w:lvl w:ilvl="5" w:tplc="0419001B" w:tentative="1">
-      <w:start w:val="1"/>
-      <w:numFmt w:val="lowerRoman"/>
-      <w:lvlText w:val="%6."/>
-      <w:lvlJc w:val="right"/>
-      <w:pPr>
-        <w:ind w:left="5029" w:hanging="180"/>
-      </w:pPr>
-    </w:lvl>
-    <w:lvl w:ilvl="6" w:tplc="0419000F" w:tentative="1">
-      <w:start w:val="1"/>
-      <w:numFmt w:val="decimal"/>
-      <w:lvlText w:val="%7."/>
-      <w:lvlJc w:val="left"/>
-      <w:pPr>
-        <w:ind w:left="5749" w:hanging="360"/>
-      </w:pPr>
-    </w:lvl>
-    <w:lvl w:ilvl="7" w:tplc="04190019" w:tentative="1">
-      <w:start w:val="1"/>
-      <w:numFmt w:val="lowerLetter"/>
-      <w:lvlText w:val="%8."/>
-      <w:lvlJc w:val="left"/>
-      <w:pPr>
-        <w:ind w:left="6469" w:hanging="360"/>
-      </w:pPr>
-    </w:lvl>
-    <w:lvl w:ilvl="8" w:tplc="0419001B" w:tentative="1">
-      <w:start w:val="1"/>
-      <w:numFmt w:val="lowerRoman"/>
-      <w:lvlText w:val="%9."/>
-      <w:lvlJc w:val="right"/>
-      <w:pPr>
-        <w:ind w:left="7189" w:hanging="180"/>
-      </w:pPr>
-    </w:lvl>
-  </w:abstractNum>
-  <w:abstractNum w:abstractNumId="30" w15:restartNumberingAfterBreak="0">
-    <w:nsid w:val="53860737"/>
-    <w:multiLevelType w:val="hybridMultilevel"/>
-    <w:tmpl w:val="F3F0D01C"/>
-    <w:lvl w:ilvl="0" w:tplc="4D3E9C68">
-      <w:start w:val="1"/>
-      <w:numFmt w:val="decimal"/>
-      <w:lvlText w:val="%1."/>
-      <w:lvlJc w:val="left"/>
-      <w:pPr>
-        <w:ind w:left="720" w:hanging="360"/>
-      </w:pPr>
-    </w:lvl>
-    <w:lvl w:ilvl="1" w:tplc="E3B067AE">
-      <w:numFmt w:val="decimal"/>
-      <w:lvlText w:val=""/>
-      <w:lvlJc w:val="left"/>
-    </w:lvl>
-    <w:lvl w:ilvl="2" w:tplc="F2CAB8B2">
-      <w:numFmt w:val="decimal"/>
-      <w:lvlText w:val=""/>
-      <w:lvlJc w:val="left"/>
-    </w:lvl>
-    <w:lvl w:ilvl="3" w:tplc="04221014">
-      <w:numFmt w:val="decimal"/>
-      <w:lvlText w:val=""/>
-      <w:lvlJc w:val="left"/>
-    </w:lvl>
-    <w:lvl w:ilvl="4" w:tplc="2F261292">
-      <w:numFmt w:val="decimal"/>
-      <w:lvlText w:val=""/>
-      <w:lvlJc w:val="left"/>
-    </w:lvl>
-    <w:lvl w:ilvl="5" w:tplc="DE4EF30E">
-      <w:numFmt w:val="decimal"/>
-      <w:lvlText w:val=""/>
-      <w:lvlJc w:val="left"/>
-    </w:lvl>
-    <w:lvl w:ilvl="6" w:tplc="0D1075BC">
-      <w:numFmt w:val="decimal"/>
-      <w:lvlText w:val=""/>
-      <w:lvlJc w:val="left"/>
-    </w:lvl>
-    <w:lvl w:ilvl="7" w:tplc="26EA36B0">
-      <w:numFmt w:val="decimal"/>
-      <w:lvlText w:val=""/>
-      <w:lvlJc w:val="left"/>
-    </w:lvl>
-    <w:lvl w:ilvl="8" w:tplc="6846D0AC">
-      <w:numFmt w:val="decimal"/>
-      <w:lvlText w:val=""/>
-      <w:lvlJc w:val="left"/>
-    </w:lvl>
-  </w:abstractNum>
-  <w:abstractNum w:abstractNumId="31" w15:restartNumberingAfterBreak="0">
-    <w:nsid w:val="578E31D3"/>
-    <w:multiLevelType w:val="multilevel"/>
-    <w:tmpl w:val="57D2A0F4"/>
-    <w:lvl w:ilvl="0">
-      <w:start w:val="1"/>
-      <w:numFmt w:val="decimal"/>
-      <w:lvlText w:val="%1."/>
-      <w:lvlJc w:val="left"/>
-      <w:pPr>
-        <w:tabs>
-          <w:tab w:val="num" w:pos="720"/>
-        </w:tabs>
-        <w:ind w:left="720" w:hanging="360"/>
-      </w:pPr>
-    </w:lvl>
-    <w:lvl w:ilvl="1">
-      <w:start w:val="1"/>
-      <w:numFmt w:val="bullet"/>
-      <w:lvlText w:val="o"/>
-      <w:lvlJc w:val="left"/>
-      <w:pPr>
-        <w:tabs>
-          <w:tab w:val="num" w:pos="1440"/>
-        </w:tabs>
-        <w:ind w:left="1440" w:hanging="360"/>
-      </w:pPr>
-      <w:rPr>
-        <w:rFonts w:ascii="Courier New" w:hAnsi="Courier New" w:hint="default"/>
-        <w:sz w:val="20"/>
-      </w:rPr>
-    </w:lvl>
-    <w:lvl w:ilvl="2" w:tentative="1">
-      <w:start w:val="1"/>
-      <w:numFmt w:val="decimal"/>
-      <w:lvlText w:val="%3."/>
-      <w:lvlJc w:val="left"/>
-      <w:pPr>
-        <w:tabs>
-          <w:tab w:val="num" w:pos="2160"/>
-        </w:tabs>
-        <w:ind w:left="2160" w:hanging="360"/>
-      </w:pPr>
-    </w:lvl>
-    <w:lvl w:ilvl="3" w:tentative="1">
-      <w:start w:val="1"/>
-      <w:numFmt w:val="decimal"/>
-      <w:lvlText w:val="%4."/>
-      <w:lvlJc w:val="left"/>
-      <w:pPr>
-        <w:tabs>
-          <w:tab w:val="num" w:pos="2880"/>
-        </w:tabs>
-        <w:ind w:left="2880" w:hanging="360"/>
-      </w:pPr>
-    </w:lvl>
-    <w:lvl w:ilvl="4" w:tentative="1">
-      <w:start w:val="1"/>
-      <w:numFmt w:val="decimal"/>
-      <w:lvlText w:val="%5."/>
-      <w:lvlJc w:val="left"/>
-      <w:pPr>
-        <w:tabs>
-          <w:tab w:val="num" w:pos="3600"/>
-        </w:tabs>
-        <w:ind w:left="3600" w:hanging="360"/>
-      </w:pPr>
-    </w:lvl>
-    <w:lvl w:ilvl="5" w:tentative="1">
-      <w:start w:val="1"/>
-      <w:numFmt w:val="decimal"/>
-      <w:lvlText w:val="%6."/>
-      <w:lvlJc w:val="left"/>
-      <w:pPr>
-        <w:tabs>
-          <w:tab w:val="num" w:pos="4320"/>
-        </w:tabs>
-        <w:ind w:left="4320" w:hanging="360"/>
-      </w:pPr>
-    </w:lvl>
-    <w:lvl w:ilvl="6" w:tentative="1">
-      <w:start w:val="1"/>
-      <w:numFmt w:val="decimal"/>
-      <w:lvlText w:val="%7."/>
-      <w:lvlJc w:val="left"/>
-      <w:pPr>
-        <w:tabs>
-          <w:tab w:val="num" w:pos="5040"/>
-        </w:tabs>
-        <w:ind w:left="5040" w:hanging="360"/>
-      </w:pPr>
-    </w:lvl>
-    <w:lvl w:ilvl="7" w:tentative="1">
-      <w:start w:val="1"/>
-      <w:numFmt w:val="decimal"/>
-      <w:lvlText w:val="%8."/>
-      <w:lvlJc w:val="left"/>
-      <w:pPr>
-        <w:tabs>
-          <w:tab w:val="num" w:pos="5760"/>
-        </w:tabs>
-        <w:ind w:left="5760" w:hanging="360"/>
-      </w:pPr>
-    </w:lvl>
-    <w:lvl w:ilvl="8" w:tentative="1">
-      <w:start w:val="1"/>
-      <w:numFmt w:val="decimal"/>
-      <w:lvlText w:val="%9."/>
-      <w:lvlJc w:val="left"/>
-      <w:pPr>
-        <w:tabs>
-          <w:tab w:val="num" w:pos="6480"/>
-        </w:tabs>
-        <w:ind w:left="6480" w:hanging="360"/>
-      </w:pPr>
-    </w:lvl>
-  </w:abstractNum>
-  <w:abstractNum w:abstractNumId="32" w15:restartNumberingAfterBreak="0">
-    <w:nsid w:val="57EA6224"/>
-    <w:multiLevelType w:val="hybridMultilevel"/>
-    <w:tmpl w:val="FA7E567C"/>
-    <w:lvl w:ilvl="0" w:tplc="B9F45602">
-      <w:start w:val="1"/>
-      <w:numFmt w:val="decimal"/>
-      <w:lvlText w:val="%1."/>
-      <w:lvlJc w:val="left"/>
-      <w:pPr>
-        <w:ind w:left="1069" w:hanging="360"/>
-      </w:pPr>
-      <w:rPr>
-        <w:rFonts w:hint="default"/>
-      </w:rPr>
-    </w:lvl>
-    <w:lvl w:ilvl="1" w:tplc="04190019" w:tentative="1">
-      <w:start w:val="1"/>
-      <w:numFmt w:val="lowerLetter"/>
-      <w:lvlText w:val="%2."/>
-      <w:lvlJc w:val="left"/>
-      <w:pPr>
-        <w:ind w:left="1789" w:hanging="360"/>
-      </w:pPr>
-    </w:lvl>
-    <w:lvl w:ilvl="2" w:tplc="0419001B" w:tentative="1">
-      <w:start w:val="1"/>
-      <w:numFmt w:val="lowerRoman"/>
-      <w:lvlText w:val="%3."/>
-      <w:lvlJc w:val="right"/>
-      <w:pPr>
-        <w:ind w:left="2509" w:hanging="180"/>
-      </w:pPr>
-    </w:lvl>
-    <w:lvl w:ilvl="3" w:tplc="0419000F" w:tentative="1">
-      <w:start w:val="1"/>
-      <w:numFmt w:val="decimal"/>
-      <w:lvlText w:val="%4."/>
-      <w:lvlJc w:val="left"/>
-      <w:pPr>
-        <w:ind w:left="3229" w:hanging="360"/>
-      </w:pPr>
-    </w:lvl>
-    <w:lvl w:ilvl="4" w:tplc="04190019" w:tentative="1">
-      <w:start w:val="1"/>
-      <w:numFmt w:val="lowerLetter"/>
-      <w:lvlText w:val="%5."/>
-      <w:lvlJc w:val="left"/>
-      <w:pPr>
-        <w:ind w:left="3949" w:hanging="360"/>
-      </w:pPr>
-    </w:lvl>
-    <w:lvl w:ilvl="5" w:tplc="0419001B" w:tentative="1">
-      <w:start w:val="1"/>
-      <w:numFmt w:val="lowerRoman"/>
-      <w:lvlText w:val="%6."/>
-      <w:lvlJc w:val="right"/>
-      <w:pPr>
-        <w:ind w:left="4669" w:hanging="180"/>
-      </w:pPr>
-    </w:lvl>
-    <w:lvl w:ilvl="6" w:tplc="0419000F" w:tentative="1">
-      <w:start w:val="1"/>
-      <w:numFmt w:val="decimal"/>
-      <w:lvlText w:val="%7."/>
-      <w:lvlJc w:val="left"/>
-      <w:pPr>
-        <w:ind w:left="5389" w:hanging="360"/>
-      </w:pPr>
-    </w:lvl>
-    <w:lvl w:ilvl="7" w:tplc="04190019" w:tentative="1">
-      <w:start w:val="1"/>
-      <w:numFmt w:val="lowerLetter"/>
-      <w:lvlText w:val="%8."/>
-      <w:lvlJc w:val="left"/>
-      <w:pPr>
-        <w:ind w:left="6109" w:hanging="360"/>
-      </w:pPr>
-    </w:lvl>
-    <w:lvl w:ilvl="8" w:tplc="0419001B" w:tentative="1">
-      <w:start w:val="1"/>
-      <w:numFmt w:val="lowerRoman"/>
-      <w:lvlText w:val="%9."/>
-      <w:lvlJc w:val="right"/>
-      <w:pPr>
-        <w:ind w:left="6829" w:hanging="180"/>
-      </w:pPr>
-    </w:lvl>
-  </w:abstractNum>
-  <w:abstractNum w:abstractNumId="33" w15:restartNumberingAfterBreak="0">
-    <w:nsid w:val="5A3C6BBE"/>
-    <w:multiLevelType w:val="multilevel"/>
-    <w:tmpl w:val="6A6AF346"/>
-    <w:lvl w:ilvl="0">
-      <w:start w:val="1"/>
-      <w:numFmt w:val="bullet"/>
-      <w:lvlText w:val=""/>
-      <w:lvlJc w:val="left"/>
-      <w:pPr>
-        <w:tabs>
-          <w:tab w:val="num" w:pos="720"/>
-        </w:tabs>
-        <w:ind w:left="720" w:hanging="360"/>
-      </w:pPr>
-      <w:rPr>
-        <w:rFonts w:ascii="Symbol" w:hAnsi="Symbol" w:hint="default"/>
-        <w:sz w:val="20"/>
-      </w:rPr>
-    </w:lvl>
-    <w:lvl w:ilvl="1" w:tentative="1">
-      <w:start w:val="1"/>
-      <w:numFmt w:val="bullet"/>
-      <w:lvlText w:val="o"/>
-      <w:lvlJc w:val="left"/>
-      <w:pPr>
-        <w:tabs>
-          <w:tab w:val="num" w:pos="1440"/>
-        </w:tabs>
-        <w:ind w:left="1440" w:hanging="360"/>
-      </w:pPr>
-      <w:rPr>
-        <w:rFonts w:ascii="Courier New" w:hAnsi="Courier New" w:hint="default"/>
-        <w:sz w:val="20"/>
-      </w:rPr>
-    </w:lvl>
-    <w:lvl w:ilvl="2" w:tentative="1">
-      <w:start w:val="1"/>
-      <w:numFmt w:val="bullet"/>
-      <w:lvlText w:val=""/>
-      <w:lvlJc w:val="left"/>
-      <w:pPr>
-        <w:tabs>
-          <w:tab w:val="num" w:pos="2160"/>
-        </w:tabs>
-        <w:ind w:left="2160" w:hanging="360"/>
-      </w:pPr>
-      <w:rPr>
-        <w:rFonts w:ascii="Wingdings" w:hAnsi="Wingdings" w:hint="default"/>
-        <w:sz w:val="20"/>
-      </w:rPr>
-    </w:lvl>
-    <w:lvl w:ilvl="3" w:tentative="1">
-      <w:start w:val="1"/>
-      <w:numFmt w:val="bullet"/>
-      <w:lvlText w:val=""/>
-      <w:lvlJc w:val="left"/>
-      <w:pPr>
-        <w:tabs>
-          <w:tab w:val="num" w:pos="2880"/>
-        </w:tabs>
-        <w:ind w:left="2880" w:hanging="360"/>
-      </w:pPr>
-      <w:rPr>
-        <w:rFonts w:ascii="Wingdings" w:hAnsi="Wingdings" w:hint="default"/>
-        <w:sz w:val="20"/>
-      </w:rPr>
-    </w:lvl>
-    <w:lvl w:ilvl="4" w:tentative="1">
-      <w:start w:val="1"/>
-      <w:numFmt w:val="bullet"/>
-      <w:lvlText w:val=""/>
-      <w:lvlJc w:val="left"/>
-      <w:pPr>
-        <w:tabs>
-          <w:tab w:val="num" w:pos="3600"/>
-        </w:tabs>
-        <w:ind w:left="3600" w:hanging="360"/>
-      </w:pPr>
-      <w:rPr>
-        <w:rFonts w:ascii="Wingdings" w:hAnsi="Wingdings" w:hint="default"/>
-        <w:sz w:val="20"/>
-      </w:rPr>
-    </w:lvl>
-    <w:lvl w:ilvl="5" w:tentative="1">
-      <w:start w:val="1"/>
-      <w:numFmt w:val="bullet"/>
-      <w:lvlText w:val=""/>
-      <w:lvlJc w:val="left"/>
-      <w:pPr>
-        <w:tabs>
-          <w:tab w:val="num" w:pos="4320"/>
-        </w:tabs>
-        <w:ind w:left="4320" w:hanging="360"/>
-      </w:pPr>
-      <w:rPr>
-        <w:rFonts w:ascii="Wingdings" w:hAnsi="Wingdings" w:hint="default"/>
-        <w:sz w:val="20"/>
-      </w:rPr>
-    </w:lvl>
-    <w:lvl w:ilvl="6" w:tentative="1">
-      <w:start w:val="1"/>
-      <w:numFmt w:val="bullet"/>
-      <w:lvlText w:val=""/>
-      <w:lvlJc w:val="left"/>
-      <w:pPr>
-        <w:tabs>
-          <w:tab w:val="num" w:pos="5040"/>
-        </w:tabs>
-        <w:ind w:left="5040" w:hanging="360"/>
-      </w:pPr>
-      <w:rPr>
-        <w:rFonts w:ascii="Wingdings" w:hAnsi="Wingdings" w:hint="default"/>
-        <w:sz w:val="20"/>
-      </w:rPr>
-    </w:lvl>
-    <w:lvl w:ilvl="7" w:tentative="1">
-      <w:start w:val="1"/>
-      <w:numFmt w:val="bullet"/>
-      <w:lvlText w:val=""/>
-      <w:lvlJc w:val="left"/>
-      <w:pPr>
-        <w:tabs>
-          <w:tab w:val="num" w:pos="5760"/>
-        </w:tabs>
-        <w:ind w:left="5760" w:hanging="360"/>
-      </w:pPr>
-      <w:rPr>
-        <w:rFonts w:ascii="Wingdings" w:hAnsi="Wingdings" w:hint="default"/>
-        <w:sz w:val="20"/>
-      </w:rPr>
-    </w:lvl>
-    <w:lvl w:ilvl="8" w:tentative="1">
-      <w:start w:val="1"/>
-      <w:numFmt w:val="bullet"/>
-      <w:lvlText w:val=""/>
-      <w:lvlJc w:val="left"/>
-      <w:pPr>
-        <w:tabs>
-          <w:tab w:val="num" w:pos="6480"/>
-        </w:tabs>
-        <w:ind w:left="6480" w:hanging="360"/>
-      </w:pPr>
-      <w:rPr>
-        <w:rFonts w:ascii="Wingdings" w:hAnsi="Wingdings" w:hint="default"/>
-        <w:sz w:val="20"/>
-      </w:rPr>
-    </w:lvl>
-  </w:abstractNum>
-  <w:abstractNum w:abstractNumId="34" w15:restartNumberingAfterBreak="0">
+  <w:abstractNum w:abstractNumId="4" w15:restartNumberingAfterBreak="0">
     <w:nsid w:val="5F423FB2"/>
     <w:multiLevelType w:val="multilevel"/>
     <w:tmpl w:val="A45CD0D4"/>
@@ -54367,1766 +51425,7 @@
       </w:pPr>
     </w:lvl>
   </w:abstractNum>
-  <w:abstractNum w:abstractNumId="35" w15:restartNumberingAfterBreak="0">
-    <w:nsid w:val="5FF17046"/>
-    <w:multiLevelType w:val="hybridMultilevel"/>
-    <w:tmpl w:val="0374EFCA"/>
-    <w:lvl w:ilvl="0" w:tplc="97564340">
-      <w:start w:val="1"/>
-      <w:numFmt w:val="decimal"/>
-      <w:lvlText w:val="%1"/>
-      <w:lvlJc w:val="left"/>
-      <w:pPr>
-        <w:ind w:left="1429" w:hanging="360"/>
-      </w:pPr>
-      <w:rPr>
-        <w:rFonts w:hint="default"/>
-      </w:rPr>
-    </w:lvl>
-    <w:lvl w:ilvl="1" w:tplc="04190019" w:tentative="1">
-      <w:start w:val="1"/>
-      <w:numFmt w:val="lowerLetter"/>
-      <w:lvlText w:val="%2."/>
-      <w:lvlJc w:val="left"/>
-      <w:pPr>
-        <w:ind w:left="2149" w:hanging="360"/>
-      </w:pPr>
-    </w:lvl>
-    <w:lvl w:ilvl="2" w:tplc="0419001B" w:tentative="1">
-      <w:start w:val="1"/>
-      <w:numFmt w:val="lowerRoman"/>
-      <w:lvlText w:val="%3."/>
-      <w:lvlJc w:val="right"/>
-      <w:pPr>
-        <w:ind w:left="2869" w:hanging="180"/>
-      </w:pPr>
-    </w:lvl>
-    <w:lvl w:ilvl="3" w:tplc="0419000F" w:tentative="1">
-      <w:start w:val="1"/>
-      <w:numFmt w:val="decimal"/>
-      <w:lvlText w:val="%4."/>
-      <w:lvlJc w:val="left"/>
-      <w:pPr>
-        <w:ind w:left="3589" w:hanging="360"/>
-      </w:pPr>
-    </w:lvl>
-    <w:lvl w:ilvl="4" w:tplc="04190019" w:tentative="1">
-      <w:start w:val="1"/>
-      <w:numFmt w:val="lowerLetter"/>
-      <w:lvlText w:val="%5."/>
-      <w:lvlJc w:val="left"/>
-      <w:pPr>
-        <w:ind w:left="4309" w:hanging="360"/>
-      </w:pPr>
-    </w:lvl>
-    <w:lvl w:ilvl="5" w:tplc="0419001B" w:tentative="1">
-      <w:start w:val="1"/>
-      <w:numFmt w:val="lowerRoman"/>
-      <w:lvlText w:val="%6."/>
-      <w:lvlJc w:val="right"/>
-      <w:pPr>
-        <w:ind w:left="5029" w:hanging="180"/>
-      </w:pPr>
-    </w:lvl>
-    <w:lvl w:ilvl="6" w:tplc="0419000F" w:tentative="1">
-      <w:start w:val="1"/>
-      <w:numFmt w:val="decimal"/>
-      <w:lvlText w:val="%7."/>
-      <w:lvlJc w:val="left"/>
-      <w:pPr>
-        <w:ind w:left="5749" w:hanging="360"/>
-      </w:pPr>
-    </w:lvl>
-    <w:lvl w:ilvl="7" w:tplc="04190019" w:tentative="1">
-      <w:start w:val="1"/>
-      <w:numFmt w:val="lowerLetter"/>
-      <w:lvlText w:val="%8."/>
-      <w:lvlJc w:val="left"/>
-      <w:pPr>
-        <w:ind w:left="6469" w:hanging="360"/>
-      </w:pPr>
-    </w:lvl>
-    <w:lvl w:ilvl="8" w:tplc="0419001B" w:tentative="1">
-      <w:start w:val="1"/>
-      <w:numFmt w:val="lowerRoman"/>
-      <w:lvlText w:val="%9."/>
-      <w:lvlJc w:val="right"/>
-      <w:pPr>
-        <w:ind w:left="7189" w:hanging="180"/>
-      </w:pPr>
-    </w:lvl>
-  </w:abstractNum>
-  <w:abstractNum w:abstractNumId="36" w15:restartNumberingAfterBreak="0">
-    <w:nsid w:val="61B93EFC"/>
-    <w:multiLevelType w:val="multilevel"/>
-    <w:tmpl w:val="0CA2E034"/>
-    <w:lvl w:ilvl="0">
-      <w:start w:val="1"/>
-      <w:numFmt w:val="bullet"/>
-      <w:lvlText w:val=""/>
-      <w:lvlJc w:val="left"/>
-      <w:pPr>
-        <w:tabs>
-          <w:tab w:val="num" w:pos="720"/>
-        </w:tabs>
-        <w:ind w:left="720" w:hanging="360"/>
-      </w:pPr>
-      <w:rPr>
-        <w:rFonts w:ascii="Symbol" w:hAnsi="Symbol" w:hint="default"/>
-        <w:sz w:val="20"/>
-      </w:rPr>
-    </w:lvl>
-    <w:lvl w:ilvl="1" w:tentative="1">
-      <w:start w:val="1"/>
-      <w:numFmt w:val="bullet"/>
-      <w:lvlText w:val="o"/>
-      <w:lvlJc w:val="left"/>
-      <w:pPr>
-        <w:tabs>
-          <w:tab w:val="num" w:pos="1440"/>
-        </w:tabs>
-        <w:ind w:left="1440" w:hanging="360"/>
-      </w:pPr>
-      <w:rPr>
-        <w:rFonts w:ascii="Courier New" w:hAnsi="Courier New" w:hint="default"/>
-        <w:sz w:val="20"/>
-      </w:rPr>
-    </w:lvl>
-    <w:lvl w:ilvl="2" w:tentative="1">
-      <w:start w:val="1"/>
-      <w:numFmt w:val="bullet"/>
-      <w:lvlText w:val=""/>
-      <w:lvlJc w:val="left"/>
-      <w:pPr>
-        <w:tabs>
-          <w:tab w:val="num" w:pos="2160"/>
-        </w:tabs>
-        <w:ind w:left="2160" w:hanging="360"/>
-      </w:pPr>
-      <w:rPr>
-        <w:rFonts w:ascii="Wingdings" w:hAnsi="Wingdings" w:hint="default"/>
-        <w:sz w:val="20"/>
-      </w:rPr>
-    </w:lvl>
-    <w:lvl w:ilvl="3" w:tentative="1">
-      <w:start w:val="1"/>
-      <w:numFmt w:val="bullet"/>
-      <w:lvlText w:val=""/>
-      <w:lvlJc w:val="left"/>
-      <w:pPr>
-        <w:tabs>
-          <w:tab w:val="num" w:pos="2880"/>
-        </w:tabs>
-        <w:ind w:left="2880" w:hanging="360"/>
-      </w:pPr>
-      <w:rPr>
-        <w:rFonts w:ascii="Wingdings" w:hAnsi="Wingdings" w:hint="default"/>
-        <w:sz w:val="20"/>
-      </w:rPr>
-    </w:lvl>
-    <w:lvl w:ilvl="4" w:tentative="1">
-      <w:start w:val="1"/>
-      <w:numFmt w:val="bullet"/>
-      <w:lvlText w:val=""/>
-      <w:lvlJc w:val="left"/>
-      <w:pPr>
-        <w:tabs>
-          <w:tab w:val="num" w:pos="3600"/>
-        </w:tabs>
-        <w:ind w:left="3600" w:hanging="360"/>
-      </w:pPr>
-      <w:rPr>
-        <w:rFonts w:ascii="Wingdings" w:hAnsi="Wingdings" w:hint="default"/>
-        <w:sz w:val="20"/>
-      </w:rPr>
-    </w:lvl>
-    <w:lvl w:ilvl="5" w:tentative="1">
-      <w:start w:val="1"/>
-      <w:numFmt w:val="bullet"/>
-      <w:lvlText w:val=""/>
-      <w:lvlJc w:val="left"/>
-      <w:pPr>
-        <w:tabs>
-          <w:tab w:val="num" w:pos="4320"/>
-        </w:tabs>
-        <w:ind w:left="4320" w:hanging="360"/>
-      </w:pPr>
-      <w:rPr>
-        <w:rFonts w:ascii="Wingdings" w:hAnsi="Wingdings" w:hint="default"/>
-        <w:sz w:val="20"/>
-      </w:rPr>
-    </w:lvl>
-    <w:lvl w:ilvl="6" w:tentative="1">
-      <w:start w:val="1"/>
-      <w:numFmt w:val="bullet"/>
-      <w:lvlText w:val=""/>
-      <w:lvlJc w:val="left"/>
-      <w:pPr>
-        <w:tabs>
-          <w:tab w:val="num" w:pos="5040"/>
-        </w:tabs>
-        <w:ind w:left="5040" w:hanging="360"/>
-      </w:pPr>
-      <w:rPr>
-        <w:rFonts w:ascii="Wingdings" w:hAnsi="Wingdings" w:hint="default"/>
-        <w:sz w:val="20"/>
-      </w:rPr>
-    </w:lvl>
-    <w:lvl w:ilvl="7" w:tentative="1">
-      <w:start w:val="1"/>
-      <w:numFmt w:val="bullet"/>
-      <w:lvlText w:val=""/>
-      <w:lvlJc w:val="left"/>
-      <w:pPr>
-        <w:tabs>
-          <w:tab w:val="num" w:pos="5760"/>
-        </w:tabs>
-        <w:ind w:left="5760" w:hanging="360"/>
-      </w:pPr>
-      <w:rPr>
-        <w:rFonts w:ascii="Wingdings" w:hAnsi="Wingdings" w:hint="default"/>
-        <w:sz w:val="20"/>
-      </w:rPr>
-    </w:lvl>
-    <w:lvl w:ilvl="8" w:tentative="1">
-      <w:start w:val="1"/>
-      <w:numFmt w:val="bullet"/>
-      <w:lvlText w:val=""/>
-      <w:lvlJc w:val="left"/>
-      <w:pPr>
-        <w:tabs>
-          <w:tab w:val="num" w:pos="6480"/>
-        </w:tabs>
-        <w:ind w:left="6480" w:hanging="360"/>
-      </w:pPr>
-      <w:rPr>
-        <w:rFonts w:ascii="Wingdings" w:hAnsi="Wingdings" w:hint="default"/>
-        <w:sz w:val="20"/>
-      </w:rPr>
-    </w:lvl>
-  </w:abstractNum>
-  <w:abstractNum w:abstractNumId="37" w15:restartNumberingAfterBreak="0">
-    <w:nsid w:val="61FF50C2"/>
-    <w:multiLevelType w:val="hybridMultilevel"/>
-    <w:tmpl w:val="F54C11BE"/>
-    <w:lvl w:ilvl="0" w:tplc="0540E766">
-      <w:start w:val="1"/>
-      <w:numFmt w:val="decimal"/>
-      <w:lvlText w:val="%1."/>
-      <w:lvlJc w:val="left"/>
-      <w:pPr>
-        <w:ind w:left="1069" w:hanging="360"/>
-      </w:pPr>
-      <w:rPr>
-        <w:rFonts w:hint="default"/>
-      </w:rPr>
-    </w:lvl>
-    <w:lvl w:ilvl="1" w:tplc="04190019" w:tentative="1">
-      <w:start w:val="1"/>
-      <w:numFmt w:val="lowerLetter"/>
-      <w:lvlText w:val="%2."/>
-      <w:lvlJc w:val="left"/>
-      <w:pPr>
-        <w:ind w:left="1789" w:hanging="360"/>
-      </w:pPr>
-    </w:lvl>
-    <w:lvl w:ilvl="2" w:tplc="0419001B" w:tentative="1">
-      <w:start w:val="1"/>
-      <w:numFmt w:val="lowerRoman"/>
-      <w:lvlText w:val="%3."/>
-      <w:lvlJc w:val="right"/>
-      <w:pPr>
-        <w:ind w:left="2509" w:hanging="180"/>
-      </w:pPr>
-    </w:lvl>
-    <w:lvl w:ilvl="3" w:tplc="0419000F" w:tentative="1">
-      <w:start w:val="1"/>
-      <w:numFmt w:val="decimal"/>
-      <w:lvlText w:val="%4."/>
-      <w:lvlJc w:val="left"/>
-      <w:pPr>
-        <w:ind w:left="3229" w:hanging="360"/>
-      </w:pPr>
-    </w:lvl>
-    <w:lvl w:ilvl="4" w:tplc="04190019" w:tentative="1">
-      <w:start w:val="1"/>
-      <w:numFmt w:val="lowerLetter"/>
-      <w:lvlText w:val="%5."/>
-      <w:lvlJc w:val="left"/>
-      <w:pPr>
-        <w:ind w:left="3949" w:hanging="360"/>
-      </w:pPr>
-    </w:lvl>
-    <w:lvl w:ilvl="5" w:tplc="0419001B" w:tentative="1">
-      <w:start w:val="1"/>
-      <w:numFmt w:val="lowerRoman"/>
-      <w:lvlText w:val="%6."/>
-      <w:lvlJc w:val="right"/>
-      <w:pPr>
-        <w:ind w:left="4669" w:hanging="180"/>
-      </w:pPr>
-    </w:lvl>
-    <w:lvl w:ilvl="6" w:tplc="0419000F" w:tentative="1">
-      <w:start w:val="1"/>
-      <w:numFmt w:val="decimal"/>
-      <w:lvlText w:val="%7."/>
-      <w:lvlJc w:val="left"/>
-      <w:pPr>
-        <w:ind w:left="5389" w:hanging="360"/>
-      </w:pPr>
-    </w:lvl>
-    <w:lvl w:ilvl="7" w:tplc="04190019" w:tentative="1">
-      <w:start w:val="1"/>
-      <w:numFmt w:val="lowerLetter"/>
-      <w:lvlText w:val="%8."/>
-      <w:lvlJc w:val="left"/>
-      <w:pPr>
-        <w:ind w:left="6109" w:hanging="360"/>
-      </w:pPr>
-    </w:lvl>
-    <w:lvl w:ilvl="8" w:tplc="0419001B" w:tentative="1">
-      <w:start w:val="1"/>
-      <w:numFmt w:val="lowerRoman"/>
-      <w:lvlText w:val="%9."/>
-      <w:lvlJc w:val="right"/>
-      <w:pPr>
-        <w:ind w:left="6829" w:hanging="180"/>
-      </w:pPr>
-    </w:lvl>
-  </w:abstractNum>
-  <w:abstractNum w:abstractNumId="38" w15:restartNumberingAfterBreak="0">
-    <w:nsid w:val="625B0BA6"/>
-    <w:multiLevelType w:val="hybridMultilevel"/>
-    <w:tmpl w:val="40F695DA"/>
-    <w:lvl w:ilvl="0" w:tplc="5C12AB84">
-      <w:start w:val="1"/>
-      <w:numFmt w:val="decimal"/>
-      <w:suff w:val="space"/>
-      <w:lvlText w:val="%1"/>
-      <w:lvlJc w:val="left"/>
-      <w:pPr>
-        <w:ind w:left="1778" w:hanging="360"/>
-      </w:pPr>
-      <w:rPr>
-        <w:rFonts w:hint="default"/>
-      </w:rPr>
-    </w:lvl>
-    <w:lvl w:ilvl="1" w:tplc="04190019" w:tentative="1">
-      <w:start w:val="1"/>
-      <w:numFmt w:val="lowerLetter"/>
-      <w:lvlText w:val="%2."/>
-      <w:lvlJc w:val="left"/>
-      <w:pPr>
-        <w:ind w:left="1789" w:hanging="360"/>
-      </w:pPr>
-    </w:lvl>
-    <w:lvl w:ilvl="2" w:tplc="0419001B" w:tentative="1">
-      <w:start w:val="1"/>
-      <w:numFmt w:val="lowerRoman"/>
-      <w:lvlText w:val="%3."/>
-      <w:lvlJc w:val="right"/>
-      <w:pPr>
-        <w:ind w:left="2509" w:hanging="180"/>
-      </w:pPr>
-    </w:lvl>
-    <w:lvl w:ilvl="3" w:tplc="0419000F" w:tentative="1">
-      <w:start w:val="1"/>
-      <w:numFmt w:val="decimal"/>
-      <w:lvlText w:val="%4."/>
-      <w:lvlJc w:val="left"/>
-      <w:pPr>
-        <w:ind w:left="3229" w:hanging="360"/>
-      </w:pPr>
-    </w:lvl>
-    <w:lvl w:ilvl="4" w:tplc="04190019" w:tentative="1">
-      <w:start w:val="1"/>
-      <w:numFmt w:val="lowerLetter"/>
-      <w:lvlText w:val="%5."/>
-      <w:lvlJc w:val="left"/>
-      <w:pPr>
-        <w:ind w:left="3949" w:hanging="360"/>
-      </w:pPr>
-    </w:lvl>
-    <w:lvl w:ilvl="5" w:tplc="0419001B" w:tentative="1">
-      <w:start w:val="1"/>
-      <w:numFmt w:val="lowerRoman"/>
-      <w:lvlText w:val="%6."/>
-      <w:lvlJc w:val="right"/>
-      <w:pPr>
-        <w:ind w:left="4669" w:hanging="180"/>
-      </w:pPr>
-    </w:lvl>
-    <w:lvl w:ilvl="6" w:tplc="0419000F" w:tentative="1">
-      <w:start w:val="1"/>
-      <w:numFmt w:val="decimal"/>
-      <w:lvlText w:val="%7."/>
-      <w:lvlJc w:val="left"/>
-      <w:pPr>
-        <w:ind w:left="5389" w:hanging="360"/>
-      </w:pPr>
-    </w:lvl>
-    <w:lvl w:ilvl="7" w:tplc="04190019" w:tentative="1">
-      <w:start w:val="1"/>
-      <w:numFmt w:val="lowerLetter"/>
-      <w:lvlText w:val="%8."/>
-      <w:lvlJc w:val="left"/>
-      <w:pPr>
-        <w:ind w:left="6109" w:hanging="360"/>
-      </w:pPr>
-    </w:lvl>
-    <w:lvl w:ilvl="8" w:tplc="0419001B" w:tentative="1">
-      <w:start w:val="1"/>
-      <w:numFmt w:val="lowerRoman"/>
-      <w:lvlText w:val="%9."/>
-      <w:lvlJc w:val="right"/>
-      <w:pPr>
-        <w:ind w:left="6829" w:hanging="180"/>
-      </w:pPr>
-    </w:lvl>
-  </w:abstractNum>
-  <w:abstractNum w:abstractNumId="39" w15:restartNumberingAfterBreak="0">
-    <w:nsid w:val="62EE0955"/>
-    <w:multiLevelType w:val="hybridMultilevel"/>
-    <w:tmpl w:val="9F3400B0"/>
-    <w:lvl w:ilvl="0" w:tplc="41E44836">
-      <w:start w:val="1"/>
-      <w:numFmt w:val="decimal"/>
-      <w:lvlText w:val="%1."/>
-      <w:lvlJc w:val="left"/>
-      <w:pPr>
-        <w:ind w:left="1069" w:hanging="360"/>
-      </w:pPr>
-      <w:rPr>
-        <w:rFonts w:hint="default"/>
-      </w:rPr>
-    </w:lvl>
-    <w:lvl w:ilvl="1" w:tplc="04190019" w:tentative="1">
-      <w:start w:val="1"/>
-      <w:numFmt w:val="lowerLetter"/>
-      <w:lvlText w:val="%2."/>
-      <w:lvlJc w:val="left"/>
-      <w:pPr>
-        <w:ind w:left="1789" w:hanging="360"/>
-      </w:pPr>
-    </w:lvl>
-    <w:lvl w:ilvl="2" w:tplc="0419001B" w:tentative="1">
-      <w:start w:val="1"/>
-      <w:numFmt w:val="lowerRoman"/>
-      <w:lvlText w:val="%3."/>
-      <w:lvlJc w:val="right"/>
-      <w:pPr>
-        <w:ind w:left="2509" w:hanging="180"/>
-      </w:pPr>
-    </w:lvl>
-    <w:lvl w:ilvl="3" w:tplc="0419000F" w:tentative="1">
-      <w:start w:val="1"/>
-      <w:numFmt w:val="decimal"/>
-      <w:lvlText w:val="%4."/>
-      <w:lvlJc w:val="left"/>
-      <w:pPr>
-        <w:ind w:left="3229" w:hanging="360"/>
-      </w:pPr>
-    </w:lvl>
-    <w:lvl w:ilvl="4" w:tplc="04190019" w:tentative="1">
-      <w:start w:val="1"/>
-      <w:numFmt w:val="lowerLetter"/>
-      <w:lvlText w:val="%5."/>
-      <w:lvlJc w:val="left"/>
-      <w:pPr>
-        <w:ind w:left="3949" w:hanging="360"/>
-      </w:pPr>
-    </w:lvl>
-    <w:lvl w:ilvl="5" w:tplc="0419001B" w:tentative="1">
-      <w:start w:val="1"/>
-      <w:numFmt w:val="lowerRoman"/>
-      <w:lvlText w:val="%6."/>
-      <w:lvlJc w:val="right"/>
-      <w:pPr>
-        <w:ind w:left="4669" w:hanging="180"/>
-      </w:pPr>
-    </w:lvl>
-    <w:lvl w:ilvl="6" w:tplc="0419000F" w:tentative="1">
-      <w:start w:val="1"/>
-      <w:numFmt w:val="decimal"/>
-      <w:lvlText w:val="%7."/>
-      <w:lvlJc w:val="left"/>
-      <w:pPr>
-        <w:ind w:left="5389" w:hanging="360"/>
-      </w:pPr>
-    </w:lvl>
-    <w:lvl w:ilvl="7" w:tplc="04190019" w:tentative="1">
-      <w:start w:val="1"/>
-      <w:numFmt w:val="lowerLetter"/>
-      <w:lvlText w:val="%8."/>
-      <w:lvlJc w:val="left"/>
-      <w:pPr>
-        <w:ind w:left="6109" w:hanging="360"/>
-      </w:pPr>
-    </w:lvl>
-    <w:lvl w:ilvl="8" w:tplc="0419001B" w:tentative="1">
-      <w:start w:val="1"/>
-      <w:numFmt w:val="lowerRoman"/>
-      <w:lvlText w:val="%9."/>
-      <w:lvlJc w:val="right"/>
-      <w:pPr>
-        <w:ind w:left="6829" w:hanging="180"/>
-      </w:pPr>
-    </w:lvl>
-  </w:abstractNum>
-  <w:abstractNum w:abstractNumId="40" w15:restartNumberingAfterBreak="0">
-    <w:nsid w:val="63894065"/>
-    <w:multiLevelType w:val="hybridMultilevel"/>
-    <w:tmpl w:val="29305F76"/>
-    <w:lvl w:ilvl="0" w:tplc="27427966">
-      <w:start w:val="1"/>
-      <w:numFmt w:val="bullet"/>
-      <w:lvlText w:val="−"/>
-      <w:lvlJc w:val="left"/>
-      <w:pPr>
-        <w:ind w:left="1429" w:hanging="360"/>
-      </w:pPr>
-      <w:rPr>
-        <w:rFonts w:ascii="Times New Roman" w:hAnsi="Times New Roman" w:cs="Times New Roman" w:hint="default"/>
-        <w:sz w:val="28"/>
-      </w:rPr>
-    </w:lvl>
-    <w:lvl w:ilvl="1" w:tplc="C240A508">
-      <w:numFmt w:val="bullet"/>
-      <w:lvlText w:val="•"/>
-      <w:lvlJc w:val="left"/>
-      <w:pPr>
-        <w:ind w:left="2149" w:hanging="360"/>
-      </w:pPr>
-      <w:rPr>
-        <w:rFonts w:ascii="Times New Roman" w:eastAsiaTheme="minorHAnsi" w:hAnsi="Times New Roman" w:cs="Times New Roman" w:hint="default"/>
-      </w:rPr>
-    </w:lvl>
-    <w:lvl w:ilvl="2" w:tplc="04190005" w:tentative="1">
-      <w:start w:val="1"/>
-      <w:numFmt w:val="bullet"/>
-      <w:lvlText w:val=""/>
-      <w:lvlJc w:val="left"/>
-      <w:pPr>
-        <w:ind w:left="2869" w:hanging="360"/>
-      </w:pPr>
-      <w:rPr>
-        <w:rFonts w:ascii="Wingdings" w:hAnsi="Wingdings" w:hint="default"/>
-      </w:rPr>
-    </w:lvl>
-    <w:lvl w:ilvl="3" w:tplc="04190001" w:tentative="1">
-      <w:start w:val="1"/>
-      <w:numFmt w:val="bullet"/>
-      <w:lvlText w:val=""/>
-      <w:lvlJc w:val="left"/>
-      <w:pPr>
-        <w:ind w:left="3589" w:hanging="360"/>
-      </w:pPr>
-      <w:rPr>
-        <w:rFonts w:ascii="Symbol" w:hAnsi="Symbol" w:hint="default"/>
-      </w:rPr>
-    </w:lvl>
-    <w:lvl w:ilvl="4" w:tplc="04190003" w:tentative="1">
-      <w:start w:val="1"/>
-      <w:numFmt w:val="bullet"/>
-      <w:lvlText w:val="o"/>
-      <w:lvlJc w:val="left"/>
-      <w:pPr>
-        <w:ind w:left="4309" w:hanging="360"/>
-      </w:pPr>
-      <w:rPr>
-        <w:rFonts w:ascii="Courier New" w:hAnsi="Courier New" w:cs="Courier New" w:hint="default"/>
-      </w:rPr>
-    </w:lvl>
-    <w:lvl w:ilvl="5" w:tplc="04190005" w:tentative="1">
-      <w:start w:val="1"/>
-      <w:numFmt w:val="bullet"/>
-      <w:lvlText w:val=""/>
-      <w:lvlJc w:val="left"/>
-      <w:pPr>
-        <w:ind w:left="5029" w:hanging="360"/>
-      </w:pPr>
-      <w:rPr>
-        <w:rFonts w:ascii="Wingdings" w:hAnsi="Wingdings" w:hint="default"/>
-      </w:rPr>
-    </w:lvl>
-    <w:lvl w:ilvl="6" w:tplc="04190001" w:tentative="1">
-      <w:start w:val="1"/>
-      <w:numFmt w:val="bullet"/>
-      <w:lvlText w:val=""/>
-      <w:lvlJc w:val="left"/>
-      <w:pPr>
-        <w:ind w:left="5749" w:hanging="360"/>
-      </w:pPr>
-      <w:rPr>
-        <w:rFonts w:ascii="Symbol" w:hAnsi="Symbol" w:hint="default"/>
-      </w:rPr>
-    </w:lvl>
-    <w:lvl w:ilvl="7" w:tplc="04190003" w:tentative="1">
-      <w:start w:val="1"/>
-      <w:numFmt w:val="bullet"/>
-      <w:lvlText w:val="o"/>
-      <w:lvlJc w:val="left"/>
-      <w:pPr>
-        <w:ind w:left="6469" w:hanging="360"/>
-      </w:pPr>
-      <w:rPr>
-        <w:rFonts w:ascii="Courier New" w:hAnsi="Courier New" w:cs="Courier New" w:hint="default"/>
-      </w:rPr>
-    </w:lvl>
-    <w:lvl w:ilvl="8" w:tplc="04190005" w:tentative="1">
-      <w:start w:val="1"/>
-      <w:numFmt w:val="bullet"/>
-      <w:lvlText w:val=""/>
-      <w:lvlJc w:val="left"/>
-      <w:pPr>
-        <w:ind w:left="7189" w:hanging="360"/>
-      </w:pPr>
-      <w:rPr>
-        <w:rFonts w:ascii="Wingdings" w:hAnsi="Wingdings" w:hint="default"/>
-      </w:rPr>
-    </w:lvl>
-  </w:abstractNum>
-  <w:abstractNum w:abstractNumId="41" w15:restartNumberingAfterBreak="0">
-    <w:nsid w:val="666D38D5"/>
-    <w:multiLevelType w:val="multilevel"/>
-    <w:tmpl w:val="195E8446"/>
-    <w:lvl w:ilvl="0">
-      <w:start w:val="1"/>
-      <w:numFmt w:val="bullet"/>
-      <w:lvlText w:val=""/>
-      <w:lvlJc w:val="left"/>
-      <w:pPr>
-        <w:tabs>
-          <w:tab w:val="num" w:pos="720"/>
-        </w:tabs>
-        <w:ind w:left="720" w:hanging="360"/>
-      </w:pPr>
-      <w:rPr>
-        <w:rFonts w:ascii="Symbol" w:hAnsi="Symbol" w:hint="default"/>
-        <w:sz w:val="20"/>
-      </w:rPr>
-    </w:lvl>
-    <w:lvl w:ilvl="1" w:tentative="1">
-      <w:start w:val="1"/>
-      <w:numFmt w:val="bullet"/>
-      <w:lvlText w:val="o"/>
-      <w:lvlJc w:val="left"/>
-      <w:pPr>
-        <w:tabs>
-          <w:tab w:val="num" w:pos="1440"/>
-        </w:tabs>
-        <w:ind w:left="1440" w:hanging="360"/>
-      </w:pPr>
-      <w:rPr>
-        <w:rFonts w:ascii="Courier New" w:hAnsi="Courier New" w:hint="default"/>
-        <w:sz w:val="20"/>
-      </w:rPr>
-    </w:lvl>
-    <w:lvl w:ilvl="2" w:tentative="1">
-      <w:start w:val="1"/>
-      <w:numFmt w:val="bullet"/>
-      <w:lvlText w:val=""/>
-      <w:lvlJc w:val="left"/>
-      <w:pPr>
-        <w:tabs>
-          <w:tab w:val="num" w:pos="2160"/>
-        </w:tabs>
-        <w:ind w:left="2160" w:hanging="360"/>
-      </w:pPr>
-      <w:rPr>
-        <w:rFonts w:ascii="Wingdings" w:hAnsi="Wingdings" w:hint="default"/>
-        <w:sz w:val="20"/>
-      </w:rPr>
-    </w:lvl>
-    <w:lvl w:ilvl="3" w:tentative="1">
-      <w:start w:val="1"/>
-      <w:numFmt w:val="bullet"/>
-      <w:lvlText w:val=""/>
-      <w:lvlJc w:val="left"/>
-      <w:pPr>
-        <w:tabs>
-          <w:tab w:val="num" w:pos="2880"/>
-        </w:tabs>
-        <w:ind w:left="2880" w:hanging="360"/>
-      </w:pPr>
-      <w:rPr>
-        <w:rFonts w:ascii="Wingdings" w:hAnsi="Wingdings" w:hint="default"/>
-        <w:sz w:val="20"/>
-      </w:rPr>
-    </w:lvl>
-    <w:lvl w:ilvl="4" w:tentative="1">
-      <w:start w:val="1"/>
-      <w:numFmt w:val="bullet"/>
-      <w:lvlText w:val=""/>
-      <w:lvlJc w:val="left"/>
-      <w:pPr>
-        <w:tabs>
-          <w:tab w:val="num" w:pos="3600"/>
-        </w:tabs>
-        <w:ind w:left="3600" w:hanging="360"/>
-      </w:pPr>
-      <w:rPr>
-        <w:rFonts w:ascii="Wingdings" w:hAnsi="Wingdings" w:hint="default"/>
-        <w:sz w:val="20"/>
-      </w:rPr>
-    </w:lvl>
-    <w:lvl w:ilvl="5" w:tentative="1">
-      <w:start w:val="1"/>
-      <w:numFmt w:val="bullet"/>
-      <w:lvlText w:val=""/>
-      <w:lvlJc w:val="left"/>
-      <w:pPr>
-        <w:tabs>
-          <w:tab w:val="num" w:pos="4320"/>
-        </w:tabs>
-        <w:ind w:left="4320" w:hanging="360"/>
-      </w:pPr>
-      <w:rPr>
-        <w:rFonts w:ascii="Wingdings" w:hAnsi="Wingdings" w:hint="default"/>
-        <w:sz w:val="20"/>
-      </w:rPr>
-    </w:lvl>
-    <w:lvl w:ilvl="6" w:tentative="1">
-      <w:start w:val="1"/>
-      <w:numFmt w:val="bullet"/>
-      <w:lvlText w:val=""/>
-      <w:lvlJc w:val="left"/>
-      <w:pPr>
-        <w:tabs>
-          <w:tab w:val="num" w:pos="5040"/>
-        </w:tabs>
-        <w:ind w:left="5040" w:hanging="360"/>
-      </w:pPr>
-      <w:rPr>
-        <w:rFonts w:ascii="Wingdings" w:hAnsi="Wingdings" w:hint="default"/>
-        <w:sz w:val="20"/>
-      </w:rPr>
-    </w:lvl>
-    <w:lvl w:ilvl="7" w:tentative="1">
-      <w:start w:val="1"/>
-      <w:numFmt w:val="bullet"/>
-      <w:lvlText w:val=""/>
-      <w:lvlJc w:val="left"/>
-      <w:pPr>
-        <w:tabs>
-          <w:tab w:val="num" w:pos="5760"/>
-        </w:tabs>
-        <w:ind w:left="5760" w:hanging="360"/>
-      </w:pPr>
-      <w:rPr>
-        <w:rFonts w:ascii="Wingdings" w:hAnsi="Wingdings" w:hint="default"/>
-        <w:sz w:val="20"/>
-      </w:rPr>
-    </w:lvl>
-    <w:lvl w:ilvl="8" w:tentative="1">
-      <w:start w:val="1"/>
-      <w:numFmt w:val="bullet"/>
-      <w:lvlText w:val=""/>
-      <w:lvlJc w:val="left"/>
-      <w:pPr>
-        <w:tabs>
-          <w:tab w:val="num" w:pos="6480"/>
-        </w:tabs>
-        <w:ind w:left="6480" w:hanging="360"/>
-      </w:pPr>
-      <w:rPr>
-        <w:rFonts w:ascii="Wingdings" w:hAnsi="Wingdings" w:hint="default"/>
-        <w:sz w:val="20"/>
-      </w:rPr>
-    </w:lvl>
-  </w:abstractNum>
-  <w:abstractNum w:abstractNumId="42" w15:restartNumberingAfterBreak="0">
-    <w:nsid w:val="674B6C33"/>
-    <w:multiLevelType w:val="hybridMultilevel"/>
-    <w:tmpl w:val="9F3400B0"/>
-    <w:lvl w:ilvl="0" w:tplc="FFFFFFFF">
-      <w:start w:val="1"/>
-      <w:numFmt w:val="decimal"/>
-      <w:lvlText w:val="%1."/>
-      <w:lvlJc w:val="left"/>
-      <w:pPr>
-        <w:ind w:left="1069" w:hanging="360"/>
-      </w:pPr>
-      <w:rPr>
-        <w:rFonts w:hint="default"/>
-      </w:rPr>
-    </w:lvl>
-    <w:lvl w:ilvl="1" w:tplc="FFFFFFFF" w:tentative="1">
-      <w:start w:val="1"/>
-      <w:numFmt w:val="lowerLetter"/>
-      <w:lvlText w:val="%2."/>
-      <w:lvlJc w:val="left"/>
-      <w:pPr>
-        <w:ind w:left="1789" w:hanging="360"/>
-      </w:pPr>
-    </w:lvl>
-    <w:lvl w:ilvl="2" w:tplc="FFFFFFFF" w:tentative="1">
-      <w:start w:val="1"/>
-      <w:numFmt w:val="lowerRoman"/>
-      <w:lvlText w:val="%3."/>
-      <w:lvlJc w:val="right"/>
-      <w:pPr>
-        <w:ind w:left="2509" w:hanging="180"/>
-      </w:pPr>
-    </w:lvl>
-    <w:lvl w:ilvl="3" w:tplc="FFFFFFFF" w:tentative="1">
-      <w:start w:val="1"/>
-      <w:numFmt w:val="decimal"/>
-      <w:lvlText w:val="%4."/>
-      <w:lvlJc w:val="left"/>
-      <w:pPr>
-        <w:ind w:left="3229" w:hanging="360"/>
-      </w:pPr>
-    </w:lvl>
-    <w:lvl w:ilvl="4" w:tplc="FFFFFFFF" w:tentative="1">
-      <w:start w:val="1"/>
-      <w:numFmt w:val="lowerLetter"/>
-      <w:lvlText w:val="%5."/>
-      <w:lvlJc w:val="left"/>
-      <w:pPr>
-        <w:ind w:left="3949" w:hanging="360"/>
-      </w:pPr>
-    </w:lvl>
-    <w:lvl w:ilvl="5" w:tplc="FFFFFFFF" w:tentative="1">
-      <w:start w:val="1"/>
-      <w:numFmt w:val="lowerRoman"/>
-      <w:lvlText w:val="%6."/>
-      <w:lvlJc w:val="right"/>
-      <w:pPr>
-        <w:ind w:left="4669" w:hanging="180"/>
-      </w:pPr>
-    </w:lvl>
-    <w:lvl w:ilvl="6" w:tplc="FFFFFFFF" w:tentative="1">
-      <w:start w:val="1"/>
-      <w:numFmt w:val="decimal"/>
-      <w:lvlText w:val="%7."/>
-      <w:lvlJc w:val="left"/>
-      <w:pPr>
-        <w:ind w:left="5389" w:hanging="360"/>
-      </w:pPr>
-    </w:lvl>
-    <w:lvl w:ilvl="7" w:tplc="FFFFFFFF" w:tentative="1">
-      <w:start w:val="1"/>
-      <w:numFmt w:val="lowerLetter"/>
-      <w:lvlText w:val="%8."/>
-      <w:lvlJc w:val="left"/>
-      <w:pPr>
-        <w:ind w:left="6109" w:hanging="360"/>
-      </w:pPr>
-    </w:lvl>
-    <w:lvl w:ilvl="8" w:tplc="FFFFFFFF" w:tentative="1">
-      <w:start w:val="1"/>
-      <w:numFmt w:val="lowerRoman"/>
-      <w:lvlText w:val="%9."/>
-      <w:lvlJc w:val="right"/>
-      <w:pPr>
-        <w:ind w:left="6829" w:hanging="180"/>
-      </w:pPr>
-    </w:lvl>
-  </w:abstractNum>
-  <w:abstractNum w:abstractNumId="43" w15:restartNumberingAfterBreak="0">
-    <w:nsid w:val="67543E32"/>
-    <w:multiLevelType w:val="hybridMultilevel"/>
-    <w:tmpl w:val="9F3400B0"/>
-    <w:lvl w:ilvl="0" w:tplc="FFFFFFFF">
-      <w:start w:val="1"/>
-      <w:numFmt w:val="decimal"/>
-      <w:lvlText w:val="%1."/>
-      <w:lvlJc w:val="left"/>
-      <w:pPr>
-        <w:ind w:left="1069" w:hanging="360"/>
-      </w:pPr>
-      <w:rPr>
-        <w:rFonts w:hint="default"/>
-      </w:rPr>
-    </w:lvl>
-    <w:lvl w:ilvl="1" w:tplc="FFFFFFFF" w:tentative="1">
-      <w:start w:val="1"/>
-      <w:numFmt w:val="lowerLetter"/>
-      <w:lvlText w:val="%2."/>
-      <w:lvlJc w:val="left"/>
-      <w:pPr>
-        <w:ind w:left="1789" w:hanging="360"/>
-      </w:pPr>
-    </w:lvl>
-    <w:lvl w:ilvl="2" w:tplc="FFFFFFFF" w:tentative="1">
-      <w:start w:val="1"/>
-      <w:numFmt w:val="lowerRoman"/>
-      <w:lvlText w:val="%3."/>
-      <w:lvlJc w:val="right"/>
-      <w:pPr>
-        <w:ind w:left="2509" w:hanging="180"/>
-      </w:pPr>
-    </w:lvl>
-    <w:lvl w:ilvl="3" w:tplc="FFFFFFFF" w:tentative="1">
-      <w:start w:val="1"/>
-      <w:numFmt w:val="decimal"/>
-      <w:lvlText w:val="%4."/>
-      <w:lvlJc w:val="left"/>
-      <w:pPr>
-        <w:ind w:left="3229" w:hanging="360"/>
-      </w:pPr>
-    </w:lvl>
-    <w:lvl w:ilvl="4" w:tplc="FFFFFFFF" w:tentative="1">
-      <w:start w:val="1"/>
-      <w:numFmt w:val="lowerLetter"/>
-      <w:lvlText w:val="%5."/>
-      <w:lvlJc w:val="left"/>
-      <w:pPr>
-        <w:ind w:left="3949" w:hanging="360"/>
-      </w:pPr>
-    </w:lvl>
-    <w:lvl w:ilvl="5" w:tplc="FFFFFFFF" w:tentative="1">
-      <w:start w:val="1"/>
-      <w:numFmt w:val="lowerRoman"/>
-      <w:lvlText w:val="%6."/>
-      <w:lvlJc w:val="right"/>
-      <w:pPr>
-        <w:ind w:left="4669" w:hanging="180"/>
-      </w:pPr>
-    </w:lvl>
-    <w:lvl w:ilvl="6" w:tplc="FFFFFFFF" w:tentative="1">
-      <w:start w:val="1"/>
-      <w:numFmt w:val="decimal"/>
-      <w:lvlText w:val="%7."/>
-      <w:lvlJc w:val="left"/>
-      <w:pPr>
-        <w:ind w:left="5389" w:hanging="360"/>
-      </w:pPr>
-    </w:lvl>
-    <w:lvl w:ilvl="7" w:tplc="FFFFFFFF" w:tentative="1">
-      <w:start w:val="1"/>
-      <w:numFmt w:val="lowerLetter"/>
-      <w:lvlText w:val="%8."/>
-      <w:lvlJc w:val="left"/>
-      <w:pPr>
-        <w:ind w:left="6109" w:hanging="360"/>
-      </w:pPr>
-    </w:lvl>
-    <w:lvl w:ilvl="8" w:tplc="FFFFFFFF" w:tentative="1">
-      <w:start w:val="1"/>
-      <w:numFmt w:val="lowerRoman"/>
-      <w:lvlText w:val="%9."/>
-      <w:lvlJc w:val="right"/>
-      <w:pPr>
-        <w:ind w:left="6829" w:hanging="180"/>
-      </w:pPr>
-    </w:lvl>
-  </w:abstractNum>
-  <w:abstractNum w:abstractNumId="44" w15:restartNumberingAfterBreak="0">
-    <w:nsid w:val="68624FF0"/>
-    <w:multiLevelType w:val="hybridMultilevel"/>
-    <w:tmpl w:val="D2823CAE"/>
-    <w:lvl w:ilvl="0" w:tplc="27427966">
-      <w:start w:val="1"/>
-      <w:numFmt w:val="bullet"/>
-      <w:lvlText w:val="−"/>
-      <w:lvlJc w:val="left"/>
-      <w:pPr>
-        <w:ind w:left="2509" w:hanging="360"/>
-      </w:pPr>
-      <w:rPr>
-        <w:rFonts w:ascii="Times New Roman" w:hAnsi="Times New Roman" w:cs="Times New Roman" w:hint="default"/>
-        <w:sz w:val="28"/>
-      </w:rPr>
-    </w:lvl>
-    <w:lvl w:ilvl="1" w:tplc="04190003" w:tentative="1">
-      <w:start w:val="1"/>
-      <w:numFmt w:val="bullet"/>
-      <w:lvlText w:val="o"/>
-      <w:lvlJc w:val="left"/>
-      <w:pPr>
-        <w:ind w:left="3229" w:hanging="360"/>
-      </w:pPr>
-      <w:rPr>
-        <w:rFonts w:ascii="Courier New" w:hAnsi="Courier New" w:cs="Courier New" w:hint="default"/>
-      </w:rPr>
-    </w:lvl>
-    <w:lvl w:ilvl="2" w:tplc="04190005" w:tentative="1">
-      <w:start w:val="1"/>
-      <w:numFmt w:val="bullet"/>
-      <w:lvlText w:val=""/>
-      <w:lvlJc w:val="left"/>
-      <w:pPr>
-        <w:ind w:left="3949" w:hanging="360"/>
-      </w:pPr>
-      <w:rPr>
-        <w:rFonts w:ascii="Wingdings" w:hAnsi="Wingdings" w:hint="default"/>
-      </w:rPr>
-    </w:lvl>
-    <w:lvl w:ilvl="3" w:tplc="04190001" w:tentative="1">
-      <w:start w:val="1"/>
-      <w:numFmt w:val="bullet"/>
-      <w:lvlText w:val=""/>
-      <w:lvlJc w:val="left"/>
-      <w:pPr>
-        <w:ind w:left="4669" w:hanging="360"/>
-      </w:pPr>
-      <w:rPr>
-        <w:rFonts w:ascii="Symbol" w:hAnsi="Symbol" w:hint="default"/>
-      </w:rPr>
-    </w:lvl>
-    <w:lvl w:ilvl="4" w:tplc="04190003" w:tentative="1">
-      <w:start w:val="1"/>
-      <w:numFmt w:val="bullet"/>
-      <w:lvlText w:val="o"/>
-      <w:lvlJc w:val="left"/>
-      <w:pPr>
-        <w:ind w:left="5389" w:hanging="360"/>
-      </w:pPr>
-      <w:rPr>
-        <w:rFonts w:ascii="Courier New" w:hAnsi="Courier New" w:cs="Courier New" w:hint="default"/>
-      </w:rPr>
-    </w:lvl>
-    <w:lvl w:ilvl="5" w:tplc="04190005" w:tentative="1">
-      <w:start w:val="1"/>
-      <w:numFmt w:val="bullet"/>
-      <w:lvlText w:val=""/>
-      <w:lvlJc w:val="left"/>
-      <w:pPr>
-        <w:ind w:left="6109" w:hanging="360"/>
-      </w:pPr>
-      <w:rPr>
-        <w:rFonts w:ascii="Wingdings" w:hAnsi="Wingdings" w:hint="default"/>
-      </w:rPr>
-    </w:lvl>
-    <w:lvl w:ilvl="6" w:tplc="04190001" w:tentative="1">
-      <w:start w:val="1"/>
-      <w:numFmt w:val="bullet"/>
-      <w:lvlText w:val=""/>
-      <w:lvlJc w:val="left"/>
-      <w:pPr>
-        <w:ind w:left="6829" w:hanging="360"/>
-      </w:pPr>
-      <w:rPr>
-        <w:rFonts w:ascii="Symbol" w:hAnsi="Symbol" w:hint="default"/>
-      </w:rPr>
-    </w:lvl>
-    <w:lvl w:ilvl="7" w:tplc="04190003" w:tentative="1">
-      <w:start w:val="1"/>
-      <w:numFmt w:val="bullet"/>
-      <w:lvlText w:val="o"/>
-      <w:lvlJc w:val="left"/>
-      <w:pPr>
-        <w:ind w:left="7549" w:hanging="360"/>
-      </w:pPr>
-      <w:rPr>
-        <w:rFonts w:ascii="Courier New" w:hAnsi="Courier New" w:cs="Courier New" w:hint="default"/>
-      </w:rPr>
-    </w:lvl>
-    <w:lvl w:ilvl="8" w:tplc="04190005" w:tentative="1">
-      <w:start w:val="1"/>
-      <w:numFmt w:val="bullet"/>
-      <w:lvlText w:val=""/>
-      <w:lvlJc w:val="left"/>
-      <w:pPr>
-        <w:ind w:left="8269" w:hanging="360"/>
-      </w:pPr>
-      <w:rPr>
-        <w:rFonts w:ascii="Wingdings" w:hAnsi="Wingdings" w:hint="default"/>
-      </w:rPr>
-    </w:lvl>
-  </w:abstractNum>
-  <w:abstractNum w:abstractNumId="45" w15:restartNumberingAfterBreak="0">
-    <w:nsid w:val="68AA1133"/>
-    <w:multiLevelType w:val="hybridMultilevel"/>
-    <w:tmpl w:val="9F3400B0"/>
-    <w:lvl w:ilvl="0" w:tplc="FFFFFFFF">
-      <w:start w:val="1"/>
-      <w:numFmt w:val="decimal"/>
-      <w:lvlText w:val="%1."/>
-      <w:lvlJc w:val="left"/>
-      <w:pPr>
-        <w:ind w:left="1069" w:hanging="360"/>
-      </w:pPr>
-      <w:rPr>
-        <w:rFonts w:hint="default"/>
-      </w:rPr>
-    </w:lvl>
-    <w:lvl w:ilvl="1" w:tplc="FFFFFFFF" w:tentative="1">
-      <w:start w:val="1"/>
-      <w:numFmt w:val="lowerLetter"/>
-      <w:lvlText w:val="%2."/>
-      <w:lvlJc w:val="left"/>
-      <w:pPr>
-        <w:ind w:left="1789" w:hanging="360"/>
-      </w:pPr>
-    </w:lvl>
-    <w:lvl w:ilvl="2" w:tplc="FFFFFFFF" w:tentative="1">
-      <w:start w:val="1"/>
-      <w:numFmt w:val="lowerRoman"/>
-      <w:lvlText w:val="%3."/>
-      <w:lvlJc w:val="right"/>
-      <w:pPr>
-        <w:ind w:left="2509" w:hanging="180"/>
-      </w:pPr>
-    </w:lvl>
-    <w:lvl w:ilvl="3" w:tplc="FFFFFFFF" w:tentative="1">
-      <w:start w:val="1"/>
-      <w:numFmt w:val="decimal"/>
-      <w:lvlText w:val="%4."/>
-      <w:lvlJc w:val="left"/>
-      <w:pPr>
-        <w:ind w:left="3229" w:hanging="360"/>
-      </w:pPr>
-    </w:lvl>
-    <w:lvl w:ilvl="4" w:tplc="FFFFFFFF" w:tentative="1">
-      <w:start w:val="1"/>
-      <w:numFmt w:val="lowerLetter"/>
-      <w:lvlText w:val="%5."/>
-      <w:lvlJc w:val="left"/>
-      <w:pPr>
-        <w:ind w:left="3949" w:hanging="360"/>
-      </w:pPr>
-    </w:lvl>
-    <w:lvl w:ilvl="5" w:tplc="FFFFFFFF" w:tentative="1">
-      <w:start w:val="1"/>
-      <w:numFmt w:val="lowerRoman"/>
-      <w:lvlText w:val="%6."/>
-      <w:lvlJc w:val="right"/>
-      <w:pPr>
-        <w:ind w:left="4669" w:hanging="180"/>
-      </w:pPr>
-    </w:lvl>
-    <w:lvl w:ilvl="6" w:tplc="FFFFFFFF" w:tentative="1">
-      <w:start w:val="1"/>
-      <w:numFmt w:val="decimal"/>
-      <w:lvlText w:val="%7."/>
-      <w:lvlJc w:val="left"/>
-      <w:pPr>
-        <w:ind w:left="5389" w:hanging="360"/>
-      </w:pPr>
-    </w:lvl>
-    <w:lvl w:ilvl="7" w:tplc="FFFFFFFF" w:tentative="1">
-      <w:start w:val="1"/>
-      <w:numFmt w:val="lowerLetter"/>
-      <w:lvlText w:val="%8."/>
-      <w:lvlJc w:val="left"/>
-      <w:pPr>
-        <w:ind w:left="6109" w:hanging="360"/>
-      </w:pPr>
-    </w:lvl>
-    <w:lvl w:ilvl="8" w:tplc="FFFFFFFF" w:tentative="1">
-      <w:start w:val="1"/>
-      <w:numFmt w:val="lowerRoman"/>
-      <w:lvlText w:val="%9."/>
-      <w:lvlJc w:val="right"/>
-      <w:pPr>
-        <w:ind w:left="6829" w:hanging="180"/>
-      </w:pPr>
-    </w:lvl>
-  </w:abstractNum>
-  <w:abstractNum w:abstractNumId="46" w15:restartNumberingAfterBreak="0">
-    <w:nsid w:val="6A6C7F74"/>
-    <w:multiLevelType w:val="multilevel"/>
-    <w:tmpl w:val="A75AD936"/>
-    <w:lvl w:ilvl="0">
-      <w:start w:val="1"/>
-      <w:numFmt w:val="decimal"/>
-      <w:lvlText w:val="%1."/>
-      <w:lvlJc w:val="left"/>
-      <w:pPr>
-        <w:tabs>
-          <w:tab w:val="num" w:pos="720"/>
-        </w:tabs>
-        <w:ind w:left="720" w:hanging="360"/>
-      </w:pPr>
-    </w:lvl>
-    <w:lvl w:ilvl="1" w:tentative="1">
-      <w:start w:val="1"/>
-      <w:numFmt w:val="decimal"/>
-      <w:lvlText w:val="%2."/>
-      <w:lvlJc w:val="left"/>
-      <w:pPr>
-        <w:tabs>
-          <w:tab w:val="num" w:pos="1440"/>
-        </w:tabs>
-        <w:ind w:left="1440" w:hanging="360"/>
-      </w:pPr>
-    </w:lvl>
-    <w:lvl w:ilvl="2" w:tentative="1">
-      <w:start w:val="1"/>
-      <w:numFmt w:val="decimal"/>
-      <w:lvlText w:val="%3."/>
-      <w:lvlJc w:val="left"/>
-      <w:pPr>
-        <w:tabs>
-          <w:tab w:val="num" w:pos="2160"/>
-        </w:tabs>
-        <w:ind w:left="2160" w:hanging="360"/>
-      </w:pPr>
-    </w:lvl>
-    <w:lvl w:ilvl="3" w:tentative="1">
-      <w:start w:val="1"/>
-      <w:numFmt w:val="decimal"/>
-      <w:lvlText w:val="%4."/>
-      <w:lvlJc w:val="left"/>
-      <w:pPr>
-        <w:tabs>
-          <w:tab w:val="num" w:pos="2880"/>
-        </w:tabs>
-        <w:ind w:left="2880" w:hanging="360"/>
-      </w:pPr>
-    </w:lvl>
-    <w:lvl w:ilvl="4" w:tentative="1">
-      <w:start w:val="1"/>
-      <w:numFmt w:val="decimal"/>
-      <w:lvlText w:val="%5."/>
-      <w:lvlJc w:val="left"/>
-      <w:pPr>
-        <w:tabs>
-          <w:tab w:val="num" w:pos="3600"/>
-        </w:tabs>
-        <w:ind w:left="3600" w:hanging="360"/>
-      </w:pPr>
-    </w:lvl>
-    <w:lvl w:ilvl="5" w:tentative="1">
-      <w:start w:val="1"/>
-      <w:numFmt w:val="decimal"/>
-      <w:lvlText w:val="%6."/>
-      <w:lvlJc w:val="left"/>
-      <w:pPr>
-        <w:tabs>
-          <w:tab w:val="num" w:pos="4320"/>
-        </w:tabs>
-        <w:ind w:left="4320" w:hanging="360"/>
-      </w:pPr>
-    </w:lvl>
-    <w:lvl w:ilvl="6" w:tentative="1">
-      <w:start w:val="1"/>
-      <w:numFmt w:val="decimal"/>
-      <w:lvlText w:val="%7."/>
-      <w:lvlJc w:val="left"/>
-      <w:pPr>
-        <w:tabs>
-          <w:tab w:val="num" w:pos="5040"/>
-        </w:tabs>
-        <w:ind w:left="5040" w:hanging="360"/>
-      </w:pPr>
-    </w:lvl>
-    <w:lvl w:ilvl="7" w:tentative="1">
-      <w:start w:val="1"/>
-      <w:numFmt w:val="decimal"/>
-      <w:lvlText w:val="%8."/>
-      <w:lvlJc w:val="left"/>
-      <w:pPr>
-        <w:tabs>
-          <w:tab w:val="num" w:pos="5760"/>
-        </w:tabs>
-        <w:ind w:left="5760" w:hanging="360"/>
-      </w:pPr>
-    </w:lvl>
-    <w:lvl w:ilvl="8" w:tentative="1">
-      <w:start w:val="1"/>
-      <w:numFmt w:val="decimal"/>
-      <w:lvlText w:val="%9."/>
-      <w:lvlJc w:val="left"/>
-      <w:pPr>
-        <w:tabs>
-          <w:tab w:val="num" w:pos="6480"/>
-        </w:tabs>
-        <w:ind w:left="6480" w:hanging="360"/>
-      </w:pPr>
-    </w:lvl>
-  </w:abstractNum>
-  <w:abstractNum w:abstractNumId="47" w15:restartNumberingAfterBreak="0">
-    <w:nsid w:val="6F915B57"/>
-    <w:multiLevelType w:val="multilevel"/>
-    <w:tmpl w:val="C264ED18"/>
-    <w:lvl w:ilvl="0">
-      <w:start w:val="1"/>
-      <w:numFmt w:val="bullet"/>
-      <w:lvlText w:val=""/>
-      <w:lvlJc w:val="left"/>
-      <w:pPr>
-        <w:tabs>
-          <w:tab w:val="num" w:pos="720"/>
-        </w:tabs>
-        <w:ind w:left="720" w:hanging="360"/>
-      </w:pPr>
-      <w:rPr>
-        <w:rFonts w:ascii="Symbol" w:hAnsi="Symbol" w:hint="default"/>
-        <w:sz w:val="20"/>
-      </w:rPr>
-    </w:lvl>
-    <w:lvl w:ilvl="1" w:tentative="1">
-      <w:start w:val="1"/>
-      <w:numFmt w:val="bullet"/>
-      <w:lvlText w:val="o"/>
-      <w:lvlJc w:val="left"/>
-      <w:pPr>
-        <w:tabs>
-          <w:tab w:val="num" w:pos="1440"/>
-        </w:tabs>
-        <w:ind w:left="1440" w:hanging="360"/>
-      </w:pPr>
-      <w:rPr>
-        <w:rFonts w:ascii="Courier New" w:hAnsi="Courier New" w:hint="default"/>
-        <w:sz w:val="20"/>
-      </w:rPr>
-    </w:lvl>
-    <w:lvl w:ilvl="2" w:tentative="1">
-      <w:start w:val="1"/>
-      <w:numFmt w:val="bullet"/>
-      <w:lvlText w:val=""/>
-      <w:lvlJc w:val="left"/>
-      <w:pPr>
-        <w:tabs>
-          <w:tab w:val="num" w:pos="2160"/>
-        </w:tabs>
-        <w:ind w:left="2160" w:hanging="360"/>
-      </w:pPr>
-      <w:rPr>
-        <w:rFonts w:ascii="Wingdings" w:hAnsi="Wingdings" w:hint="default"/>
-        <w:sz w:val="20"/>
-      </w:rPr>
-    </w:lvl>
-    <w:lvl w:ilvl="3" w:tentative="1">
-      <w:start w:val="1"/>
-      <w:numFmt w:val="bullet"/>
-      <w:lvlText w:val=""/>
-      <w:lvlJc w:val="left"/>
-      <w:pPr>
-        <w:tabs>
-          <w:tab w:val="num" w:pos="2880"/>
-        </w:tabs>
-        <w:ind w:left="2880" w:hanging="360"/>
-      </w:pPr>
-      <w:rPr>
-        <w:rFonts w:ascii="Wingdings" w:hAnsi="Wingdings" w:hint="default"/>
-        <w:sz w:val="20"/>
-      </w:rPr>
-    </w:lvl>
-    <w:lvl w:ilvl="4" w:tentative="1">
-      <w:start w:val="1"/>
-      <w:numFmt w:val="bullet"/>
-      <w:lvlText w:val=""/>
-      <w:lvlJc w:val="left"/>
-      <w:pPr>
-        <w:tabs>
-          <w:tab w:val="num" w:pos="3600"/>
-        </w:tabs>
-        <w:ind w:left="3600" w:hanging="360"/>
-      </w:pPr>
-      <w:rPr>
-        <w:rFonts w:ascii="Wingdings" w:hAnsi="Wingdings" w:hint="default"/>
-        <w:sz w:val="20"/>
-      </w:rPr>
-    </w:lvl>
-    <w:lvl w:ilvl="5" w:tentative="1">
-      <w:start w:val="1"/>
-      <w:numFmt w:val="bullet"/>
-      <w:lvlText w:val=""/>
-      <w:lvlJc w:val="left"/>
-      <w:pPr>
-        <w:tabs>
-          <w:tab w:val="num" w:pos="4320"/>
-        </w:tabs>
-        <w:ind w:left="4320" w:hanging="360"/>
-      </w:pPr>
-      <w:rPr>
-        <w:rFonts w:ascii="Wingdings" w:hAnsi="Wingdings" w:hint="default"/>
-        <w:sz w:val="20"/>
-      </w:rPr>
-    </w:lvl>
-    <w:lvl w:ilvl="6" w:tentative="1">
-      <w:start w:val="1"/>
-      <w:numFmt w:val="bullet"/>
-      <w:lvlText w:val=""/>
-      <w:lvlJc w:val="left"/>
-      <w:pPr>
-        <w:tabs>
-          <w:tab w:val="num" w:pos="5040"/>
-        </w:tabs>
-        <w:ind w:left="5040" w:hanging="360"/>
-      </w:pPr>
-      <w:rPr>
-        <w:rFonts w:ascii="Wingdings" w:hAnsi="Wingdings" w:hint="default"/>
-        <w:sz w:val="20"/>
-      </w:rPr>
-    </w:lvl>
-    <w:lvl w:ilvl="7" w:tentative="1">
-      <w:start w:val="1"/>
-      <w:numFmt w:val="bullet"/>
-      <w:lvlText w:val=""/>
-      <w:lvlJc w:val="left"/>
-      <w:pPr>
-        <w:tabs>
-          <w:tab w:val="num" w:pos="5760"/>
-        </w:tabs>
-        <w:ind w:left="5760" w:hanging="360"/>
-      </w:pPr>
-      <w:rPr>
-        <w:rFonts w:ascii="Wingdings" w:hAnsi="Wingdings" w:hint="default"/>
-        <w:sz w:val="20"/>
-      </w:rPr>
-    </w:lvl>
-    <w:lvl w:ilvl="8" w:tentative="1">
-      <w:start w:val="1"/>
-      <w:numFmt w:val="bullet"/>
-      <w:lvlText w:val=""/>
-      <w:lvlJc w:val="left"/>
-      <w:pPr>
-        <w:tabs>
-          <w:tab w:val="num" w:pos="6480"/>
-        </w:tabs>
-        <w:ind w:left="6480" w:hanging="360"/>
-      </w:pPr>
-      <w:rPr>
-        <w:rFonts w:ascii="Wingdings" w:hAnsi="Wingdings" w:hint="default"/>
-        <w:sz w:val="20"/>
-      </w:rPr>
-    </w:lvl>
-  </w:abstractNum>
-  <w:abstractNum w:abstractNumId="48" w15:restartNumberingAfterBreak="0">
-    <w:nsid w:val="70A24CE1"/>
-    <w:multiLevelType w:val="multilevel"/>
-    <w:tmpl w:val="4664F12E"/>
-    <w:lvl w:ilvl="0">
-      <w:start w:val="1"/>
-      <w:numFmt w:val="bullet"/>
-      <w:lvlText w:val=""/>
-      <w:lvlJc w:val="left"/>
-      <w:pPr>
-        <w:tabs>
-          <w:tab w:val="num" w:pos="720"/>
-        </w:tabs>
-        <w:ind w:left="720" w:hanging="360"/>
-      </w:pPr>
-      <w:rPr>
-        <w:rFonts w:ascii="Symbol" w:hAnsi="Symbol" w:hint="default"/>
-        <w:sz w:val="20"/>
-      </w:rPr>
-    </w:lvl>
-    <w:lvl w:ilvl="1" w:tentative="1">
-      <w:start w:val="1"/>
-      <w:numFmt w:val="bullet"/>
-      <w:lvlText w:val="o"/>
-      <w:lvlJc w:val="left"/>
-      <w:pPr>
-        <w:tabs>
-          <w:tab w:val="num" w:pos="1440"/>
-        </w:tabs>
-        <w:ind w:left="1440" w:hanging="360"/>
-      </w:pPr>
-      <w:rPr>
-        <w:rFonts w:ascii="Courier New" w:hAnsi="Courier New" w:hint="default"/>
-        <w:sz w:val="20"/>
-      </w:rPr>
-    </w:lvl>
-    <w:lvl w:ilvl="2" w:tentative="1">
-      <w:start w:val="1"/>
-      <w:numFmt w:val="bullet"/>
-      <w:lvlText w:val=""/>
-      <w:lvlJc w:val="left"/>
-      <w:pPr>
-        <w:tabs>
-          <w:tab w:val="num" w:pos="2160"/>
-        </w:tabs>
-        <w:ind w:left="2160" w:hanging="360"/>
-      </w:pPr>
-      <w:rPr>
-        <w:rFonts w:ascii="Wingdings" w:hAnsi="Wingdings" w:hint="default"/>
-        <w:sz w:val="20"/>
-      </w:rPr>
-    </w:lvl>
-    <w:lvl w:ilvl="3" w:tentative="1">
-      <w:start w:val="1"/>
-      <w:numFmt w:val="bullet"/>
-      <w:lvlText w:val=""/>
-      <w:lvlJc w:val="left"/>
-      <w:pPr>
-        <w:tabs>
-          <w:tab w:val="num" w:pos="2880"/>
-        </w:tabs>
-        <w:ind w:left="2880" w:hanging="360"/>
-      </w:pPr>
-      <w:rPr>
-        <w:rFonts w:ascii="Wingdings" w:hAnsi="Wingdings" w:hint="default"/>
-        <w:sz w:val="20"/>
-      </w:rPr>
-    </w:lvl>
-    <w:lvl w:ilvl="4" w:tentative="1">
-      <w:start w:val="1"/>
-      <w:numFmt w:val="bullet"/>
-      <w:lvlText w:val=""/>
-      <w:lvlJc w:val="left"/>
-      <w:pPr>
-        <w:tabs>
-          <w:tab w:val="num" w:pos="3600"/>
-        </w:tabs>
-        <w:ind w:left="3600" w:hanging="360"/>
-      </w:pPr>
-      <w:rPr>
-        <w:rFonts w:ascii="Wingdings" w:hAnsi="Wingdings" w:hint="default"/>
-        <w:sz w:val="20"/>
-      </w:rPr>
-    </w:lvl>
-    <w:lvl w:ilvl="5" w:tentative="1">
-      <w:start w:val="1"/>
-      <w:numFmt w:val="bullet"/>
-      <w:lvlText w:val=""/>
-      <w:lvlJc w:val="left"/>
-      <w:pPr>
-        <w:tabs>
-          <w:tab w:val="num" w:pos="4320"/>
-        </w:tabs>
-        <w:ind w:left="4320" w:hanging="360"/>
-      </w:pPr>
-      <w:rPr>
-        <w:rFonts w:ascii="Wingdings" w:hAnsi="Wingdings" w:hint="default"/>
-        <w:sz w:val="20"/>
-      </w:rPr>
-    </w:lvl>
-    <w:lvl w:ilvl="6" w:tentative="1">
-      <w:start w:val="1"/>
-      <w:numFmt w:val="bullet"/>
-      <w:lvlText w:val=""/>
-      <w:lvlJc w:val="left"/>
-      <w:pPr>
-        <w:tabs>
-          <w:tab w:val="num" w:pos="5040"/>
-        </w:tabs>
-        <w:ind w:left="5040" w:hanging="360"/>
-      </w:pPr>
-      <w:rPr>
-        <w:rFonts w:ascii="Wingdings" w:hAnsi="Wingdings" w:hint="default"/>
-        <w:sz w:val="20"/>
-      </w:rPr>
-    </w:lvl>
-    <w:lvl w:ilvl="7" w:tentative="1">
-      <w:start w:val="1"/>
-      <w:numFmt w:val="bullet"/>
-      <w:lvlText w:val=""/>
-      <w:lvlJc w:val="left"/>
-      <w:pPr>
-        <w:tabs>
-          <w:tab w:val="num" w:pos="5760"/>
-        </w:tabs>
-        <w:ind w:left="5760" w:hanging="360"/>
-      </w:pPr>
-      <w:rPr>
-        <w:rFonts w:ascii="Wingdings" w:hAnsi="Wingdings" w:hint="default"/>
-        <w:sz w:val="20"/>
-      </w:rPr>
-    </w:lvl>
-    <w:lvl w:ilvl="8" w:tentative="1">
-      <w:start w:val="1"/>
-      <w:numFmt w:val="bullet"/>
-      <w:lvlText w:val=""/>
-      <w:lvlJc w:val="left"/>
-      <w:pPr>
-        <w:tabs>
-          <w:tab w:val="num" w:pos="6480"/>
-        </w:tabs>
-        <w:ind w:left="6480" w:hanging="360"/>
-      </w:pPr>
-      <w:rPr>
-        <w:rFonts w:ascii="Wingdings" w:hAnsi="Wingdings" w:hint="default"/>
-        <w:sz w:val="20"/>
-      </w:rPr>
-    </w:lvl>
-  </w:abstractNum>
-  <w:abstractNum w:abstractNumId="49" w15:restartNumberingAfterBreak="0">
-    <w:nsid w:val="716A3D8A"/>
-    <w:multiLevelType w:val="hybridMultilevel"/>
-    <w:tmpl w:val="32926898"/>
-    <w:lvl w:ilvl="0" w:tplc="04190001">
-      <w:start w:val="1"/>
-      <w:numFmt w:val="bullet"/>
-      <w:lvlText w:val=""/>
-      <w:lvlJc w:val="left"/>
-      <w:pPr>
-        <w:ind w:left="1429" w:hanging="360"/>
-      </w:pPr>
-      <w:rPr>
-        <w:rFonts w:ascii="Symbol" w:hAnsi="Symbol" w:hint="default"/>
-      </w:rPr>
-    </w:lvl>
-    <w:lvl w:ilvl="1" w:tplc="04190003" w:tentative="1">
-      <w:start w:val="1"/>
-      <w:numFmt w:val="bullet"/>
-      <w:lvlText w:val="o"/>
-      <w:lvlJc w:val="left"/>
-      <w:pPr>
-        <w:ind w:left="2149" w:hanging="360"/>
-      </w:pPr>
-      <w:rPr>
-        <w:rFonts w:ascii="Courier New" w:hAnsi="Courier New" w:cs="Courier New" w:hint="default"/>
-      </w:rPr>
-    </w:lvl>
-    <w:lvl w:ilvl="2" w:tplc="04190005" w:tentative="1">
-      <w:start w:val="1"/>
-      <w:numFmt w:val="bullet"/>
-      <w:lvlText w:val=""/>
-      <w:lvlJc w:val="left"/>
-      <w:pPr>
-        <w:ind w:left="2869" w:hanging="360"/>
-      </w:pPr>
-      <w:rPr>
-        <w:rFonts w:ascii="Wingdings" w:hAnsi="Wingdings" w:hint="default"/>
-      </w:rPr>
-    </w:lvl>
-    <w:lvl w:ilvl="3" w:tplc="04190001" w:tentative="1">
-      <w:start w:val="1"/>
-      <w:numFmt w:val="bullet"/>
-      <w:lvlText w:val=""/>
-      <w:lvlJc w:val="left"/>
-      <w:pPr>
-        <w:ind w:left="3589" w:hanging="360"/>
-      </w:pPr>
-      <w:rPr>
-        <w:rFonts w:ascii="Symbol" w:hAnsi="Symbol" w:hint="default"/>
-      </w:rPr>
-    </w:lvl>
-    <w:lvl w:ilvl="4" w:tplc="04190003" w:tentative="1">
-      <w:start w:val="1"/>
-      <w:numFmt w:val="bullet"/>
-      <w:lvlText w:val="o"/>
-      <w:lvlJc w:val="left"/>
-      <w:pPr>
-        <w:ind w:left="4309" w:hanging="360"/>
-      </w:pPr>
-      <w:rPr>
-        <w:rFonts w:ascii="Courier New" w:hAnsi="Courier New" w:cs="Courier New" w:hint="default"/>
-      </w:rPr>
-    </w:lvl>
-    <w:lvl w:ilvl="5" w:tplc="04190005" w:tentative="1">
-      <w:start w:val="1"/>
-      <w:numFmt w:val="bullet"/>
-      <w:lvlText w:val=""/>
-      <w:lvlJc w:val="left"/>
-      <w:pPr>
-        <w:ind w:left="5029" w:hanging="360"/>
-      </w:pPr>
-      <w:rPr>
-        <w:rFonts w:ascii="Wingdings" w:hAnsi="Wingdings" w:hint="default"/>
-      </w:rPr>
-    </w:lvl>
-    <w:lvl w:ilvl="6" w:tplc="04190001" w:tentative="1">
-      <w:start w:val="1"/>
-      <w:numFmt w:val="bullet"/>
-      <w:lvlText w:val=""/>
-      <w:lvlJc w:val="left"/>
-      <w:pPr>
-        <w:ind w:left="5749" w:hanging="360"/>
-      </w:pPr>
-      <w:rPr>
-        <w:rFonts w:ascii="Symbol" w:hAnsi="Symbol" w:hint="default"/>
-      </w:rPr>
-    </w:lvl>
-    <w:lvl w:ilvl="7" w:tplc="04190003" w:tentative="1">
-      <w:start w:val="1"/>
-      <w:numFmt w:val="bullet"/>
-      <w:lvlText w:val="o"/>
-      <w:lvlJc w:val="left"/>
-      <w:pPr>
-        <w:ind w:left="6469" w:hanging="360"/>
-      </w:pPr>
-      <w:rPr>
-        <w:rFonts w:ascii="Courier New" w:hAnsi="Courier New" w:cs="Courier New" w:hint="default"/>
-      </w:rPr>
-    </w:lvl>
-    <w:lvl w:ilvl="8" w:tplc="04190005" w:tentative="1">
-      <w:start w:val="1"/>
-      <w:numFmt w:val="bullet"/>
-      <w:lvlText w:val=""/>
-      <w:lvlJc w:val="left"/>
-      <w:pPr>
-        <w:ind w:left="7189" w:hanging="360"/>
-      </w:pPr>
-      <w:rPr>
-        <w:rFonts w:ascii="Wingdings" w:hAnsi="Wingdings" w:hint="default"/>
-      </w:rPr>
-    </w:lvl>
-  </w:abstractNum>
-  <w:abstractNum w:abstractNumId="50" w15:restartNumberingAfterBreak="0">
-    <w:nsid w:val="725E5144"/>
-    <w:multiLevelType w:val="hybridMultilevel"/>
-    <w:tmpl w:val="BF18877A"/>
-    <w:lvl w:ilvl="0" w:tplc="0419000F">
-      <w:start w:val="1"/>
-      <w:numFmt w:val="decimal"/>
-      <w:lvlText w:val="%1."/>
-      <w:lvlJc w:val="left"/>
-      <w:pPr>
-        <w:ind w:left="1429" w:hanging="360"/>
-      </w:pPr>
-    </w:lvl>
-    <w:lvl w:ilvl="1" w:tplc="04190019" w:tentative="1">
-      <w:start w:val="1"/>
-      <w:numFmt w:val="lowerLetter"/>
-      <w:lvlText w:val="%2."/>
-      <w:lvlJc w:val="left"/>
-      <w:pPr>
-        <w:ind w:left="2149" w:hanging="360"/>
-      </w:pPr>
-    </w:lvl>
-    <w:lvl w:ilvl="2" w:tplc="0419001B" w:tentative="1">
-      <w:start w:val="1"/>
-      <w:numFmt w:val="lowerRoman"/>
-      <w:lvlText w:val="%3."/>
-      <w:lvlJc w:val="right"/>
-      <w:pPr>
-        <w:ind w:left="2869" w:hanging="180"/>
-      </w:pPr>
-    </w:lvl>
-    <w:lvl w:ilvl="3" w:tplc="0419000F" w:tentative="1">
-      <w:start w:val="1"/>
-      <w:numFmt w:val="decimal"/>
-      <w:lvlText w:val="%4."/>
-      <w:lvlJc w:val="left"/>
-      <w:pPr>
-        <w:ind w:left="3589" w:hanging="360"/>
-      </w:pPr>
-    </w:lvl>
-    <w:lvl w:ilvl="4" w:tplc="04190019" w:tentative="1">
-      <w:start w:val="1"/>
-      <w:numFmt w:val="lowerLetter"/>
-      <w:lvlText w:val="%5."/>
-      <w:lvlJc w:val="left"/>
-      <w:pPr>
-        <w:ind w:left="4309" w:hanging="360"/>
-      </w:pPr>
-    </w:lvl>
-    <w:lvl w:ilvl="5" w:tplc="0419001B" w:tentative="1">
-      <w:start w:val="1"/>
-      <w:numFmt w:val="lowerRoman"/>
-      <w:lvlText w:val="%6."/>
-      <w:lvlJc w:val="right"/>
-      <w:pPr>
-        <w:ind w:left="5029" w:hanging="180"/>
-      </w:pPr>
-    </w:lvl>
-    <w:lvl w:ilvl="6" w:tplc="0419000F" w:tentative="1">
-      <w:start w:val="1"/>
-      <w:numFmt w:val="decimal"/>
-      <w:lvlText w:val="%7."/>
-      <w:lvlJc w:val="left"/>
-      <w:pPr>
-        <w:ind w:left="5749" w:hanging="360"/>
-      </w:pPr>
-    </w:lvl>
-    <w:lvl w:ilvl="7" w:tplc="04190019" w:tentative="1">
-      <w:start w:val="1"/>
-      <w:numFmt w:val="lowerLetter"/>
-      <w:lvlText w:val="%8."/>
-      <w:lvlJc w:val="left"/>
-      <w:pPr>
-        <w:ind w:left="6469" w:hanging="360"/>
-      </w:pPr>
-    </w:lvl>
-    <w:lvl w:ilvl="8" w:tplc="0419001B" w:tentative="1">
-      <w:start w:val="1"/>
-      <w:numFmt w:val="lowerRoman"/>
-      <w:lvlText w:val="%9."/>
-      <w:lvlJc w:val="right"/>
-      <w:pPr>
-        <w:ind w:left="7189" w:hanging="180"/>
-      </w:pPr>
-    </w:lvl>
-  </w:abstractNum>
-  <w:abstractNum w:abstractNumId="51" w15:restartNumberingAfterBreak="0">
+  <w:abstractNum w:abstractNumId="5" w15:restartNumberingAfterBreak="0">
     <w:nsid w:val="726C71C1"/>
     <w:multiLevelType w:val="multilevel"/>
     <w:tmpl w:val="01765F6C"/>
@@ -56239,662 +51538,25 @@
       </w:pPr>
     </w:lvl>
   </w:abstractNum>
-  <w:abstractNum w:abstractNumId="52" w15:restartNumberingAfterBreak="0">
-    <w:nsid w:val="77CD3C7C"/>
-    <w:multiLevelType w:val="hybridMultilevel"/>
-    <w:tmpl w:val="540A68A4"/>
-    <w:lvl w:ilvl="0" w:tplc="97564340">
-      <w:start w:val="1"/>
-      <w:numFmt w:val="decimal"/>
-      <w:lvlText w:val="%1"/>
-      <w:lvlJc w:val="left"/>
-      <w:pPr>
-        <w:ind w:left="720" w:hanging="360"/>
-      </w:pPr>
-      <w:rPr>
-        <w:rFonts w:hint="default"/>
-      </w:rPr>
-    </w:lvl>
-    <w:lvl w:ilvl="1" w:tplc="04190019" w:tentative="1">
-      <w:start w:val="1"/>
-      <w:numFmt w:val="lowerLetter"/>
-      <w:lvlText w:val="%2."/>
-      <w:lvlJc w:val="left"/>
-      <w:pPr>
-        <w:ind w:left="1440" w:hanging="360"/>
-      </w:pPr>
-    </w:lvl>
-    <w:lvl w:ilvl="2" w:tplc="0419001B" w:tentative="1">
-      <w:start w:val="1"/>
-      <w:numFmt w:val="lowerRoman"/>
-      <w:lvlText w:val="%3."/>
-      <w:lvlJc w:val="right"/>
-      <w:pPr>
-        <w:ind w:left="2160" w:hanging="180"/>
-      </w:pPr>
-    </w:lvl>
-    <w:lvl w:ilvl="3" w:tplc="0419000F" w:tentative="1">
-      <w:start w:val="1"/>
-      <w:numFmt w:val="decimal"/>
-      <w:lvlText w:val="%4."/>
-      <w:lvlJc w:val="left"/>
-      <w:pPr>
-        <w:ind w:left="2880" w:hanging="360"/>
-      </w:pPr>
-    </w:lvl>
-    <w:lvl w:ilvl="4" w:tplc="04190019" w:tentative="1">
-      <w:start w:val="1"/>
-      <w:numFmt w:val="lowerLetter"/>
-      <w:lvlText w:val="%5."/>
-      <w:lvlJc w:val="left"/>
-      <w:pPr>
-        <w:ind w:left="3600" w:hanging="360"/>
-      </w:pPr>
-    </w:lvl>
-    <w:lvl w:ilvl="5" w:tplc="0419001B" w:tentative="1">
-      <w:start w:val="1"/>
-      <w:numFmt w:val="lowerRoman"/>
-      <w:lvlText w:val="%6."/>
-      <w:lvlJc w:val="right"/>
-      <w:pPr>
-        <w:ind w:left="4320" w:hanging="180"/>
-      </w:pPr>
-    </w:lvl>
-    <w:lvl w:ilvl="6" w:tplc="0419000F" w:tentative="1">
-      <w:start w:val="1"/>
-      <w:numFmt w:val="decimal"/>
-      <w:lvlText w:val="%7."/>
-      <w:lvlJc w:val="left"/>
-      <w:pPr>
-        <w:ind w:left="5040" w:hanging="360"/>
-      </w:pPr>
-    </w:lvl>
-    <w:lvl w:ilvl="7" w:tplc="04190019" w:tentative="1">
-      <w:start w:val="1"/>
-      <w:numFmt w:val="lowerLetter"/>
-      <w:lvlText w:val="%8."/>
-      <w:lvlJc w:val="left"/>
-      <w:pPr>
-        <w:ind w:left="5760" w:hanging="360"/>
-      </w:pPr>
-    </w:lvl>
-    <w:lvl w:ilvl="8" w:tplc="0419001B" w:tentative="1">
-      <w:start w:val="1"/>
-      <w:numFmt w:val="lowerRoman"/>
-      <w:lvlText w:val="%9."/>
-      <w:lvlJc w:val="right"/>
-      <w:pPr>
-        <w:ind w:left="6480" w:hanging="180"/>
-      </w:pPr>
-    </w:lvl>
-  </w:abstractNum>
-  <w:abstractNum w:abstractNumId="53" w15:restartNumberingAfterBreak="0">
-    <w:nsid w:val="7BDA3B91"/>
-    <w:multiLevelType w:val="hybridMultilevel"/>
-    <w:tmpl w:val="49D02C0C"/>
-    <w:lvl w:ilvl="0" w:tplc="B13AB02A">
-      <w:start w:val="1"/>
-      <w:numFmt w:val="decimal"/>
-      <w:lvlText w:val="%1"/>
-      <w:lvlJc w:val="left"/>
-      <w:pPr>
-        <w:ind w:left="2487" w:hanging="360"/>
-      </w:pPr>
-      <w:rPr>
-        <w:rFonts w:hint="default"/>
-      </w:rPr>
-    </w:lvl>
-    <w:lvl w:ilvl="1" w:tplc="04190019" w:tentative="1">
-      <w:start w:val="1"/>
-      <w:numFmt w:val="lowerLetter"/>
-      <w:lvlText w:val="%2."/>
-      <w:lvlJc w:val="left"/>
-      <w:pPr>
-        <w:ind w:left="2149" w:hanging="360"/>
-      </w:pPr>
-    </w:lvl>
-    <w:lvl w:ilvl="2" w:tplc="0419001B" w:tentative="1">
-      <w:start w:val="1"/>
-      <w:numFmt w:val="lowerRoman"/>
-      <w:lvlText w:val="%3."/>
-      <w:lvlJc w:val="right"/>
-      <w:pPr>
-        <w:ind w:left="2869" w:hanging="180"/>
-      </w:pPr>
-    </w:lvl>
-    <w:lvl w:ilvl="3" w:tplc="0419000F" w:tentative="1">
-      <w:start w:val="1"/>
-      <w:numFmt w:val="decimal"/>
-      <w:lvlText w:val="%4."/>
-      <w:lvlJc w:val="left"/>
-      <w:pPr>
-        <w:ind w:left="3589" w:hanging="360"/>
-      </w:pPr>
-    </w:lvl>
-    <w:lvl w:ilvl="4" w:tplc="04190019" w:tentative="1">
-      <w:start w:val="1"/>
-      <w:numFmt w:val="lowerLetter"/>
-      <w:lvlText w:val="%5."/>
-      <w:lvlJc w:val="left"/>
-      <w:pPr>
-        <w:ind w:left="4309" w:hanging="360"/>
-      </w:pPr>
-    </w:lvl>
-    <w:lvl w:ilvl="5" w:tplc="0419001B" w:tentative="1">
-      <w:start w:val="1"/>
-      <w:numFmt w:val="lowerRoman"/>
-      <w:lvlText w:val="%6."/>
-      <w:lvlJc w:val="right"/>
-      <w:pPr>
-        <w:ind w:left="5029" w:hanging="180"/>
-      </w:pPr>
-    </w:lvl>
-    <w:lvl w:ilvl="6" w:tplc="97564340">
-      <w:start w:val="1"/>
-      <w:numFmt w:val="decimal"/>
-      <w:lvlText w:val="%7"/>
-      <w:lvlJc w:val="left"/>
-      <w:pPr>
-        <w:ind w:left="5749" w:hanging="360"/>
-      </w:pPr>
-      <w:rPr>
-        <w:rFonts w:hint="default"/>
-      </w:rPr>
-    </w:lvl>
-    <w:lvl w:ilvl="7" w:tplc="04190019" w:tentative="1">
-      <w:start w:val="1"/>
-      <w:numFmt w:val="lowerLetter"/>
-      <w:lvlText w:val="%8."/>
-      <w:lvlJc w:val="left"/>
-      <w:pPr>
-        <w:ind w:left="6469" w:hanging="360"/>
-      </w:pPr>
-    </w:lvl>
-    <w:lvl w:ilvl="8" w:tplc="0419001B" w:tentative="1">
-      <w:start w:val="1"/>
-      <w:numFmt w:val="lowerRoman"/>
-      <w:lvlText w:val="%9."/>
-      <w:lvlJc w:val="right"/>
-      <w:pPr>
-        <w:ind w:left="7189" w:hanging="180"/>
-      </w:pPr>
-    </w:lvl>
-  </w:abstractNum>
-  <w:abstractNum w:abstractNumId="54" w15:restartNumberingAfterBreak="0">
-    <w:nsid w:val="7C006C36"/>
-    <w:multiLevelType w:val="multilevel"/>
-    <w:tmpl w:val="E9E24326"/>
-    <w:lvl w:ilvl="0">
-      <w:start w:val="1"/>
-      <w:numFmt w:val="decimal"/>
-      <w:lvlText w:val="%1."/>
-      <w:lvlJc w:val="left"/>
-      <w:pPr>
-        <w:tabs>
-          <w:tab w:val="num" w:pos="720"/>
-        </w:tabs>
-        <w:ind w:left="720" w:hanging="360"/>
-      </w:pPr>
-      <w:rPr>
-        <w:rFonts w:hint="default"/>
-        <w:sz w:val="20"/>
-      </w:rPr>
-    </w:lvl>
-    <w:lvl w:ilvl="1" w:tentative="1">
-      <w:start w:val="1"/>
-      <w:numFmt w:val="bullet"/>
-      <w:lvlText w:val="o"/>
-      <w:lvlJc w:val="left"/>
-      <w:pPr>
-        <w:tabs>
-          <w:tab w:val="num" w:pos="1440"/>
-        </w:tabs>
-        <w:ind w:left="1440" w:hanging="360"/>
-      </w:pPr>
-      <w:rPr>
-        <w:rFonts w:ascii="Courier New" w:hAnsi="Courier New" w:hint="default"/>
-        <w:sz w:val="20"/>
-      </w:rPr>
-    </w:lvl>
-    <w:lvl w:ilvl="2" w:tentative="1">
-      <w:start w:val="1"/>
-      <w:numFmt w:val="bullet"/>
-      <w:lvlText w:val=""/>
-      <w:lvlJc w:val="left"/>
-      <w:pPr>
-        <w:tabs>
-          <w:tab w:val="num" w:pos="2160"/>
-        </w:tabs>
-        <w:ind w:left="2160" w:hanging="360"/>
-      </w:pPr>
-      <w:rPr>
-        <w:rFonts w:ascii="Wingdings" w:hAnsi="Wingdings" w:hint="default"/>
-        <w:sz w:val="20"/>
-      </w:rPr>
-    </w:lvl>
-    <w:lvl w:ilvl="3" w:tentative="1">
-      <w:start w:val="1"/>
-      <w:numFmt w:val="bullet"/>
-      <w:lvlText w:val=""/>
-      <w:lvlJc w:val="left"/>
-      <w:pPr>
-        <w:tabs>
-          <w:tab w:val="num" w:pos="2880"/>
-        </w:tabs>
-        <w:ind w:left="2880" w:hanging="360"/>
-      </w:pPr>
-      <w:rPr>
-        <w:rFonts w:ascii="Wingdings" w:hAnsi="Wingdings" w:hint="default"/>
-        <w:sz w:val="20"/>
-      </w:rPr>
-    </w:lvl>
-    <w:lvl w:ilvl="4" w:tentative="1">
-      <w:start w:val="1"/>
-      <w:numFmt w:val="bullet"/>
-      <w:lvlText w:val=""/>
-      <w:lvlJc w:val="left"/>
-      <w:pPr>
-        <w:tabs>
-          <w:tab w:val="num" w:pos="3600"/>
-        </w:tabs>
-        <w:ind w:left="3600" w:hanging="360"/>
-      </w:pPr>
-      <w:rPr>
-        <w:rFonts w:ascii="Wingdings" w:hAnsi="Wingdings" w:hint="default"/>
-        <w:sz w:val="20"/>
-      </w:rPr>
-    </w:lvl>
-    <w:lvl w:ilvl="5" w:tentative="1">
-      <w:start w:val="1"/>
-      <w:numFmt w:val="bullet"/>
-      <w:lvlText w:val=""/>
-      <w:lvlJc w:val="left"/>
-      <w:pPr>
-        <w:tabs>
-          <w:tab w:val="num" w:pos="4320"/>
-        </w:tabs>
-        <w:ind w:left="4320" w:hanging="360"/>
-      </w:pPr>
-      <w:rPr>
-        <w:rFonts w:ascii="Wingdings" w:hAnsi="Wingdings" w:hint="default"/>
-        <w:sz w:val="20"/>
-      </w:rPr>
-    </w:lvl>
-    <w:lvl w:ilvl="6" w:tentative="1">
-      <w:start w:val="1"/>
-      <w:numFmt w:val="bullet"/>
-      <w:lvlText w:val=""/>
-      <w:lvlJc w:val="left"/>
-      <w:pPr>
-        <w:tabs>
-          <w:tab w:val="num" w:pos="5040"/>
-        </w:tabs>
-        <w:ind w:left="5040" w:hanging="360"/>
-      </w:pPr>
-      <w:rPr>
-        <w:rFonts w:ascii="Wingdings" w:hAnsi="Wingdings" w:hint="default"/>
-        <w:sz w:val="20"/>
-      </w:rPr>
-    </w:lvl>
-    <w:lvl w:ilvl="7" w:tentative="1">
-      <w:start w:val="1"/>
-      <w:numFmt w:val="bullet"/>
-      <w:lvlText w:val=""/>
-      <w:lvlJc w:val="left"/>
-      <w:pPr>
-        <w:tabs>
-          <w:tab w:val="num" w:pos="5760"/>
-        </w:tabs>
-        <w:ind w:left="5760" w:hanging="360"/>
-      </w:pPr>
-      <w:rPr>
-        <w:rFonts w:ascii="Wingdings" w:hAnsi="Wingdings" w:hint="default"/>
-        <w:sz w:val="20"/>
-      </w:rPr>
-    </w:lvl>
-    <w:lvl w:ilvl="8" w:tentative="1">
-      <w:start w:val="1"/>
-      <w:numFmt w:val="bullet"/>
-      <w:lvlText w:val=""/>
-      <w:lvlJc w:val="left"/>
-      <w:pPr>
-        <w:tabs>
-          <w:tab w:val="num" w:pos="6480"/>
-        </w:tabs>
-        <w:ind w:left="6480" w:hanging="360"/>
-      </w:pPr>
-      <w:rPr>
-        <w:rFonts w:ascii="Wingdings" w:hAnsi="Wingdings" w:hint="default"/>
-        <w:sz w:val="20"/>
-      </w:rPr>
-    </w:lvl>
-  </w:abstractNum>
-  <w:abstractNum w:abstractNumId="55" w15:restartNumberingAfterBreak="0">
-    <w:nsid w:val="7EE73C02"/>
-    <w:multiLevelType w:val="multilevel"/>
-    <w:tmpl w:val="C1DCA574"/>
-    <w:lvl w:ilvl="0">
-      <w:start w:val="1"/>
-      <w:numFmt w:val="bullet"/>
-      <w:lvlText w:val=""/>
-      <w:lvlJc w:val="left"/>
-      <w:pPr>
-        <w:tabs>
-          <w:tab w:val="num" w:pos="720"/>
-        </w:tabs>
-        <w:ind w:left="720" w:hanging="360"/>
-      </w:pPr>
-      <w:rPr>
-        <w:rFonts w:ascii="Symbol" w:hAnsi="Symbol" w:hint="default"/>
-        <w:sz w:val="20"/>
-      </w:rPr>
-    </w:lvl>
-    <w:lvl w:ilvl="1" w:tentative="1">
-      <w:start w:val="1"/>
-      <w:numFmt w:val="bullet"/>
-      <w:lvlText w:val="o"/>
-      <w:lvlJc w:val="left"/>
-      <w:pPr>
-        <w:tabs>
-          <w:tab w:val="num" w:pos="1440"/>
-        </w:tabs>
-        <w:ind w:left="1440" w:hanging="360"/>
-      </w:pPr>
-      <w:rPr>
-        <w:rFonts w:ascii="Courier New" w:hAnsi="Courier New" w:hint="default"/>
-        <w:sz w:val="20"/>
-      </w:rPr>
-    </w:lvl>
-    <w:lvl w:ilvl="2" w:tentative="1">
-      <w:start w:val="1"/>
-      <w:numFmt w:val="bullet"/>
-      <w:lvlText w:val=""/>
-      <w:lvlJc w:val="left"/>
-      <w:pPr>
-        <w:tabs>
-          <w:tab w:val="num" w:pos="2160"/>
-        </w:tabs>
-        <w:ind w:left="2160" w:hanging="360"/>
-      </w:pPr>
-      <w:rPr>
-        <w:rFonts w:ascii="Wingdings" w:hAnsi="Wingdings" w:hint="default"/>
-        <w:sz w:val="20"/>
-      </w:rPr>
-    </w:lvl>
-    <w:lvl w:ilvl="3" w:tentative="1">
-      <w:start w:val="1"/>
-      <w:numFmt w:val="bullet"/>
-      <w:lvlText w:val=""/>
-      <w:lvlJc w:val="left"/>
-      <w:pPr>
-        <w:tabs>
-          <w:tab w:val="num" w:pos="2880"/>
-        </w:tabs>
-        <w:ind w:left="2880" w:hanging="360"/>
-      </w:pPr>
-      <w:rPr>
-        <w:rFonts w:ascii="Wingdings" w:hAnsi="Wingdings" w:hint="default"/>
-        <w:sz w:val="20"/>
-      </w:rPr>
-    </w:lvl>
-    <w:lvl w:ilvl="4" w:tentative="1">
-      <w:start w:val="1"/>
-      <w:numFmt w:val="bullet"/>
-      <w:lvlText w:val=""/>
-      <w:lvlJc w:val="left"/>
-      <w:pPr>
-        <w:tabs>
-          <w:tab w:val="num" w:pos="3600"/>
-        </w:tabs>
-        <w:ind w:left="3600" w:hanging="360"/>
-      </w:pPr>
-      <w:rPr>
-        <w:rFonts w:ascii="Wingdings" w:hAnsi="Wingdings" w:hint="default"/>
-        <w:sz w:val="20"/>
-      </w:rPr>
-    </w:lvl>
-    <w:lvl w:ilvl="5" w:tentative="1">
-      <w:start w:val="1"/>
-      <w:numFmt w:val="bullet"/>
-      <w:lvlText w:val=""/>
-      <w:lvlJc w:val="left"/>
-      <w:pPr>
-        <w:tabs>
-          <w:tab w:val="num" w:pos="4320"/>
-        </w:tabs>
-        <w:ind w:left="4320" w:hanging="360"/>
-      </w:pPr>
-      <w:rPr>
-        <w:rFonts w:ascii="Wingdings" w:hAnsi="Wingdings" w:hint="default"/>
-        <w:sz w:val="20"/>
-      </w:rPr>
-    </w:lvl>
-    <w:lvl w:ilvl="6" w:tentative="1">
-      <w:start w:val="1"/>
-      <w:numFmt w:val="bullet"/>
-      <w:lvlText w:val=""/>
-      <w:lvlJc w:val="left"/>
-      <w:pPr>
-        <w:tabs>
-          <w:tab w:val="num" w:pos="5040"/>
-        </w:tabs>
-        <w:ind w:left="5040" w:hanging="360"/>
-      </w:pPr>
-      <w:rPr>
-        <w:rFonts w:ascii="Wingdings" w:hAnsi="Wingdings" w:hint="default"/>
-        <w:sz w:val="20"/>
-      </w:rPr>
-    </w:lvl>
-    <w:lvl w:ilvl="7" w:tentative="1">
-      <w:start w:val="1"/>
-      <w:numFmt w:val="bullet"/>
-      <w:lvlText w:val=""/>
-      <w:lvlJc w:val="left"/>
-      <w:pPr>
-        <w:tabs>
-          <w:tab w:val="num" w:pos="5760"/>
-        </w:tabs>
-        <w:ind w:left="5760" w:hanging="360"/>
-      </w:pPr>
-      <w:rPr>
-        <w:rFonts w:ascii="Wingdings" w:hAnsi="Wingdings" w:hint="default"/>
-        <w:sz w:val="20"/>
-      </w:rPr>
-    </w:lvl>
-    <w:lvl w:ilvl="8" w:tentative="1">
-      <w:start w:val="1"/>
-      <w:numFmt w:val="bullet"/>
-      <w:lvlText w:val=""/>
-      <w:lvlJc w:val="left"/>
-      <w:pPr>
-        <w:tabs>
-          <w:tab w:val="num" w:pos="6480"/>
-        </w:tabs>
-        <w:ind w:left="6480" w:hanging="360"/>
-      </w:pPr>
-      <w:rPr>
-        <w:rFonts w:ascii="Wingdings" w:hAnsi="Wingdings" w:hint="default"/>
-        <w:sz w:val="20"/>
-      </w:rPr>
-    </w:lvl>
-  </w:abstractNum>
-  <w:num w:numId="1" w16cid:durableId="2065135812">
+  <w:num w:numId="1" w16cid:durableId="1260718441">
     <w:abstractNumId w:val="3"/>
   </w:num>
-  <w:num w:numId="2" w16cid:durableId="458649777">
-    <w:abstractNumId w:val="9"/>
+  <w:num w:numId="2" w16cid:durableId="2065835883">
+    <w:abstractNumId w:val="0"/>
   </w:num>
-  <w:num w:numId="3" w16cid:durableId="430396624">
-    <w:abstractNumId w:val="35"/>
+  <w:num w:numId="3" w16cid:durableId="2053768019">
+    <w:abstractNumId w:val="4"/>
   </w:num>
-  <w:num w:numId="4" w16cid:durableId="1177622373">
-    <w:abstractNumId w:val="52"/>
-  </w:num>
-  <w:num w:numId="5" w16cid:durableId="396366551">
-    <w:abstractNumId w:val="8"/>
-  </w:num>
-  <w:num w:numId="6" w16cid:durableId="55707817">
-    <w:abstractNumId w:val="6"/>
-  </w:num>
-  <w:num w:numId="7" w16cid:durableId="1223325509">
-    <w:abstractNumId w:val="19"/>
-  </w:num>
-  <w:num w:numId="8" w16cid:durableId="1945990601">
-    <w:abstractNumId w:val="11"/>
-  </w:num>
-  <w:num w:numId="9" w16cid:durableId="1329750220">
-    <w:abstractNumId w:val="38"/>
-  </w:num>
-  <w:num w:numId="10" w16cid:durableId="834227214">
+  <w:num w:numId="4" w16cid:durableId="1056472318">
     <w:abstractNumId w:val="5"/>
   </w:num>
-  <w:num w:numId="11" w16cid:durableId="1152984341">
-    <w:abstractNumId w:val="53"/>
-  </w:num>
-  <w:num w:numId="12" w16cid:durableId="36244929">
-    <w:abstractNumId w:val="13"/>
-  </w:num>
-  <w:num w:numId="13" w16cid:durableId="2074768552">
-    <w:abstractNumId w:val="13"/>
-  </w:num>
-  <w:num w:numId="14" w16cid:durableId="125897266">
-    <w:abstractNumId w:val="49"/>
-  </w:num>
-  <w:num w:numId="15" w16cid:durableId="1862157267">
-    <w:abstractNumId w:val="50"/>
-  </w:num>
-  <w:num w:numId="16" w16cid:durableId="311831572">
-    <w:abstractNumId w:val="24"/>
-  </w:num>
-  <w:num w:numId="17" w16cid:durableId="1906408399">
-    <w:abstractNumId w:val="7"/>
-  </w:num>
-  <w:num w:numId="18" w16cid:durableId="27688130">
-    <w:abstractNumId w:val="37"/>
-  </w:num>
-  <w:num w:numId="19" w16cid:durableId="553198629">
-    <w:abstractNumId w:val="46"/>
-  </w:num>
-  <w:num w:numId="20" w16cid:durableId="621352229">
-    <w:abstractNumId w:val="21"/>
-  </w:num>
-  <w:num w:numId="21" w16cid:durableId="2128622923">
-    <w:abstractNumId w:val="41"/>
-  </w:num>
-  <w:num w:numId="22" w16cid:durableId="881093496">
-    <w:abstractNumId w:val="26"/>
-  </w:num>
-  <w:num w:numId="23" w16cid:durableId="1014960796">
-    <w:abstractNumId w:val="32"/>
-  </w:num>
-  <w:num w:numId="24" w16cid:durableId="873269500">
-    <w:abstractNumId w:val="40"/>
-  </w:num>
-  <w:num w:numId="25" w16cid:durableId="1562906184">
-    <w:abstractNumId w:val="44"/>
-  </w:num>
-  <w:num w:numId="26" w16cid:durableId="1428237019">
-    <w:abstractNumId w:val="29"/>
-  </w:num>
-  <w:num w:numId="27" w16cid:durableId="1965310951">
-    <w:abstractNumId w:val="39"/>
-  </w:num>
-  <w:num w:numId="28" w16cid:durableId="344092134">
-    <w:abstractNumId w:val="15"/>
-  </w:num>
-  <w:num w:numId="29" w16cid:durableId="1153109140">
-    <w:abstractNumId w:val="42"/>
-  </w:num>
-  <w:num w:numId="30" w16cid:durableId="1986664711">
-    <w:abstractNumId w:val="45"/>
-  </w:num>
-  <w:num w:numId="31" w16cid:durableId="966349128">
-    <w:abstractNumId w:val="30"/>
-    <w:lvlOverride w:ilvl="0">
-      <w:startOverride w:val="1"/>
-    </w:lvlOverride>
-  </w:num>
-  <w:num w:numId="32" w16cid:durableId="319696129">
-    <w:abstractNumId w:val="30"/>
-  </w:num>
-  <w:num w:numId="33" w16cid:durableId="1021279283">
-    <w:abstractNumId w:val="28"/>
-  </w:num>
-  <w:num w:numId="34" w16cid:durableId="1346706744">
-    <w:abstractNumId w:val="22"/>
-  </w:num>
-  <w:num w:numId="35" w16cid:durableId="699670659">
-    <w:abstractNumId w:val="43"/>
-  </w:num>
-  <w:num w:numId="36" w16cid:durableId="129592524">
+  <w:num w:numId="5" w16cid:durableId="546257134">
     <w:abstractNumId w:val="1"/>
   </w:num>
-  <w:num w:numId="37" w16cid:durableId="271479021">
-    <w:abstractNumId w:val="55"/>
-  </w:num>
-  <w:num w:numId="38" w16cid:durableId="1645619188">
-    <w:abstractNumId w:val="12"/>
-  </w:num>
-  <w:num w:numId="39" w16cid:durableId="2139452652">
-    <w:abstractNumId w:val="27"/>
-  </w:num>
-  <w:num w:numId="40" w16cid:durableId="1281302312">
-    <w:abstractNumId w:val="18"/>
-  </w:num>
-  <w:num w:numId="41" w16cid:durableId="1922173222">
-    <w:abstractNumId w:val="47"/>
-  </w:num>
-  <w:num w:numId="42" w16cid:durableId="537739242">
-    <w:abstractNumId w:val="31"/>
-  </w:num>
-  <w:num w:numId="43" w16cid:durableId="1016810715">
-    <w:abstractNumId w:val="0"/>
-  </w:num>
-  <w:num w:numId="44" w16cid:durableId="697241125">
-    <w:abstractNumId w:val="48"/>
-  </w:num>
-  <w:num w:numId="45" w16cid:durableId="1416123700">
-    <w:abstractNumId w:val="16"/>
-  </w:num>
-  <w:num w:numId="46" w16cid:durableId="162820195">
-    <w:abstractNumId w:val="25"/>
-  </w:num>
-  <w:num w:numId="47" w16cid:durableId="1260718441">
-    <w:abstractNumId w:val="23"/>
-  </w:num>
-  <w:num w:numId="48" w16cid:durableId="2065835883">
+  <w:num w:numId="6" w16cid:durableId="328680900">
     <w:abstractNumId w:val="2"/>
   </w:num>
-  <w:num w:numId="49" w16cid:durableId="2053768019">
-    <w:abstractNumId w:val="34"/>
-  </w:num>
-  <w:num w:numId="50" w16cid:durableId="1056472318">
-    <w:abstractNumId w:val="51"/>
-  </w:num>
-  <w:num w:numId="51" w16cid:durableId="697969703">
-    <w:abstractNumId w:val="54"/>
-  </w:num>
-  <w:num w:numId="52" w16cid:durableId="1416902317">
-    <w:abstractNumId w:val="4"/>
-  </w:num>
-  <w:num w:numId="53" w16cid:durableId="337582267">
-    <w:abstractNumId w:val="20"/>
-  </w:num>
-  <w:num w:numId="54" w16cid:durableId="1961104030">
-    <w:abstractNumId w:val="36"/>
-  </w:num>
-  <w:num w:numId="55" w16cid:durableId="1091778297">
-    <w:abstractNumId w:val="33"/>
-  </w:num>
-  <w:num w:numId="56" w16cid:durableId="1025671084">
-    <w:abstractNumId w:val="10"/>
-  </w:num>
-  <w:num w:numId="57" w16cid:durableId="546257134">
-    <w:abstractNumId w:val="14"/>
-  </w:num>
-  <w:num w:numId="58" w16cid:durableId="328680900">
-    <w:abstractNumId w:val="17"/>
-  </w:num>
+  <w:numIdMacAtCleanup w:val="6"/>
 </w:numbering>
 </file>
 

--- a/Кейс №2 - ЧИСЛЕННАЯ ОПТИМИЗАЦИЯ ПАРАМЕТРОВ ГАРМОНИЧЕСКОЙ МОДЕЛИ ДЛЯ АППРОКСИМАЦИИ ВРЕМЕННЫХ РЯДОВ МЕТОДОМ ГРАДИЕНТНОГО СПУСКА.docx
+++ b/Кейс №2 - ЧИСЛЕННАЯ ОПТИМИЗАЦИЯ ПАРАМЕТРОВ ГАРМОНИЧЕСКОЙ МОДЕЛИ ДЛЯ АППРОКСИМАЦИИ ВРЕМЕННЫХ РЯДОВ МЕТОДОМ ГРАДИЕНТНОГО СПУСКА.docx
@@ -1,6 +1,6 @@
 
 <file path=word/document.xml><?xml version="1.0" encoding="utf-8"?>
-<w:document xmlns:wpc="http://schemas.microsoft.com/office/word/2010/wordprocessingCanvas" xmlns:cx="http://schemas.microsoft.com/office/drawing/2014/chartex" xmlns:cx1="http://schemas.microsoft.com/office/drawing/2015/9/8/chartex" xmlns:cx2="http://schemas.microsoft.com/office/drawing/2015/10/21/chartex" xmlns:cx3="http://schemas.microsoft.com/office/drawing/2016/5/9/chartex" xmlns:cx4="http://schemas.microsoft.com/office/drawing/2016/5/10/chartex" xmlns:cx5="http://schemas.microsoft.com/office/drawing/2016/5/11/chartex" xmlns:cx6="http://schemas.microsoft.com/office/drawing/2016/5/12/chartex" xmlns:cx7="http://schemas.microsoft.com/office/drawing/2016/5/13/chartex" xmlns:cx8="http://schemas.microsoft.com/office/drawing/2016/5/14/chartex" xmlns:mc="http://schemas.openxmlformats.org/markup-compatibility/2006" xmlns:aink="http://schemas.microsoft.com/office/drawing/2016/ink" xmlns:am3d="http://schemas.microsoft.com/office/drawing/2017/model3d" xmlns:o="urn:schemas-microsoft-com:office:office" xmlns:oel="http://schemas.microsoft.com/office/2019/extlst" xmlns:r="http://schemas.openxmlformats.org/officeDocument/2006/relationships" xmlns:m="http://schemas.openxmlformats.org/officeDocument/2006/math" xmlns:v="urn:schemas-microsoft-com:vml" xmlns:wp14="http://schemas.microsoft.com/office/word/2010/wordprocessingDrawing" xmlns:wp="http://schemas.openxmlformats.org/drawingml/2006/wordprocessingDrawing" xmlns:w10="urn:schemas-microsoft-com:office:word" xmlns:w="http://schemas.openxmlformats.org/wordprocessingml/2006/main" xmlns:w14="http://schemas.microsoft.com/office/word/2010/wordml" xmlns:w15="http://schemas.microsoft.com/office/word/2012/wordml" xmlns:w16cex="http://schemas.microsoft.com/office/word/2018/wordml/cex" xmlns:w16cid="http://schemas.microsoft.com/office/word/2016/wordml/cid" xmlns:w16="http://schemas.microsoft.com/office/word/2018/wordml" xmlns:w16sdtdh="http://schemas.microsoft.com/office/word/2020/wordml/sdtdatahash" xmlns:w16se="http://schemas.microsoft.com/office/word/2015/wordml/symex" xmlns:wpg="http://schemas.microsoft.com/office/word/2010/wordprocessingGroup" xmlns:wpi="http://schemas.microsoft.com/office/word/2010/wordprocessingInk" xmlns:wne="http://schemas.microsoft.com/office/word/2006/wordml" xmlns:wps="http://schemas.microsoft.com/office/word/2010/wordprocessingShape" mc:Ignorable="w14 w15 w16se w16cid w16 w16cex w16sdtdh wp14">
+<w:document xmlns:wpc="http://schemas.microsoft.com/office/word/2010/wordprocessingCanvas" xmlns:cx="http://schemas.microsoft.com/office/drawing/2014/chartex" xmlns:cx1="http://schemas.microsoft.com/office/drawing/2015/9/8/chartex" xmlns:cx2="http://schemas.microsoft.com/office/drawing/2015/10/21/chartex" xmlns:cx3="http://schemas.microsoft.com/office/drawing/2016/5/9/chartex" xmlns:cx4="http://schemas.microsoft.com/office/drawing/2016/5/10/chartex" xmlns:cx5="http://schemas.microsoft.com/office/drawing/2016/5/11/chartex" xmlns:cx6="http://schemas.microsoft.com/office/drawing/2016/5/12/chartex" xmlns:cx7="http://schemas.microsoft.com/office/drawing/2016/5/13/chartex" xmlns:cx8="http://schemas.microsoft.com/office/drawing/2016/5/14/chartex" xmlns:mc="http://schemas.openxmlformats.org/markup-compatibility/2006" xmlns:aink="http://schemas.microsoft.com/office/drawing/2016/ink" xmlns:am3d="http://schemas.microsoft.com/office/drawing/2017/model3d" xmlns:o="urn:schemas-microsoft-com:office:office" xmlns:r="http://schemas.openxmlformats.org/officeDocument/2006/relationships" xmlns:m="http://schemas.openxmlformats.org/officeDocument/2006/math" xmlns:v="urn:schemas-microsoft-com:vml" xmlns:wp14="http://schemas.microsoft.com/office/word/2010/wordprocessingDrawing" xmlns:wp="http://schemas.openxmlformats.org/drawingml/2006/wordprocessingDrawing" xmlns:w10="urn:schemas-microsoft-com:office:word" xmlns:w="http://schemas.openxmlformats.org/wordprocessingml/2006/main" xmlns:w14="http://schemas.microsoft.com/office/word/2010/wordml" xmlns:w15="http://schemas.microsoft.com/office/word/2012/wordml" xmlns:w16cex="http://schemas.microsoft.com/office/word/2018/wordml/cex" xmlns:w16cid="http://schemas.microsoft.com/office/word/2016/wordml/cid" xmlns:w16="http://schemas.microsoft.com/office/word/2018/wordml" xmlns:w16sdtdh="http://schemas.microsoft.com/office/word/2020/wordml/sdtdatahash" xmlns:w16se="http://schemas.microsoft.com/office/word/2015/wordml/symex" xmlns:wpg="http://schemas.microsoft.com/office/word/2010/wordprocessingGroup" xmlns:wpi="http://schemas.microsoft.com/office/word/2010/wordprocessingInk" xmlns:wne="http://schemas.microsoft.com/office/word/2006/wordml" xmlns:wps="http://schemas.microsoft.com/office/word/2010/wordprocessingShape" mc:Ignorable="w14 w15 w16se w16cid w16 w16cex w16sdtdh wp14">
   <w:body>
     <w:p>
       <w:pPr>
@@ -96,27 +96,7 @@
                                 <w:lang w:val="ru-RU"/>
                               </w:rPr>
                               <w:br/>
-                              <w:t>Федеральное государственное автономное образовательное учреждение высшего образования «Уральский федеральный университет имени первого Президента России Б.Н. Ельцина» (</w:t>
-                            </w:r>
-                            <w:proofErr w:type="spellStart"/>
-                            <w:r>
-                              <w:rPr>
-                                <w:rFonts w:ascii="Verdana" w:hAnsi="Verdana" w:cs="PF Bulletin Sans Pro"/>
-                                <w:sz w:val="14"/>
-                                <w:szCs w:val="14"/>
-                                <w:lang w:val="ru-RU"/>
-                              </w:rPr>
-                              <w:t>УрФУ</w:t>
-                            </w:r>
-                            <w:proofErr w:type="spellEnd"/>
-                            <w:r>
-                              <w:rPr>
-                                <w:rFonts w:ascii="Verdana" w:hAnsi="Verdana" w:cs="PF Bulletin Sans Pro"/>
-                                <w:sz w:val="14"/>
-                                <w:szCs w:val="14"/>
-                                <w:lang w:val="ru-RU"/>
-                              </w:rPr>
-                              <w:t>)</w:t>
+                              <w:t>Федеральное государственное автономное образовательное учреждение высшего образования «Уральский федеральный университет имени первого Президента России Б.Н. Ельцина» (УрФУ)</w:t>
                             </w:r>
                           </w:p>
                           <w:p>
@@ -211,7 +191,7 @@
                 <v:stroke joinstyle="miter"/>
                 <v:path gradientshapeok="t" o:connecttype="rect"/>
               </v:shapetype>
-              <v:shape id="Надпись 7" o:spid="_x0000_s1026" type="#_x0000_t202" style="position:absolute;left:0;text-align:left;margin-left:114.2pt;margin-top:-6.1pt;width:370.3pt;height:64.1pt;z-index:251659264;visibility:visible;mso-wrap-style:square;mso-width-percent:0;mso-height-percent:0;mso-wrap-distance-left:9pt;mso-wrap-distance-top:0;mso-wrap-distance-right:9pt;mso-wrap-distance-bottom:0;mso-position-horizontal:absolute;mso-position-horizontal-relative:text;mso-position-vertical:absolute;mso-position-vertical-relative:text;mso-width-percent:0;mso-height-percent:0;mso-width-relative:margin;mso-height-relative:margin;v-text-anchor:top" o:gfxdata="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" stroked="f">
+              <v:shape id="Надпись 7" o:spid="_x0000_s1026" type="#_x0000_t202" style="position:absolute;left:0;text-align:left;margin-left:114.2pt;margin-top:-6.1pt;width:370.3pt;height:64.1pt;z-index:251659264;visibility:visible;mso-wrap-style:square;mso-width-percent:0;mso-height-percent:0;mso-wrap-distance-left:9pt;mso-wrap-distance-top:0;mso-wrap-distance-right:9pt;mso-wrap-distance-bottom:0;mso-position-horizontal:absolute;mso-position-horizontal-relative:text;mso-position-vertical:absolute;mso-position-vertical-relative:text;mso-width-percent:0;mso-height-percent:0;mso-width-relative:margin;mso-height-relative:margin;v-text-anchor:top" o:gfxdata="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" stroked="f">
                 <v:textbox inset="0,0,0,0">
                   <w:txbxContent>
                     <w:p>
@@ -242,27 +222,7 @@
                           <w:lang w:val="ru-RU"/>
                         </w:rPr>
                         <w:br/>
-                        <w:t>Федеральное государственное автономное образовательное учреждение высшего образования «Уральский федеральный университет имени первого Президента России Б.Н. Ельцина» (</w:t>
-                      </w:r>
-                      <w:proofErr w:type="spellStart"/>
-                      <w:r>
-                        <w:rPr>
-                          <w:rFonts w:ascii="Verdana" w:hAnsi="Verdana" w:cs="PF Bulletin Sans Pro"/>
-                          <w:sz w:val="14"/>
-                          <w:szCs w:val="14"/>
-                          <w:lang w:val="ru-RU"/>
-                        </w:rPr>
-                        <w:t>УрФУ</w:t>
-                      </w:r>
-                      <w:proofErr w:type="spellEnd"/>
-                      <w:r>
-                        <w:rPr>
-                          <w:rFonts w:ascii="Verdana" w:hAnsi="Verdana" w:cs="PF Bulletin Sans Pro"/>
-                          <w:sz w:val="14"/>
-                          <w:szCs w:val="14"/>
-                          <w:lang w:val="ru-RU"/>
-                        </w:rPr>
-                        <w:t>)</w:t>
+                        <w:t>Федеральное государственное автономное образовательное учреждение высшего образования «Уральский федеральный университет имени первого Президента России Б.Н. Ельцина» (УрФУ)</w:t>
                       </w:r>
                     </w:p>
                     <w:p>
@@ -4069,6 +4029,7 @@
         </w:rPr>
       </w:pPr>
       <w:proofErr w:type="spellStart"/>
+      <w:proofErr w:type="gramStart"/>
       <w:r>
         <w:rPr>
           <w:sz w:val="28"/>
@@ -4085,6 +4046,7 @@
         <w:t>(</w:t>
       </w:r>
       <w:proofErr w:type="spellStart"/>
+      <w:proofErr w:type="gramEnd"/>
       <w:r>
         <w:rPr>
           <w:sz w:val="28"/>
@@ -4216,7 +4178,15 @@
           <w:sz w:val="28"/>
           <w:szCs w:val="28"/>
         </w:rPr>
-        <w:t>error_E</w:t>
+        <w:t>error_</w:t>
+      </w:r>
+      <w:proofErr w:type="gramStart"/>
+      <w:r>
+        <w:rPr>
+          <w:sz w:val="28"/>
+          <w:szCs w:val="28"/>
+        </w:rPr>
+        <w:t>E</w:t>
       </w:r>
       <w:proofErr w:type="spellEnd"/>
       <w:r>
@@ -4227,6 +4197,7 @@
         <w:t>(</w:t>
       </w:r>
       <w:proofErr w:type="spellStart"/>
+      <w:proofErr w:type="gramEnd"/>
       <w:r>
         <w:rPr>
           <w:sz w:val="28"/>
@@ -4295,6 +4266,7 @@
         </w:rPr>
       </w:pPr>
       <w:proofErr w:type="spellStart"/>
+      <w:proofErr w:type="gramStart"/>
       <w:r>
         <w:rPr>
           <w:sz w:val="28"/>
@@ -4311,6 +4283,7 @@
         <w:t>(</w:t>
       </w:r>
       <w:proofErr w:type="spellStart"/>
+      <w:proofErr w:type="gramEnd"/>
       <w:r>
         <w:rPr>
           <w:sz w:val="28"/>
@@ -4419,7 +4392,15 @@
           <w:sz w:val="28"/>
           <w:szCs w:val="28"/>
         </w:rPr>
-        <w:t>gradient_E</w:t>
+        <w:t>gradient_</w:t>
+      </w:r>
+      <w:proofErr w:type="gramStart"/>
+      <w:r>
+        <w:rPr>
+          <w:sz w:val="28"/>
+          <w:szCs w:val="28"/>
+        </w:rPr>
+        <w:t>E</w:t>
       </w:r>
       <w:proofErr w:type="spellEnd"/>
       <w:r>
@@ -4430,6 +4411,7 @@
         <w:t>(</w:t>
       </w:r>
       <w:proofErr w:type="spellStart"/>
+      <w:proofErr w:type="gramEnd"/>
       <w:r>
         <w:rPr>
           <w:sz w:val="28"/>
@@ -4527,7 +4509,15 @@
           <w:sz w:val="28"/>
           <w:szCs w:val="28"/>
         </w:rPr>
-        <w:t>gradient_epsilon_numerical</w:t>
+        <w:t>gradient_epsilon_</w:t>
+      </w:r>
+      <w:proofErr w:type="gramStart"/>
+      <w:r>
+        <w:rPr>
+          <w:sz w:val="28"/>
+          <w:szCs w:val="28"/>
+        </w:rPr>
+        <w:t>numerical</w:t>
       </w:r>
       <w:proofErr w:type="spellEnd"/>
       <w:r>
@@ -4538,6 +4528,7 @@
         <w:t>(</w:t>
       </w:r>
       <w:proofErr w:type="spellStart"/>
+      <w:proofErr w:type="gramEnd"/>
       <w:r>
         <w:rPr>
           <w:sz w:val="28"/>
@@ -4674,7 +4665,15 @@
           <w:sz w:val="28"/>
           <w:szCs w:val="28"/>
         </w:rPr>
-        <w:t>initialize_params_greedy</w:t>
+        <w:t>initialize_params_</w:t>
+      </w:r>
+      <w:proofErr w:type="gramStart"/>
+      <w:r>
+        <w:rPr>
+          <w:sz w:val="28"/>
+          <w:szCs w:val="28"/>
+        </w:rPr>
+        <w:t>greedy</w:t>
       </w:r>
       <w:proofErr w:type="spellEnd"/>
       <w:r>
@@ -4685,6 +4684,7 @@
         <w:t>(</w:t>
       </w:r>
       <w:proofErr w:type="spellStart"/>
+      <w:proofErr w:type="gramEnd"/>
       <w:r>
         <w:rPr>
           <w:sz w:val="28"/>
@@ -4729,22 +4729,43 @@
         <w:rPr>
           <w:sz w:val="28"/>
           <w:szCs w:val="28"/>
-        </w:rPr>
-        <w:t>gradient_descent_E</w:t>
-      </w:r>
-      <w:proofErr w:type="spellEnd"/>
-      <w:r>
-        <w:rPr>
-          <w:sz w:val="28"/>
-          <w:szCs w:val="28"/>
-        </w:rPr>
-        <w:t xml:space="preserve">(self, t, y, </w:t>
-      </w:r>
-      <w:proofErr w:type="spellStart"/>
-      <w:r>
-        <w:rPr>
-          <w:sz w:val="28"/>
-          <w:szCs w:val="28"/>
+          <w:lang w:val="en-US"/>
+        </w:rPr>
+        <w:t>gradient_descent_</w:t>
+      </w:r>
+      <w:proofErr w:type="gramStart"/>
+      <w:r>
+        <w:rPr>
+          <w:sz w:val="28"/>
+          <w:szCs w:val="28"/>
+          <w:lang w:val="en-US"/>
+        </w:rPr>
+        <w:t>E</w:t>
+      </w:r>
+      <w:proofErr w:type="spellEnd"/>
+      <w:r>
+        <w:rPr>
+          <w:sz w:val="28"/>
+          <w:szCs w:val="28"/>
+          <w:lang w:val="en-US"/>
+        </w:rPr>
+        <w:t>(</w:t>
+      </w:r>
+      <w:proofErr w:type="gramEnd"/>
+      <w:r>
+        <w:rPr>
+          <w:sz w:val="28"/>
+          <w:szCs w:val="28"/>
+          <w:lang w:val="en-US"/>
+        </w:rPr>
+        <w:t xml:space="preserve">self, t, y, </w:t>
+      </w:r>
+      <w:proofErr w:type="spellStart"/>
+      <w:r>
+        <w:rPr>
+          <w:sz w:val="28"/>
+          <w:szCs w:val="28"/>
+          <w:lang w:val="en-US"/>
         </w:rPr>
         <w:t>lr</w:t>
       </w:r>
@@ -4753,6 +4774,7 @@
         <w:rPr>
           <w:sz w:val="28"/>
           <w:szCs w:val="28"/>
+          <w:lang w:val="en-US"/>
         </w:rPr>
         <w:t xml:space="preserve">=0.002, </w:t>
       </w:r>
@@ -4761,6 +4783,7 @@
         <w:rPr>
           <w:sz w:val="28"/>
           <w:szCs w:val="28"/>
+          <w:lang w:val="en-US"/>
         </w:rPr>
         <w:t>max_iter</w:t>
       </w:r>
@@ -4769,8 +4792,61 @@
         <w:rPr>
           <w:sz w:val="28"/>
           <w:szCs w:val="28"/>
-        </w:rPr>
-        <w:t xml:space="preserve">=5000) — реализует Метод 1 (МНК). Выполняет итеративный градиентный спуск для минимизации </w:t>
+          <w:lang w:val="en-US"/>
+        </w:rPr>
+        <w:t xml:space="preserve">=5000) — </w:t>
+      </w:r>
+      <w:r>
+        <w:rPr>
+          <w:sz w:val="28"/>
+          <w:szCs w:val="28"/>
+        </w:rPr>
+        <w:t>реализует</w:t>
+      </w:r>
+      <w:r>
+        <w:rPr>
+          <w:sz w:val="28"/>
+          <w:szCs w:val="28"/>
+          <w:lang w:val="en-US"/>
+        </w:rPr>
+        <w:t xml:space="preserve"> </w:t>
+      </w:r>
+      <w:r>
+        <w:rPr>
+          <w:sz w:val="28"/>
+          <w:szCs w:val="28"/>
+        </w:rPr>
+        <w:t>Метод</w:t>
+      </w:r>
+      <w:r>
+        <w:rPr>
+          <w:sz w:val="28"/>
+          <w:szCs w:val="28"/>
+          <w:lang w:val="en-US"/>
+        </w:rPr>
+        <w:t xml:space="preserve"> 1 (</w:t>
+      </w:r>
+      <w:r>
+        <w:rPr>
+          <w:sz w:val="28"/>
+          <w:szCs w:val="28"/>
+        </w:rPr>
+        <w:t>МНК</w:t>
+      </w:r>
+      <w:r>
+        <w:rPr>
+          <w:sz w:val="28"/>
+          <w:szCs w:val="28"/>
+          <w:lang w:val="en-US"/>
+        </w:rPr>
+        <w:t xml:space="preserve">). </w:t>
+      </w:r>
+      <w:r>
+        <w:rPr>
+          <w:sz w:val="28"/>
+          <w:szCs w:val="28"/>
+        </w:rPr>
+        <w:t xml:space="preserve">Выполняет итеративный градиентный спуск для минимизации </w:t>
       </w:r>
       <w:r>
         <w:t>$E$</w:t>
@@ -4865,22 +4941,43 @@
         <w:rPr>
           <w:sz w:val="28"/>
           <w:szCs w:val="28"/>
-        </w:rPr>
-        <w:t>gradient_descent_epsilon</w:t>
-      </w:r>
-      <w:proofErr w:type="spellEnd"/>
-      <w:r>
-        <w:rPr>
-          <w:sz w:val="28"/>
-          <w:szCs w:val="28"/>
-        </w:rPr>
-        <w:t xml:space="preserve">(self, t, y, </w:t>
-      </w:r>
-      <w:proofErr w:type="spellStart"/>
-      <w:r>
-        <w:rPr>
-          <w:sz w:val="28"/>
-          <w:szCs w:val="28"/>
+          <w:lang w:val="en-US"/>
+        </w:rPr>
+        <w:t>gradient_descent_</w:t>
+      </w:r>
+      <w:proofErr w:type="gramStart"/>
+      <w:r>
+        <w:rPr>
+          <w:sz w:val="28"/>
+          <w:szCs w:val="28"/>
+          <w:lang w:val="en-US"/>
+        </w:rPr>
+        <w:t>epsilon</w:t>
+      </w:r>
+      <w:proofErr w:type="spellEnd"/>
+      <w:r>
+        <w:rPr>
+          <w:sz w:val="28"/>
+          <w:szCs w:val="28"/>
+          <w:lang w:val="en-US"/>
+        </w:rPr>
+        <w:t>(</w:t>
+      </w:r>
+      <w:proofErr w:type="gramEnd"/>
+      <w:r>
+        <w:rPr>
+          <w:sz w:val="28"/>
+          <w:szCs w:val="28"/>
+          <w:lang w:val="en-US"/>
+        </w:rPr>
+        <w:t xml:space="preserve">self, t, y, </w:t>
+      </w:r>
+      <w:proofErr w:type="spellStart"/>
+      <w:r>
+        <w:rPr>
+          <w:sz w:val="28"/>
+          <w:szCs w:val="28"/>
+          <w:lang w:val="en-US"/>
         </w:rPr>
         <w:t>lr</w:t>
       </w:r>
@@ -4889,6 +4986,7 @@
         <w:rPr>
           <w:sz w:val="28"/>
           <w:szCs w:val="28"/>
+          <w:lang w:val="en-US"/>
         </w:rPr>
         <w:t xml:space="preserve">=1e-5, </w:t>
       </w:r>
@@ -4897,6 +4995,7 @@
         <w:rPr>
           <w:sz w:val="28"/>
           <w:szCs w:val="28"/>
+          <w:lang w:val="en-US"/>
         </w:rPr>
         <w:t>max_iter</w:t>
       </w:r>
@@ -4905,8 +5004,61 @@
         <w:rPr>
           <w:sz w:val="28"/>
           <w:szCs w:val="28"/>
-        </w:rPr>
-        <w:t xml:space="preserve">=3000) — реализует Метод 2 (МОП). Выполняет итеративный спуск для минимизации </w:t>
+          <w:lang w:val="en-US"/>
+        </w:rPr>
+        <w:t xml:space="preserve">=3000) — </w:t>
+      </w:r>
+      <w:r>
+        <w:rPr>
+          <w:sz w:val="28"/>
+          <w:szCs w:val="28"/>
+        </w:rPr>
+        <w:t>реализует</w:t>
+      </w:r>
+      <w:r>
+        <w:rPr>
+          <w:sz w:val="28"/>
+          <w:szCs w:val="28"/>
+          <w:lang w:val="en-US"/>
+        </w:rPr>
+        <w:t xml:space="preserve"> </w:t>
+      </w:r>
+      <w:r>
+        <w:rPr>
+          <w:sz w:val="28"/>
+          <w:szCs w:val="28"/>
+        </w:rPr>
+        <w:t>Метод</w:t>
+      </w:r>
+      <w:r>
+        <w:rPr>
+          <w:sz w:val="28"/>
+          <w:szCs w:val="28"/>
+          <w:lang w:val="en-US"/>
+        </w:rPr>
+        <w:t xml:space="preserve"> 2 (</w:t>
+      </w:r>
+      <w:r>
+        <w:rPr>
+          <w:sz w:val="28"/>
+          <w:szCs w:val="28"/>
+        </w:rPr>
+        <w:t>МОП</w:t>
+      </w:r>
+      <w:r>
+        <w:rPr>
+          <w:sz w:val="28"/>
+          <w:szCs w:val="28"/>
+          <w:lang w:val="en-US"/>
+        </w:rPr>
+        <w:t xml:space="preserve">). </w:t>
+      </w:r>
+      <w:r>
+        <w:rPr>
+          <w:sz w:val="28"/>
+          <w:szCs w:val="28"/>
+        </w:rPr>
+        <w:t xml:space="preserve">Выполняет итеративный спуск для минимизации </w:t>
       </w:r>
       <w:r>
         <w:t>$\</w:t>
@@ -4998,6 +5150,7 @@
         </w:rPr>
       </w:pPr>
       <w:proofErr w:type="spellStart"/>
+      <w:proofErr w:type="gramStart"/>
       <w:r>
         <w:rPr>
           <w:sz w:val="28"/>
@@ -5014,6 +5167,7 @@
         <w:t>(</w:t>
       </w:r>
       <w:proofErr w:type="spellStart"/>
+      <w:proofErr w:type="gramEnd"/>
       <w:r>
         <w:rPr>
           <w:sz w:val="28"/>
@@ -5112,7 +5266,15 @@
           <w:sz w:val="28"/>
           <w:szCs w:val="28"/>
         </w:rPr>
-        <w:t>calculate_metrics</w:t>
+        <w:t>calculate_</w:t>
+      </w:r>
+      <w:proofErr w:type="gramStart"/>
+      <w:r>
+        <w:rPr>
+          <w:sz w:val="28"/>
+          <w:szCs w:val="28"/>
+        </w:rPr>
+        <w:t>metrics</w:t>
       </w:r>
       <w:proofErr w:type="spellEnd"/>
       <w:r>
@@ -5123,6 +5285,7 @@
         <w:t>(</w:t>
       </w:r>
       <w:proofErr w:type="spellStart"/>
+      <w:proofErr w:type="gramEnd"/>
       <w:r>
         <w:rPr>
           <w:sz w:val="28"/>
@@ -5257,8 +5420,19 @@
           <w:sz w:val="28"/>
           <w:szCs w:val="28"/>
         </w:rPr>
-        <w:t>$[0, 1]$</w:t>
-      </w:r>
+        <w:t xml:space="preserve">$[0, </w:t>
+      </w:r>
+      <w:proofErr w:type="gramStart"/>
+      <w:r>
+        <w:rPr>
+          <w:rStyle w:val="math-inline"/>
+          <w:rFonts w:eastAsiaTheme="majorEastAsia"/>
+          <w:sz w:val="28"/>
+          <w:szCs w:val="28"/>
+        </w:rPr>
+        <w:t>1]$</w:t>
+      </w:r>
+      <w:proofErr w:type="gramEnd"/>
       <w:r>
         <w:rPr>
           <w:sz w:val="28"/>
@@ -5307,15 +5481,31 @@
           <w:sz w:val="28"/>
           <w:szCs w:val="28"/>
         </w:rPr>
-        <w:t>plot_results</w:t>
-      </w:r>
-      <w:proofErr w:type="spellEnd"/>
-      <w:r>
-        <w:rPr>
-          <w:sz w:val="28"/>
-          <w:szCs w:val="28"/>
-        </w:rPr>
-        <w:t xml:space="preserve">(t, y, model1, model2, ...) — комплексная функция визуализации. Создает единое окно из 6 графиков: наложение моделей на </w:t>
+        <w:t>plot_</w:t>
+      </w:r>
+      <w:proofErr w:type="gramStart"/>
+      <w:r>
+        <w:rPr>
+          <w:sz w:val="28"/>
+          <w:szCs w:val="28"/>
+        </w:rPr>
+        <w:t>results</w:t>
+      </w:r>
+      <w:proofErr w:type="spellEnd"/>
+      <w:r>
+        <w:rPr>
+          <w:sz w:val="28"/>
+          <w:szCs w:val="28"/>
+        </w:rPr>
+        <w:t>(</w:t>
+      </w:r>
+      <w:proofErr w:type="gramEnd"/>
+      <w:r>
+        <w:rPr>
+          <w:sz w:val="28"/>
+          <w:szCs w:val="28"/>
+        </w:rPr>
+        <w:t xml:space="preserve">t, y, model1, model2, ...) — комплексная функция визуализации. Создает единое окно из 6 графиков: наложение моделей на </w:t>
       </w:r>
       <w:r>
         <w:rPr>
@@ -5358,6 +5548,7 @@
         </w:rPr>
       </w:pPr>
       <w:proofErr w:type="spellStart"/>
+      <w:proofErr w:type="gramStart"/>
       <w:r>
         <w:rPr>
           <w:sz w:val="28"/>
@@ -5371,7 +5562,15 @@
           <w:sz w:val="28"/>
           <w:szCs w:val="28"/>
         </w:rPr>
-        <w:t>() — главная функция-оркестратор программы. Загружает данные, инициализирует две модели. Запускает обучение на всех данных (Часть 1), затем проводит ретроспективную проверку с разделением на обучающую и тестовую выборки 90/10 (Часть 2), генерирует прогноз на 15% в будущее (Часть 3). Выводит логи в консоль, вызывает функции визуализации и сохраняет итоговые графики (</w:t>
+        <w:t>(</w:t>
+      </w:r>
+      <w:proofErr w:type="gramEnd"/>
+      <w:r>
+        <w:rPr>
+          <w:sz w:val="28"/>
+          <w:szCs w:val="28"/>
+        </w:rPr>
+        <w:t>) — главная функция-оркестратор программы. Загружает данные, инициализирует две модели. Запускает обучение на всех данных (Часть 1), затем проводит ретроспективную проверку с разделением на обучающую и тестовую выборки 90/10 (Часть 2), генерирует прогноз на 15% в будущее (Часть 3). Выводит логи в консоль, вызывает функции визуализации и сохраняет итоговые графики (</w:t>
       </w:r>
       <w:r>
         <w:rPr>
@@ -5743,6 +5942,7 @@
       <w:r>
         <w:rPr>
           <w:rFonts w:ascii="Times New Roman" w:hAnsi="Times New Roman" w:cs="Times New Roman"/>
+          <w:noProof/>
           <w:sz w:val="28"/>
           <w:szCs w:val="28"/>
         </w:rPr>
@@ -5828,10 +6028,10 @@
         </w:rPr>
         <w:lastRenderedPageBreak/>
         <w:drawing>
-          <wp:inline distT="0" distB="0" distL="0" distR="0" wp14:anchorId="02A17C2F" wp14:editId="52D07AA6">
-            <wp:extent cx="5375627" cy="3571875"/>
-            <wp:effectExtent l="0" t="0" r="0" b="0"/>
-            <wp:docPr id="9" name="Рисунок 9"/>
+          <wp:inline distT="0" distB="0" distL="0" distR="0" wp14:anchorId="5A2963B1" wp14:editId="7A9A0447">
+            <wp:extent cx="5561981" cy="3695700"/>
+            <wp:effectExtent l="0" t="0" r="635" b="0"/>
+            <wp:docPr id="5" name="Рисунок 5"/>
             <wp:cNvGraphicFramePr>
               <a:graphicFrameLocks xmlns:a="http://schemas.openxmlformats.org/drawingml/2006/main" noChangeAspect="1"/>
             </wp:cNvGraphicFramePr>
@@ -5851,7 +6051,7 @@
                   <pic:spPr>
                     <a:xfrm>
                       <a:off x="0" y="0"/>
-                      <a:ext cx="5382273" cy="3576291"/>
+                      <a:ext cx="5563437" cy="3696667"/>
                     </a:xfrm>
                     <a:prstGeom prst="rect">
                       <a:avLst/>
@@ -5884,23 +6084,7 @@
           <w:sz w:val="28"/>
           <w:szCs w:val="28"/>
         </w:rPr>
-        <w:t xml:space="preserve">Рисунок </w:t>
-      </w:r>
-      <w:r>
-        <w:rPr>
-          <w:rFonts w:ascii="Times New Roman" w:hAnsi="Times New Roman" w:cs="Times New Roman"/>
-          <w:sz w:val="28"/>
-          <w:szCs w:val="28"/>
-        </w:rPr>
-        <w:t>2</w:t>
-      </w:r>
-      <w:r>
-        <w:rPr>
-          <w:rFonts w:ascii="Times New Roman" w:hAnsi="Times New Roman" w:cs="Times New Roman"/>
-          <w:sz w:val="28"/>
-          <w:szCs w:val="28"/>
-        </w:rPr>
-        <w:t xml:space="preserve"> – Результаты эксперимента</w:t>
+        <w:t>Рисунок 2 – Результаты эксперимента</w:t>
       </w:r>
     </w:p>
     <w:p>
@@ -15562,7 +15746,6 @@
         <w:br/>
         <w:t xml:space="preserve">            </w:t>
       </w:r>
-      <w:proofErr w:type="spellStart"/>
       <w:r>
         <w:rPr>
           <w:rFonts w:ascii="Courier New" w:eastAsia="Times New Roman" w:hAnsi="Courier New" w:cs="Courier New"/>
@@ -15573,7 +15756,6 @@
         </w:rPr>
         <w:t>A_found</w:t>
       </w:r>
-      <w:proofErr w:type="spellEnd"/>
       <w:r>
         <w:rPr>
           <w:rFonts w:ascii="Courier New" w:eastAsia="Times New Roman" w:hAnsi="Courier New" w:cs="Courier New"/>
@@ -15693,7 +15875,6 @@
         </w:rPr>
         <w:t>([</w:t>
       </w:r>
-      <w:proofErr w:type="spellStart"/>
       <w:r>
         <w:rPr>
           <w:rFonts w:ascii="Courier New" w:eastAsia="Times New Roman" w:hAnsi="Courier New" w:cs="Courier New"/>
@@ -15704,7 +15885,6 @@
         </w:rPr>
         <w:t>A_found</w:t>
       </w:r>
-      <w:proofErr w:type="spellEnd"/>
       <w:r>
         <w:rPr>
           <w:rFonts w:ascii="Courier New" w:eastAsia="Times New Roman" w:hAnsi="Courier New" w:cs="Courier New"/>
@@ -15810,27 +15990,15 @@
         </w:rPr>
         <w:t xml:space="preserve">- </w:t>
       </w:r>
-      <w:proofErr w:type="spellStart"/>
-      <w:r>
-        <w:rPr>
-          <w:rFonts w:ascii="Courier New" w:eastAsia="Times New Roman" w:hAnsi="Courier New" w:cs="Courier New"/>
-          <w:color w:val="000000"/>
-          <w:sz w:val="20"/>
-          <w:szCs w:val="20"/>
-          <w:lang w:val="en-US" w:eastAsia="ru-RU"/>
-        </w:rPr>
-        <w:t>A_found</w:t>
-      </w:r>
-      <w:proofErr w:type="spellEnd"/>
-      <w:r>
-        <w:rPr>
-          <w:rFonts w:ascii="Courier New" w:eastAsia="Times New Roman" w:hAnsi="Courier New" w:cs="Courier New"/>
-          <w:color w:val="000000"/>
-          <w:sz w:val="20"/>
-          <w:szCs w:val="20"/>
-          <w:lang w:val="en-US" w:eastAsia="ru-RU"/>
-        </w:rPr>
-        <w:t xml:space="preserve"> </w:t>
+      <w:r>
+        <w:rPr>
+          <w:rFonts w:ascii="Courier New" w:eastAsia="Times New Roman" w:hAnsi="Courier New" w:cs="Courier New"/>
+          <w:color w:val="000000"/>
+          <w:sz w:val="20"/>
+          <w:szCs w:val="20"/>
+          <w:lang w:val="en-US" w:eastAsia="ru-RU"/>
+        </w:rPr>
+        <w:t xml:space="preserve">A_found </w:t>
       </w:r>
       <w:r>
         <w:rPr>
@@ -26254,27 +26422,15 @@
         <w:br/>
         <w:t xml:space="preserve">        </w:t>
       </w:r>
-      <w:proofErr w:type="spellStart"/>
-      <w:r>
-        <w:rPr>
-          <w:rFonts w:ascii="Courier New" w:eastAsia="Times New Roman" w:hAnsi="Courier New" w:cs="Courier New"/>
-          <w:color w:val="000000"/>
-          <w:sz w:val="20"/>
-          <w:szCs w:val="20"/>
-          <w:lang w:val="en-US" w:eastAsia="ru-RU"/>
-        </w:rPr>
-        <w:t>df</w:t>
-      </w:r>
-      <w:proofErr w:type="spellEnd"/>
-      <w:r>
-        <w:rPr>
-          <w:rFonts w:ascii="Courier New" w:eastAsia="Times New Roman" w:hAnsi="Courier New" w:cs="Courier New"/>
-          <w:color w:val="000000"/>
-          <w:sz w:val="20"/>
-          <w:szCs w:val="20"/>
-          <w:lang w:val="en-US" w:eastAsia="ru-RU"/>
-        </w:rPr>
-        <w:t xml:space="preserve"> </w:t>
+      <w:r>
+        <w:rPr>
+          <w:rFonts w:ascii="Courier New" w:eastAsia="Times New Roman" w:hAnsi="Courier New" w:cs="Courier New"/>
+          <w:color w:val="000000"/>
+          <w:sz w:val="20"/>
+          <w:szCs w:val="20"/>
+          <w:lang w:val="en-US" w:eastAsia="ru-RU"/>
+        </w:rPr>
+        <w:t xml:space="preserve">df </w:t>
       </w:r>
       <w:r>
         <w:rPr>
@@ -26584,7 +26740,6 @@
         </w:rPr>
         <w:t xml:space="preserve">= </w:t>
       </w:r>
-      <w:proofErr w:type="spellStart"/>
       <w:r>
         <w:rPr>
           <w:rFonts w:ascii="Courier New" w:eastAsia="Times New Roman" w:hAnsi="Courier New" w:cs="Courier New"/>
@@ -26595,7 +26750,6 @@
         </w:rPr>
         <w:t>df</w:t>
       </w:r>
-      <w:proofErr w:type="spellEnd"/>
       <w:r>
         <w:rPr>
           <w:rFonts w:ascii="Courier New" w:eastAsia="Times New Roman" w:hAnsi="Courier New" w:cs="Courier New"/>
@@ -26929,7 +27083,6 @@
         </w:rPr>
         <w:t xml:space="preserve">, </w:t>
       </w:r>
-      <w:proofErr w:type="spellStart"/>
       <w:r>
         <w:rPr>
           <w:rFonts w:ascii="Courier New" w:eastAsia="Times New Roman" w:hAnsi="Courier New" w:cs="Courier New"/>
@@ -26940,7 +27093,6 @@
         </w:rPr>
         <w:t>df</w:t>
       </w:r>
-      <w:proofErr w:type="spellEnd"/>
       <w:r>
         <w:rPr>
           <w:rFonts w:ascii="Courier New" w:eastAsia="Times New Roman" w:hAnsi="Courier New" w:cs="Courier New"/>
@@ -37448,27 +37600,15 @@
         </w:rPr>
         <w:t xml:space="preserve">, </w:t>
       </w:r>
-      <w:proofErr w:type="spellStart"/>
-      <w:r>
-        <w:rPr>
-          <w:rFonts w:ascii="Courier New" w:eastAsia="Times New Roman" w:hAnsi="Courier New" w:cs="Courier New"/>
-          <w:color w:val="000000"/>
-          <w:sz w:val="20"/>
-          <w:szCs w:val="20"/>
-          <w:lang w:val="en-US" w:eastAsia="ru-RU"/>
-        </w:rPr>
-        <w:t>df</w:t>
-      </w:r>
-      <w:proofErr w:type="spellEnd"/>
-      <w:r>
-        <w:rPr>
-          <w:rFonts w:ascii="Courier New" w:eastAsia="Times New Roman" w:hAnsi="Courier New" w:cs="Courier New"/>
-          <w:color w:val="000000"/>
-          <w:sz w:val="20"/>
-          <w:szCs w:val="20"/>
-          <w:lang w:val="en-US" w:eastAsia="ru-RU"/>
-        </w:rPr>
-        <w:t xml:space="preserve"> </w:t>
+      <w:r>
+        <w:rPr>
+          <w:rFonts w:ascii="Courier New" w:eastAsia="Times New Roman" w:hAnsi="Courier New" w:cs="Courier New"/>
+          <w:color w:val="000000"/>
+          <w:sz w:val="20"/>
+          <w:szCs w:val="20"/>
+          <w:lang w:val="en-US" w:eastAsia="ru-RU"/>
+        </w:rPr>
+        <w:t xml:space="preserve">df </w:t>
       </w:r>
       <w:r>
         <w:rPr>
@@ -48955,7 +49095,25 @@
           <w:sz w:val="28"/>
           <w:szCs w:val="28"/>
         </w:rPr>
-        <w:t xml:space="preserve">  Итерация  500: E = 561.6508, ||</w:t>
+        <w:t xml:space="preserve">  </w:t>
+      </w:r>
+      <w:proofErr w:type="gramStart"/>
+      <w:r>
+        <w:rPr>
+          <w:rFonts w:ascii="Times New Roman" w:hAnsi="Times New Roman" w:cs="Times New Roman"/>
+          <w:sz w:val="28"/>
+          <w:szCs w:val="28"/>
+        </w:rPr>
+        <w:t>Итерация  500</w:t>
+      </w:r>
+      <w:proofErr w:type="gramEnd"/>
+      <w:r>
+        <w:rPr>
+          <w:rFonts w:ascii="Times New Roman" w:hAnsi="Times New Roman" w:cs="Times New Roman"/>
+          <w:sz w:val="28"/>
+          <w:szCs w:val="28"/>
+        </w:rPr>
+        <w:t>: E = 561.6508, ||</w:t>
       </w:r>
       <w:proofErr w:type="spellStart"/>
       <w:r>
@@ -49579,7 +49737,25 @@
           <w:sz w:val="28"/>
           <w:szCs w:val="28"/>
         </w:rPr>
-        <w:t xml:space="preserve">  Итерация  500: ε = 9.79e+03, E = 325.52</w:t>
+        <w:t xml:space="preserve">  </w:t>
+      </w:r>
+      <w:proofErr w:type="gramStart"/>
+      <w:r>
+        <w:rPr>
+          <w:rFonts w:ascii="Times New Roman" w:hAnsi="Times New Roman" w:cs="Times New Roman"/>
+          <w:sz w:val="28"/>
+          <w:szCs w:val="28"/>
+        </w:rPr>
+        <w:t>Итерация  500</w:t>
+      </w:r>
+      <w:proofErr w:type="gramEnd"/>
+      <w:r>
+        <w:rPr>
+          <w:rFonts w:ascii="Times New Roman" w:hAnsi="Times New Roman" w:cs="Times New Roman"/>
+          <w:sz w:val="28"/>
+          <w:szCs w:val="28"/>
+        </w:rPr>
+        <w:t>: ε = 9.79e+03, E = 325.52</w:t>
       </w:r>
     </w:p>
     <w:p>
@@ -50671,7 +50847,27 @@
           <w:szCs w:val="28"/>
           <w:lang w:val="en-US"/>
         </w:rPr>
-        <w:t xml:space="preserve">- results.json </w:t>
+        <w:t xml:space="preserve">- </w:t>
+      </w:r>
+      <w:proofErr w:type="gramStart"/>
+      <w:r>
+        <w:rPr>
+          <w:rFonts w:ascii="Times New Roman" w:hAnsi="Times New Roman" w:cs="Times New Roman"/>
+          <w:sz w:val="28"/>
+          <w:szCs w:val="28"/>
+          <w:lang w:val="en-US"/>
+        </w:rPr>
+        <w:t>results.json</w:t>
+      </w:r>
+      <w:proofErr w:type="gramEnd"/>
+      <w:r>
+        <w:rPr>
+          <w:rFonts w:ascii="Times New Roman" w:hAnsi="Times New Roman" w:cs="Times New Roman"/>
+          <w:sz w:val="28"/>
+          <w:szCs w:val="28"/>
+          <w:lang w:val="en-US"/>
+        </w:rPr>
+        <w:t xml:space="preserve"> </w:t>
       </w:r>
       <w:r>
         <w:rPr>
@@ -50695,7 +50891,7 @@
 </file>
 
 <file path=word/endnotes.xml><?xml version="1.0" encoding="utf-8"?>
-<w:endnotes xmlns:wpc="http://schemas.microsoft.com/office/word/2010/wordprocessingCanvas" xmlns:cx="http://schemas.microsoft.com/office/drawing/2014/chartex" xmlns:cx1="http://schemas.microsoft.com/office/drawing/2015/9/8/chartex" xmlns:cx2="http://schemas.microsoft.com/office/drawing/2015/10/21/chartex" xmlns:cx3="http://schemas.microsoft.com/office/drawing/2016/5/9/chartex" xmlns:cx4="http://schemas.microsoft.com/office/drawing/2016/5/10/chartex" xmlns:cx5="http://schemas.microsoft.com/office/drawing/2016/5/11/chartex" xmlns:cx6="http://schemas.microsoft.com/office/drawing/2016/5/12/chartex" xmlns:cx7="http://schemas.microsoft.com/office/drawing/2016/5/13/chartex" xmlns:cx8="http://schemas.microsoft.com/office/drawing/2016/5/14/chartex" xmlns:mc="http://schemas.openxmlformats.org/markup-compatibility/2006" xmlns:aink="http://schemas.microsoft.com/office/drawing/2016/ink" xmlns:am3d="http://schemas.microsoft.com/office/drawing/2017/model3d" xmlns:o="urn:schemas-microsoft-com:office:office" xmlns:oel="http://schemas.microsoft.com/office/2019/extlst" xmlns:r="http://schemas.openxmlformats.org/officeDocument/2006/relationships" xmlns:m="http://schemas.openxmlformats.org/officeDocument/2006/math" xmlns:v="urn:schemas-microsoft-com:vml" xmlns:wp14="http://schemas.microsoft.com/office/word/2010/wordprocessingDrawing" xmlns:wp="http://schemas.openxmlformats.org/drawingml/2006/wordprocessingDrawing" xmlns:w10="urn:schemas-microsoft-com:office:word" xmlns:w="http://schemas.openxmlformats.org/wordprocessingml/2006/main" xmlns:w14="http://schemas.microsoft.com/office/word/2010/wordml" xmlns:w15="http://schemas.microsoft.com/office/word/2012/wordml" xmlns:w16cex="http://schemas.microsoft.com/office/word/2018/wordml/cex" xmlns:w16cid="http://schemas.microsoft.com/office/word/2016/wordml/cid" xmlns:w16="http://schemas.microsoft.com/office/word/2018/wordml" xmlns:w16sdtdh="http://schemas.microsoft.com/office/word/2020/wordml/sdtdatahash" xmlns:w16se="http://schemas.microsoft.com/office/word/2015/wordml/symex" xmlns:wpg="http://schemas.microsoft.com/office/word/2010/wordprocessingGroup" xmlns:wpi="http://schemas.microsoft.com/office/word/2010/wordprocessingInk" xmlns:wne="http://schemas.microsoft.com/office/word/2006/wordml" xmlns:wps="http://schemas.microsoft.com/office/word/2010/wordprocessingShape" mc:Ignorable="w14 w15 w16se w16cid w16 w16cex w16sdtdh wp14">
+<w:endnotes xmlns:wpc="http://schemas.microsoft.com/office/word/2010/wordprocessingCanvas" xmlns:cx="http://schemas.microsoft.com/office/drawing/2014/chartex" xmlns:cx1="http://schemas.microsoft.com/office/drawing/2015/9/8/chartex" xmlns:cx2="http://schemas.microsoft.com/office/drawing/2015/10/21/chartex" xmlns:cx3="http://schemas.microsoft.com/office/drawing/2016/5/9/chartex" xmlns:cx4="http://schemas.microsoft.com/office/drawing/2016/5/10/chartex" xmlns:cx5="http://schemas.microsoft.com/office/drawing/2016/5/11/chartex" xmlns:cx6="http://schemas.microsoft.com/office/drawing/2016/5/12/chartex" xmlns:cx7="http://schemas.microsoft.com/office/drawing/2016/5/13/chartex" xmlns:cx8="http://schemas.microsoft.com/office/drawing/2016/5/14/chartex" xmlns:mc="http://schemas.openxmlformats.org/markup-compatibility/2006" xmlns:aink="http://schemas.microsoft.com/office/drawing/2016/ink" xmlns:am3d="http://schemas.microsoft.com/office/drawing/2017/model3d" xmlns:o="urn:schemas-microsoft-com:office:office" xmlns:r="http://schemas.openxmlformats.org/officeDocument/2006/relationships" xmlns:m="http://schemas.openxmlformats.org/officeDocument/2006/math" xmlns:v="urn:schemas-microsoft-com:vml" xmlns:wp14="http://schemas.microsoft.com/office/word/2010/wordprocessingDrawing" xmlns:wp="http://schemas.openxmlformats.org/drawingml/2006/wordprocessingDrawing" xmlns:w10="urn:schemas-microsoft-com:office:word" xmlns:w="http://schemas.openxmlformats.org/wordprocessingml/2006/main" xmlns:w14="http://schemas.microsoft.com/office/word/2010/wordml" xmlns:w15="http://schemas.microsoft.com/office/word/2012/wordml" xmlns:w16cex="http://schemas.microsoft.com/office/word/2018/wordml/cex" xmlns:w16cid="http://schemas.microsoft.com/office/word/2016/wordml/cid" xmlns:w16="http://schemas.microsoft.com/office/word/2018/wordml" xmlns:w16sdtdh="http://schemas.microsoft.com/office/word/2020/wordml/sdtdatahash" xmlns:w16se="http://schemas.microsoft.com/office/word/2015/wordml/symex" xmlns:wpg="http://schemas.microsoft.com/office/word/2010/wordprocessingGroup" xmlns:wpi="http://schemas.microsoft.com/office/word/2010/wordprocessingInk" xmlns:wne="http://schemas.microsoft.com/office/word/2006/wordml" xmlns:wps="http://schemas.microsoft.com/office/word/2010/wordprocessingShape" mc:Ignorable="w14 w15 w16se w16cid w16 w16cex w16sdtdh wp14">
   <w:endnote w:type="separator" w:id="-1">
     <w:p>
       <w:pPr>
@@ -50720,7 +50916,7 @@
 </file>
 
 <file path=word/footer1.xml><?xml version="1.0" encoding="utf-8"?>
-<w:ftr xmlns:wpc="http://schemas.microsoft.com/office/word/2010/wordprocessingCanvas" xmlns:cx="http://schemas.microsoft.com/office/drawing/2014/chartex" xmlns:cx1="http://schemas.microsoft.com/office/drawing/2015/9/8/chartex" xmlns:cx2="http://schemas.microsoft.com/office/drawing/2015/10/21/chartex" xmlns:cx3="http://schemas.microsoft.com/office/drawing/2016/5/9/chartex" xmlns:cx4="http://schemas.microsoft.com/office/drawing/2016/5/10/chartex" xmlns:cx5="http://schemas.microsoft.com/office/drawing/2016/5/11/chartex" xmlns:cx6="http://schemas.microsoft.com/office/drawing/2016/5/12/chartex" xmlns:cx7="http://schemas.microsoft.com/office/drawing/2016/5/13/chartex" xmlns:cx8="http://schemas.microsoft.com/office/drawing/2016/5/14/chartex" xmlns:mc="http://schemas.openxmlformats.org/markup-compatibility/2006" xmlns:aink="http://schemas.microsoft.com/office/drawing/2016/ink" xmlns:am3d="http://schemas.microsoft.com/office/drawing/2017/model3d" xmlns:o="urn:schemas-microsoft-com:office:office" xmlns:oel="http://schemas.microsoft.com/office/2019/extlst" xmlns:r="http://schemas.openxmlformats.org/officeDocument/2006/relationships" xmlns:m="http://schemas.openxmlformats.org/officeDocument/2006/math" xmlns:v="urn:schemas-microsoft-com:vml" xmlns:wp14="http://schemas.microsoft.com/office/word/2010/wordprocessingDrawing" xmlns:wp="http://schemas.openxmlformats.org/drawingml/2006/wordprocessingDrawing" xmlns:w10="urn:schemas-microsoft-com:office:word" xmlns:w="http://schemas.openxmlformats.org/wordprocessingml/2006/main" xmlns:w14="http://schemas.microsoft.com/office/word/2010/wordml" xmlns:w15="http://schemas.microsoft.com/office/word/2012/wordml" xmlns:w16cex="http://schemas.microsoft.com/office/word/2018/wordml/cex" xmlns:w16cid="http://schemas.microsoft.com/office/word/2016/wordml/cid" xmlns:w16="http://schemas.microsoft.com/office/word/2018/wordml" xmlns:w16sdtdh="http://schemas.microsoft.com/office/word/2020/wordml/sdtdatahash" xmlns:w16se="http://schemas.microsoft.com/office/word/2015/wordml/symex" xmlns:wpg="http://schemas.microsoft.com/office/word/2010/wordprocessingGroup" xmlns:wpi="http://schemas.microsoft.com/office/word/2010/wordprocessingInk" xmlns:wne="http://schemas.microsoft.com/office/word/2006/wordml" xmlns:wps="http://schemas.microsoft.com/office/word/2010/wordprocessingShape" mc:Ignorable="w14 w15 w16se w16cid w16 w16cex w16sdtdh wp14">
+<w:ftr xmlns:wpc="http://schemas.microsoft.com/office/word/2010/wordprocessingCanvas" xmlns:cx="http://schemas.microsoft.com/office/drawing/2014/chartex" xmlns:cx1="http://schemas.microsoft.com/office/drawing/2015/9/8/chartex" xmlns:cx2="http://schemas.microsoft.com/office/drawing/2015/10/21/chartex" xmlns:cx3="http://schemas.microsoft.com/office/drawing/2016/5/9/chartex" xmlns:cx4="http://schemas.microsoft.com/office/drawing/2016/5/10/chartex" xmlns:cx5="http://schemas.microsoft.com/office/drawing/2016/5/11/chartex" xmlns:cx6="http://schemas.microsoft.com/office/drawing/2016/5/12/chartex" xmlns:cx7="http://schemas.microsoft.com/office/drawing/2016/5/13/chartex" xmlns:cx8="http://schemas.microsoft.com/office/drawing/2016/5/14/chartex" xmlns:mc="http://schemas.openxmlformats.org/markup-compatibility/2006" xmlns:aink="http://schemas.microsoft.com/office/drawing/2016/ink" xmlns:am3d="http://schemas.microsoft.com/office/drawing/2017/model3d" xmlns:o="urn:schemas-microsoft-com:office:office" xmlns:r="http://schemas.openxmlformats.org/officeDocument/2006/relationships" xmlns:m="http://schemas.openxmlformats.org/officeDocument/2006/math" xmlns:v="urn:schemas-microsoft-com:vml" xmlns:wp14="http://schemas.microsoft.com/office/word/2010/wordprocessingDrawing" xmlns:wp="http://schemas.openxmlformats.org/drawingml/2006/wordprocessingDrawing" xmlns:w10="urn:schemas-microsoft-com:office:word" xmlns:w="http://schemas.openxmlformats.org/wordprocessingml/2006/main" xmlns:w14="http://schemas.microsoft.com/office/word/2010/wordml" xmlns:w15="http://schemas.microsoft.com/office/word/2012/wordml" xmlns:w16cex="http://schemas.microsoft.com/office/word/2018/wordml/cex" xmlns:w16cid="http://schemas.microsoft.com/office/word/2016/wordml/cid" xmlns:w16="http://schemas.microsoft.com/office/word/2018/wordml" xmlns:w16sdtdh="http://schemas.microsoft.com/office/word/2020/wordml/sdtdatahash" xmlns:w16se="http://schemas.microsoft.com/office/word/2015/wordml/symex" xmlns:wpg="http://schemas.microsoft.com/office/word/2010/wordprocessingGroup" xmlns:wpi="http://schemas.microsoft.com/office/word/2010/wordprocessingInk" xmlns:wne="http://schemas.microsoft.com/office/word/2006/wordml" xmlns:wps="http://schemas.microsoft.com/office/word/2010/wordprocessingShape" mc:Ignorable="w14 w15 w16se w16cid w16 w16cex w16sdtdh wp14">
   <w:sdt>
     <w:sdtPr>
       <w:id w:val="1794328282"/>
@@ -50794,7 +50990,7 @@
 </file>
 
 <file path=word/footnotes.xml><?xml version="1.0" encoding="utf-8"?>
-<w:footnotes xmlns:wpc="http://schemas.microsoft.com/office/word/2010/wordprocessingCanvas" xmlns:cx="http://schemas.microsoft.com/office/drawing/2014/chartex" xmlns:cx1="http://schemas.microsoft.com/office/drawing/2015/9/8/chartex" xmlns:cx2="http://schemas.microsoft.com/office/drawing/2015/10/21/chartex" xmlns:cx3="http://schemas.microsoft.com/office/drawing/2016/5/9/chartex" xmlns:cx4="http://schemas.microsoft.com/office/drawing/2016/5/10/chartex" xmlns:cx5="http://schemas.microsoft.com/office/drawing/2016/5/11/chartex" xmlns:cx6="http://schemas.microsoft.com/office/drawing/2016/5/12/chartex" xmlns:cx7="http://schemas.microsoft.com/office/drawing/2016/5/13/chartex" xmlns:cx8="http://schemas.microsoft.com/office/drawing/2016/5/14/chartex" xmlns:mc="http://schemas.openxmlformats.org/markup-compatibility/2006" xmlns:aink="http://schemas.microsoft.com/office/drawing/2016/ink" xmlns:am3d="http://schemas.microsoft.com/office/drawing/2017/model3d" xmlns:o="urn:schemas-microsoft-com:office:office" xmlns:oel="http://schemas.microsoft.com/office/2019/extlst" xmlns:r="http://schemas.openxmlformats.org/officeDocument/2006/relationships" xmlns:m="http://schemas.openxmlformats.org/officeDocument/2006/math" xmlns:v="urn:schemas-microsoft-com:vml" xmlns:wp14="http://schemas.microsoft.com/office/word/2010/wordprocessingDrawing" xmlns:wp="http://schemas.openxmlformats.org/drawingml/2006/wordprocessingDrawing" xmlns:w10="urn:schemas-microsoft-com:office:word" xmlns:w="http://schemas.openxmlformats.org/wordprocessingml/2006/main" xmlns:w14="http://schemas.microsoft.com/office/word/2010/wordml" xmlns:w15="http://schemas.microsoft.com/office/word/2012/wordml" xmlns:w16cex="http://schemas.microsoft.com/office/word/2018/wordml/cex" xmlns:w16cid="http://schemas.microsoft.com/office/word/2016/wordml/cid" xmlns:w16="http://schemas.microsoft.com/office/word/2018/wordml" xmlns:w16sdtdh="http://schemas.microsoft.com/office/word/2020/wordml/sdtdatahash" xmlns:w16se="http://schemas.microsoft.com/office/word/2015/wordml/symex" xmlns:wpg="http://schemas.microsoft.com/office/word/2010/wordprocessingGroup" xmlns:wpi="http://schemas.microsoft.com/office/word/2010/wordprocessingInk" xmlns:wne="http://schemas.microsoft.com/office/word/2006/wordml" xmlns:wps="http://schemas.microsoft.com/office/word/2010/wordprocessingShape" mc:Ignorable="w14 w15 w16se w16cid w16 w16cex w16sdtdh wp14">
+<w:footnotes xmlns:wpc="http://schemas.microsoft.com/office/word/2010/wordprocessingCanvas" xmlns:cx="http://schemas.microsoft.com/office/drawing/2014/chartex" xmlns:cx1="http://schemas.microsoft.com/office/drawing/2015/9/8/chartex" xmlns:cx2="http://schemas.microsoft.com/office/drawing/2015/10/21/chartex" xmlns:cx3="http://schemas.microsoft.com/office/drawing/2016/5/9/chartex" xmlns:cx4="http://schemas.microsoft.com/office/drawing/2016/5/10/chartex" xmlns:cx5="http://schemas.microsoft.com/office/drawing/2016/5/11/chartex" xmlns:cx6="http://schemas.microsoft.com/office/drawing/2016/5/12/chartex" xmlns:cx7="http://schemas.microsoft.com/office/drawing/2016/5/13/chartex" xmlns:cx8="http://schemas.microsoft.com/office/drawing/2016/5/14/chartex" xmlns:mc="http://schemas.openxmlformats.org/markup-compatibility/2006" xmlns:aink="http://schemas.microsoft.com/office/drawing/2016/ink" xmlns:am3d="http://schemas.microsoft.com/office/drawing/2017/model3d" xmlns:o="urn:schemas-microsoft-com:office:office" xmlns:r="http://schemas.openxmlformats.org/officeDocument/2006/relationships" xmlns:m="http://schemas.openxmlformats.org/officeDocument/2006/math" xmlns:v="urn:schemas-microsoft-com:vml" xmlns:wp14="http://schemas.microsoft.com/office/word/2010/wordprocessingDrawing" xmlns:wp="http://schemas.openxmlformats.org/drawingml/2006/wordprocessingDrawing" xmlns:w10="urn:schemas-microsoft-com:office:word" xmlns:w="http://schemas.openxmlformats.org/wordprocessingml/2006/main" xmlns:w14="http://schemas.microsoft.com/office/word/2010/wordml" xmlns:w15="http://schemas.microsoft.com/office/word/2012/wordml" xmlns:w16cex="http://schemas.microsoft.com/office/word/2018/wordml/cex" xmlns:w16cid="http://schemas.microsoft.com/office/word/2016/wordml/cid" xmlns:w16="http://schemas.microsoft.com/office/word/2018/wordml" xmlns:w16sdtdh="http://schemas.microsoft.com/office/word/2020/wordml/sdtdatahash" xmlns:w16se="http://schemas.microsoft.com/office/word/2015/wordml/symex" xmlns:wpg="http://schemas.microsoft.com/office/word/2010/wordprocessingGroup" xmlns:wpi="http://schemas.microsoft.com/office/word/2010/wordprocessingInk" xmlns:wne="http://schemas.microsoft.com/office/word/2006/wordml" xmlns:wps="http://schemas.microsoft.com/office/word/2010/wordprocessingShape" mc:Ignorable="w14 w15 w16se w16cid w16 w16cex w16sdtdh wp14">
   <w:footnote w:type="separator" w:id="-1">
     <w:p>
       <w:pPr>
@@ -50819,7 +51015,7 @@
 </file>
 
 <file path=word/numbering.xml><?xml version="1.0" encoding="utf-8"?>
-<w:numbering xmlns:wpc="http://schemas.microsoft.com/office/word/2010/wordprocessingCanvas" xmlns:cx="http://schemas.microsoft.com/office/drawing/2014/chartex" xmlns:cx1="http://schemas.microsoft.com/office/drawing/2015/9/8/chartex" xmlns:cx2="http://schemas.microsoft.com/office/drawing/2015/10/21/chartex" xmlns:cx3="http://schemas.microsoft.com/office/drawing/2016/5/9/chartex" xmlns:cx4="http://schemas.microsoft.com/office/drawing/2016/5/10/chartex" xmlns:cx5="http://schemas.microsoft.com/office/drawing/2016/5/11/chartex" xmlns:cx6="http://schemas.microsoft.com/office/drawing/2016/5/12/chartex" xmlns:cx7="http://schemas.microsoft.com/office/drawing/2016/5/13/chartex" xmlns:cx8="http://schemas.microsoft.com/office/drawing/2016/5/14/chartex" xmlns:mc="http://schemas.openxmlformats.org/markup-compatibility/2006" xmlns:aink="http://schemas.microsoft.com/office/drawing/2016/ink" xmlns:am3d="http://schemas.microsoft.com/office/drawing/2017/model3d" xmlns:o="urn:schemas-microsoft-com:office:office" xmlns:oel="http://schemas.microsoft.com/office/2019/extlst" xmlns:r="http://schemas.openxmlformats.org/officeDocument/2006/relationships" xmlns:m="http://schemas.openxmlformats.org/officeDocument/2006/math" xmlns:v="urn:schemas-microsoft-com:vml" xmlns:wp14="http://schemas.microsoft.com/office/word/2010/wordprocessingDrawing" xmlns:wp="http://schemas.openxmlformats.org/drawingml/2006/wordprocessingDrawing" xmlns:w10="urn:schemas-microsoft-com:office:word" xmlns:w="http://schemas.openxmlformats.org/wordprocessingml/2006/main" xmlns:w14="http://schemas.microsoft.com/office/word/2010/wordml" xmlns:w15="http://schemas.microsoft.com/office/word/2012/wordml" xmlns:w16cex="http://schemas.microsoft.com/office/word/2018/wordml/cex" xmlns:w16cid="http://schemas.microsoft.com/office/word/2016/wordml/cid" xmlns:w16="http://schemas.microsoft.com/office/word/2018/wordml" xmlns:w16sdtdh="http://schemas.microsoft.com/office/word/2020/wordml/sdtdatahash" xmlns:w16se="http://schemas.microsoft.com/office/word/2015/wordml/symex" xmlns:wpg="http://schemas.microsoft.com/office/word/2010/wordprocessingGroup" xmlns:wpi="http://schemas.microsoft.com/office/word/2010/wordprocessingInk" xmlns:wne="http://schemas.microsoft.com/office/word/2006/wordml" xmlns:wps="http://schemas.microsoft.com/office/word/2010/wordprocessingShape" mc:Ignorable="w14 w15 w16se w16cid w16 w16cex w16sdtdh wp14">
+<w:numbering xmlns:wpc="http://schemas.microsoft.com/office/word/2010/wordprocessingCanvas" xmlns:cx="http://schemas.microsoft.com/office/drawing/2014/chartex" xmlns:cx1="http://schemas.microsoft.com/office/drawing/2015/9/8/chartex" xmlns:cx2="http://schemas.microsoft.com/office/drawing/2015/10/21/chartex" xmlns:cx3="http://schemas.microsoft.com/office/drawing/2016/5/9/chartex" xmlns:cx4="http://schemas.microsoft.com/office/drawing/2016/5/10/chartex" xmlns:cx5="http://schemas.microsoft.com/office/drawing/2016/5/11/chartex" xmlns:cx6="http://schemas.microsoft.com/office/drawing/2016/5/12/chartex" xmlns:cx7="http://schemas.microsoft.com/office/drawing/2016/5/13/chartex" xmlns:cx8="http://schemas.microsoft.com/office/drawing/2016/5/14/chartex" xmlns:mc="http://schemas.openxmlformats.org/markup-compatibility/2006" xmlns:aink="http://schemas.microsoft.com/office/drawing/2016/ink" xmlns:am3d="http://schemas.microsoft.com/office/drawing/2017/model3d" xmlns:o="urn:schemas-microsoft-com:office:office" xmlns:r="http://schemas.openxmlformats.org/officeDocument/2006/relationships" xmlns:m="http://schemas.openxmlformats.org/officeDocument/2006/math" xmlns:v="urn:schemas-microsoft-com:vml" xmlns:wp14="http://schemas.microsoft.com/office/word/2010/wordprocessingDrawing" xmlns:wp="http://schemas.openxmlformats.org/drawingml/2006/wordprocessingDrawing" xmlns:w10="urn:schemas-microsoft-com:office:word" xmlns:w="http://schemas.openxmlformats.org/wordprocessingml/2006/main" xmlns:w14="http://schemas.microsoft.com/office/word/2010/wordml" xmlns:w15="http://schemas.microsoft.com/office/word/2012/wordml" xmlns:w16cex="http://schemas.microsoft.com/office/word/2018/wordml/cex" xmlns:w16cid="http://schemas.microsoft.com/office/word/2016/wordml/cid" xmlns:w16="http://schemas.microsoft.com/office/word/2018/wordml" xmlns:w16sdtdh="http://schemas.microsoft.com/office/word/2020/wordml/sdtdatahash" xmlns:w16se="http://schemas.microsoft.com/office/word/2015/wordml/symex" xmlns:wpg="http://schemas.microsoft.com/office/word/2010/wordprocessingGroup" xmlns:wpi="http://schemas.microsoft.com/office/word/2010/wordprocessingInk" xmlns:wne="http://schemas.microsoft.com/office/word/2006/wordml" xmlns:wps="http://schemas.microsoft.com/office/word/2010/wordprocessingShape" mc:Ignorable="w14 w15 w16se w16cid w16 w16cex w16sdtdh wp14">
   <w:abstractNum w:abstractNumId="0" w15:restartNumberingAfterBreak="0">
     <w:nsid w:val="12591D33"/>
     <w:multiLevelType w:val="multilevel"/>
@@ -51538,22 +51734,22 @@
       </w:pPr>
     </w:lvl>
   </w:abstractNum>
-  <w:num w:numId="1" w16cid:durableId="1260718441">
+  <w:num w:numId="1">
     <w:abstractNumId w:val="3"/>
   </w:num>
-  <w:num w:numId="2" w16cid:durableId="2065835883">
+  <w:num w:numId="2">
     <w:abstractNumId w:val="0"/>
   </w:num>
-  <w:num w:numId="3" w16cid:durableId="2053768019">
+  <w:num w:numId="3">
     <w:abstractNumId w:val="4"/>
   </w:num>
-  <w:num w:numId="4" w16cid:durableId="1056472318">
+  <w:num w:numId="4">
     <w:abstractNumId w:val="5"/>
   </w:num>
-  <w:num w:numId="5" w16cid:durableId="546257134">
+  <w:num w:numId="5">
     <w:abstractNumId w:val="1"/>
   </w:num>
-  <w:num w:numId="6" w16cid:durableId="328680900">
+  <w:num w:numId="6">
     <w:abstractNumId w:val="2"/>
   </w:num>
   <w:numIdMacAtCleanup w:val="6"/>
@@ -52166,6 +52362,7 @@
   <w:style w:type="character" w:default="1" w:styleId="a0">
     <w:name w:val="Default Paragraph Font"/>
     <w:uiPriority w:val="1"/>
+    <w:semiHidden/>
     <w:unhideWhenUsed/>
   </w:style>
   <w:style w:type="table" w:default="1" w:styleId="a1">
